--- a/task/java/java2_week05_상속(2)_과제.docx
+++ b/task/java/java2_week05_상속(2)_과제.docx
@@ -114,7 +114,7 @@
           <w:p>
             <w:pPr>
               <w:rPr>
-                <w:rFonts w:asciiTheme="minorEastAsia" w:hAnsiTheme="minorEastAsia" w:hint="eastAsia"/>
+                <w:rFonts w:asciiTheme="minorEastAsia" w:hAnsiTheme="minorEastAsia"/>
                 <w:szCs w:val="20"/>
               </w:rPr>
             </w:pPr>
@@ -148,7 +148,7 @@
           <w:p>
             <w:pPr>
               <w:rPr>
-                <w:rFonts w:asciiTheme="minorEastAsia" w:hAnsiTheme="minorEastAsia" w:hint="eastAsia"/>
+                <w:rFonts w:asciiTheme="minorEastAsia" w:hAnsiTheme="minorEastAsia"/>
                 <w:szCs w:val="20"/>
               </w:rPr>
             </w:pPr>
@@ -527,8 +527,19 @@
           <w:sz w:val="20"/>
           <w:szCs w:val="20"/>
         </w:rPr>
-        <w:t>) { }</w:t>
-      </w:r>
+        <w:t xml:space="preserve">) </w:t>
+      </w:r>
+      <w:proofErr w:type="gramStart"/>
+      <w:r>
+        <w:rPr>
+          <w:rFonts w:asciiTheme="majorEastAsia" w:eastAsiaTheme="majorEastAsia" w:hAnsiTheme="majorEastAsia" w:hint="eastAsia"/>
+          <w:color w:val="000000"/>
+          <w:sz w:val="20"/>
+          <w:szCs w:val="20"/>
+        </w:rPr>
+        <w:t>{ }</w:t>
+      </w:r>
+      <w:proofErr w:type="gramEnd"/>
     </w:p>
     <w:p>
       <w:pPr>
@@ -649,7 +660,17 @@
           <w:sz w:val="20"/>
           <w:szCs w:val="20"/>
         </w:rPr>
-        <w:t xml:space="preserve">) { </w:t>
+        <w:t xml:space="preserve">) </w:t>
+      </w:r>
+      <w:proofErr w:type="gramStart"/>
+      <w:r>
+        <w:rPr>
+          <w:rFonts w:asciiTheme="majorEastAsia" w:eastAsiaTheme="majorEastAsia" w:hAnsiTheme="majorEastAsia" w:hint="eastAsia"/>
+          <w:color w:val="000000"/>
+          <w:sz w:val="20"/>
+          <w:szCs w:val="20"/>
+        </w:rPr>
+        <w:t xml:space="preserve">{ </w:t>
       </w:r>
       <w:proofErr w:type="spellStart"/>
       <w:r>
@@ -683,6 +704,7 @@
         <w:t>.println</w:t>
       </w:r>
       <w:proofErr w:type="spellEnd"/>
+      <w:proofErr w:type="gramEnd"/>
       <w:r>
         <w:rPr>
           <w:rFonts w:asciiTheme="majorEastAsia" w:eastAsiaTheme="majorEastAsia" w:hAnsiTheme="majorEastAsia" w:hint="eastAsia"/>
@@ -702,6 +724,7 @@
         <w:t>"</w:t>
       </w:r>
       <w:proofErr w:type="spellStart"/>
+      <w:proofErr w:type="gramStart"/>
       <w:r>
         <w:rPr>
           <w:rFonts w:asciiTheme="majorEastAsia" w:eastAsiaTheme="majorEastAsia" w:hAnsiTheme="majorEastAsia" w:hint="eastAsia"/>
@@ -719,7 +742,17 @@
           <w:sz w:val="20"/>
           <w:szCs w:val="20"/>
         </w:rPr>
-        <w:t xml:space="preserve"> : A2"</w:t>
+        <w:t xml:space="preserve"> :</w:t>
+      </w:r>
+      <w:proofErr w:type="gramEnd"/>
+      <w:r>
+        <w:rPr>
+          <w:rFonts w:asciiTheme="majorEastAsia" w:eastAsiaTheme="majorEastAsia" w:hAnsiTheme="majorEastAsia" w:hint="eastAsia"/>
+          <w:color w:val="2A00FF"/>
+          <w:sz w:val="20"/>
+          <w:szCs w:val="20"/>
+        </w:rPr>
+        <w:t xml:space="preserve"> A2"</w:t>
       </w:r>
       <w:r>
         <w:rPr>
@@ -728,8 +761,19 @@
           <w:sz w:val="20"/>
           <w:szCs w:val="20"/>
         </w:rPr>
-        <w:t>); }</w:t>
-      </w:r>
+        <w:t>)</w:t>
+      </w:r>
+      <w:proofErr w:type="gramStart"/>
+      <w:r>
+        <w:rPr>
+          <w:rFonts w:asciiTheme="majorEastAsia" w:eastAsiaTheme="majorEastAsia" w:hAnsiTheme="majorEastAsia" w:hint="eastAsia"/>
+          <w:color w:val="000000"/>
+          <w:sz w:val="20"/>
+          <w:szCs w:val="20"/>
+        </w:rPr>
+        <w:t>; }</w:t>
+      </w:r>
+      <w:proofErr w:type="gramEnd"/>
     </w:p>
     <w:p>
       <w:pPr>
@@ -869,8 +913,19 @@
           <w:sz w:val="20"/>
           <w:szCs w:val="20"/>
         </w:rPr>
-        <w:t>) { }</w:t>
-      </w:r>
+        <w:t xml:space="preserve">) </w:t>
+      </w:r>
+      <w:proofErr w:type="gramStart"/>
+      <w:r>
+        <w:rPr>
+          <w:rFonts w:asciiTheme="majorEastAsia" w:eastAsiaTheme="majorEastAsia" w:hAnsiTheme="majorEastAsia" w:hint="eastAsia"/>
+          <w:color w:val="000000"/>
+          <w:sz w:val="20"/>
+          <w:szCs w:val="20"/>
+        </w:rPr>
+        <w:t>{ }</w:t>
+      </w:r>
+      <w:proofErr w:type="gramEnd"/>
     </w:p>
     <w:p>
       <w:pPr>
@@ -1010,7 +1065,17 @@
           <w:sz w:val="20"/>
           <w:szCs w:val="20"/>
         </w:rPr>
-        <w:t xml:space="preserve">) { </w:t>
+        <w:t xml:space="preserve">) </w:t>
+      </w:r>
+      <w:proofErr w:type="gramStart"/>
+      <w:r>
+        <w:rPr>
+          <w:rFonts w:asciiTheme="majorEastAsia" w:eastAsiaTheme="majorEastAsia" w:hAnsiTheme="majorEastAsia" w:hint="eastAsia"/>
+          <w:color w:val="000000"/>
+          <w:sz w:val="20"/>
+          <w:szCs w:val="20"/>
+        </w:rPr>
+        <w:t xml:space="preserve">{ </w:t>
       </w:r>
       <w:proofErr w:type="spellStart"/>
       <w:r>
@@ -1044,6 +1109,7 @@
         <w:t>.println</w:t>
       </w:r>
       <w:proofErr w:type="spellEnd"/>
+      <w:proofErr w:type="gramEnd"/>
       <w:r>
         <w:rPr>
           <w:rFonts w:asciiTheme="majorEastAsia" w:eastAsiaTheme="majorEastAsia" w:hAnsiTheme="majorEastAsia" w:hint="eastAsia"/>
@@ -1063,6 +1129,7 @@
         <w:t>"</w:t>
       </w:r>
       <w:proofErr w:type="spellStart"/>
+      <w:proofErr w:type="gramStart"/>
       <w:r>
         <w:rPr>
           <w:rFonts w:asciiTheme="majorEastAsia" w:eastAsiaTheme="majorEastAsia" w:hAnsiTheme="majorEastAsia" w:hint="eastAsia"/>
@@ -1080,7 +1147,17 @@
           <w:sz w:val="20"/>
           <w:szCs w:val="20"/>
         </w:rPr>
-        <w:t xml:space="preserve"> : A4"</w:t>
+        <w:t xml:space="preserve"> :</w:t>
+      </w:r>
+      <w:proofErr w:type="gramEnd"/>
+      <w:r>
+        <w:rPr>
+          <w:rFonts w:asciiTheme="majorEastAsia" w:eastAsiaTheme="majorEastAsia" w:hAnsiTheme="majorEastAsia" w:hint="eastAsia"/>
+          <w:color w:val="2A00FF"/>
+          <w:sz w:val="20"/>
+          <w:szCs w:val="20"/>
+        </w:rPr>
+        <w:t xml:space="preserve"> A4"</w:t>
       </w:r>
       <w:r>
         <w:rPr>
@@ -1089,8 +1166,19 @@
           <w:sz w:val="20"/>
           <w:szCs w:val="20"/>
         </w:rPr>
-        <w:t>); }</w:t>
-      </w:r>
+        <w:t>)</w:t>
+      </w:r>
+      <w:proofErr w:type="gramStart"/>
+      <w:r>
+        <w:rPr>
+          <w:rFonts w:asciiTheme="majorEastAsia" w:eastAsiaTheme="majorEastAsia" w:hAnsiTheme="majorEastAsia" w:hint="eastAsia"/>
+          <w:color w:val="000000"/>
+          <w:sz w:val="20"/>
+          <w:szCs w:val="20"/>
+        </w:rPr>
+        <w:t>; }</w:t>
+      </w:r>
+      <w:proofErr w:type="gramEnd"/>
     </w:p>
     <w:p>
       <w:pPr>
@@ -1360,7 +1448,27 @@
           <w:sz w:val="20"/>
           <w:szCs w:val="20"/>
         </w:rPr>
-        <w:t xml:space="preserve"> { } </w:t>
+        <w:t xml:space="preserve"> </w:t>
+      </w:r>
+      <w:proofErr w:type="gramStart"/>
+      <w:r>
+        <w:rPr>
+          <w:rFonts w:asciiTheme="majorEastAsia" w:eastAsiaTheme="majorEastAsia" w:hAnsiTheme="majorEastAsia" w:hint="eastAsia"/>
+          <w:color w:val="000000"/>
+          <w:sz w:val="20"/>
+          <w:szCs w:val="20"/>
+        </w:rPr>
+        <w:t>{ }</w:t>
+      </w:r>
+      <w:proofErr w:type="gramEnd"/>
+      <w:r>
+        <w:rPr>
+          <w:rFonts w:asciiTheme="majorEastAsia" w:eastAsiaTheme="majorEastAsia" w:hAnsiTheme="majorEastAsia" w:hint="eastAsia"/>
+          <w:color w:val="000000"/>
+          <w:sz w:val="20"/>
+          <w:szCs w:val="20"/>
+        </w:rPr>
+        <w:t xml:space="preserve"> </w:t>
       </w:r>
     </w:p>
     <w:p>
@@ -1482,7 +1590,17 @@
           <w:sz w:val="20"/>
           <w:szCs w:val="20"/>
         </w:rPr>
-        <w:t xml:space="preserve">) { </w:t>
+        <w:t xml:space="preserve">) </w:t>
+      </w:r>
+      <w:proofErr w:type="gramStart"/>
+      <w:r>
+        <w:rPr>
+          <w:rFonts w:asciiTheme="majorEastAsia" w:eastAsiaTheme="majorEastAsia" w:hAnsiTheme="majorEastAsia" w:hint="eastAsia"/>
+          <w:color w:val="000000"/>
+          <w:sz w:val="20"/>
+          <w:szCs w:val="20"/>
+        </w:rPr>
+        <w:t xml:space="preserve">{ </w:t>
       </w:r>
       <w:proofErr w:type="spellStart"/>
       <w:r>
@@ -1516,6 +1634,7 @@
         <w:t>.println</w:t>
       </w:r>
       <w:proofErr w:type="spellEnd"/>
+      <w:proofErr w:type="gramEnd"/>
       <w:r>
         <w:rPr>
           <w:rFonts w:asciiTheme="majorEastAsia" w:eastAsiaTheme="majorEastAsia" w:hAnsiTheme="majorEastAsia" w:hint="eastAsia"/>
@@ -1535,6 +1654,7 @@
         <w:t>"</w:t>
       </w:r>
       <w:proofErr w:type="spellStart"/>
+      <w:proofErr w:type="gramStart"/>
       <w:r>
         <w:rPr>
           <w:rFonts w:asciiTheme="majorEastAsia" w:eastAsiaTheme="majorEastAsia" w:hAnsiTheme="majorEastAsia" w:hint="eastAsia"/>
@@ -1552,7 +1672,17 @@
           <w:sz w:val="20"/>
           <w:szCs w:val="20"/>
         </w:rPr>
-        <w:t xml:space="preserve"> : B2"</w:t>
+        <w:t xml:space="preserve"> :</w:t>
+      </w:r>
+      <w:proofErr w:type="gramEnd"/>
+      <w:r>
+        <w:rPr>
+          <w:rFonts w:asciiTheme="majorEastAsia" w:eastAsiaTheme="majorEastAsia" w:hAnsiTheme="majorEastAsia" w:hint="eastAsia"/>
+          <w:color w:val="2A00FF"/>
+          <w:sz w:val="20"/>
+          <w:szCs w:val="20"/>
+        </w:rPr>
+        <w:t xml:space="preserve"> B2"</w:t>
       </w:r>
       <w:r>
         <w:rPr>
@@ -1561,8 +1691,19 @@
           <w:sz w:val="20"/>
           <w:szCs w:val="20"/>
         </w:rPr>
-        <w:t>); }</w:t>
-      </w:r>
+        <w:t>)</w:t>
+      </w:r>
+      <w:proofErr w:type="gramStart"/>
+      <w:r>
+        <w:rPr>
+          <w:rFonts w:asciiTheme="majorEastAsia" w:eastAsiaTheme="majorEastAsia" w:hAnsiTheme="majorEastAsia" w:hint="eastAsia"/>
+          <w:color w:val="000000"/>
+          <w:sz w:val="20"/>
+          <w:szCs w:val="20"/>
+        </w:rPr>
+        <w:t>; }</w:t>
+      </w:r>
+      <w:proofErr w:type="gramEnd"/>
     </w:p>
     <w:p>
       <w:pPr>
@@ -1698,7 +1839,27 @@
           <w:sz w:val="20"/>
           <w:szCs w:val="20"/>
         </w:rPr>
-        <w:t xml:space="preserve"> { } </w:t>
+        <w:t xml:space="preserve"> </w:t>
+      </w:r>
+      <w:proofErr w:type="gramStart"/>
+      <w:r>
+        <w:rPr>
+          <w:rFonts w:asciiTheme="majorEastAsia" w:eastAsiaTheme="majorEastAsia" w:hAnsiTheme="majorEastAsia" w:hint="eastAsia"/>
+          <w:color w:val="000000"/>
+          <w:sz w:val="20"/>
+          <w:szCs w:val="20"/>
+        </w:rPr>
+        <w:t>{ }</w:t>
+      </w:r>
+      <w:proofErr w:type="gramEnd"/>
+      <w:r>
+        <w:rPr>
+          <w:rFonts w:asciiTheme="majorEastAsia" w:eastAsiaTheme="majorEastAsia" w:hAnsiTheme="majorEastAsia" w:hint="eastAsia"/>
+          <w:color w:val="000000"/>
+          <w:sz w:val="20"/>
+          <w:szCs w:val="20"/>
+        </w:rPr>
+        <w:t xml:space="preserve"> </w:t>
       </w:r>
     </w:p>
     <w:p>
@@ -1839,7 +2000,17 @@
           <w:sz w:val="20"/>
           <w:szCs w:val="20"/>
         </w:rPr>
-        <w:t xml:space="preserve">) { </w:t>
+        <w:t xml:space="preserve">) </w:t>
+      </w:r>
+      <w:proofErr w:type="gramStart"/>
+      <w:r>
+        <w:rPr>
+          <w:rFonts w:asciiTheme="majorEastAsia" w:eastAsiaTheme="majorEastAsia" w:hAnsiTheme="majorEastAsia" w:hint="eastAsia"/>
+          <w:color w:val="000000"/>
+          <w:sz w:val="20"/>
+          <w:szCs w:val="20"/>
+        </w:rPr>
+        <w:t xml:space="preserve">{ </w:t>
       </w:r>
       <w:proofErr w:type="spellStart"/>
       <w:r>
@@ -1873,6 +2044,7 @@
         <w:t>.println</w:t>
       </w:r>
       <w:proofErr w:type="spellEnd"/>
+      <w:proofErr w:type="gramEnd"/>
       <w:r>
         <w:rPr>
           <w:rFonts w:asciiTheme="majorEastAsia" w:eastAsiaTheme="majorEastAsia" w:hAnsiTheme="majorEastAsia" w:hint="eastAsia"/>
@@ -1892,6 +2064,7 @@
         <w:t>"</w:t>
       </w:r>
       <w:proofErr w:type="spellStart"/>
+      <w:proofErr w:type="gramStart"/>
       <w:r>
         <w:rPr>
           <w:rFonts w:asciiTheme="majorEastAsia" w:eastAsiaTheme="majorEastAsia" w:hAnsiTheme="majorEastAsia" w:hint="eastAsia"/>
@@ -1909,7 +2082,17 @@
           <w:sz w:val="20"/>
           <w:szCs w:val="20"/>
         </w:rPr>
-        <w:t xml:space="preserve"> :B4"</w:t>
+        <w:t xml:space="preserve"> :B</w:t>
+      </w:r>
+      <w:proofErr w:type="gramEnd"/>
+      <w:r>
+        <w:rPr>
+          <w:rFonts w:asciiTheme="majorEastAsia" w:eastAsiaTheme="majorEastAsia" w:hAnsiTheme="majorEastAsia" w:hint="eastAsia"/>
+          <w:color w:val="2A00FF"/>
+          <w:sz w:val="20"/>
+          <w:szCs w:val="20"/>
+        </w:rPr>
+        <w:t>4"</w:t>
       </w:r>
       <w:r>
         <w:rPr>
@@ -1918,8 +2101,19 @@
           <w:sz w:val="20"/>
           <w:szCs w:val="20"/>
         </w:rPr>
-        <w:t>); }</w:t>
-      </w:r>
+        <w:t>)</w:t>
+      </w:r>
+      <w:proofErr w:type="gramStart"/>
+      <w:r>
+        <w:rPr>
+          <w:rFonts w:asciiTheme="majorEastAsia" w:eastAsiaTheme="majorEastAsia" w:hAnsiTheme="majorEastAsia" w:hint="eastAsia"/>
+          <w:color w:val="000000"/>
+          <w:sz w:val="20"/>
+          <w:szCs w:val="20"/>
+        </w:rPr>
+        <w:t>; }</w:t>
+      </w:r>
+      <w:proofErr w:type="gramEnd"/>
     </w:p>
     <w:p>
       <w:pPr>
@@ -2096,6 +2290,7 @@
         <w:t xml:space="preserve">String </w:t>
       </w:r>
       <w:proofErr w:type="spellStart"/>
+      <w:proofErr w:type="gramStart"/>
       <w:r>
         <w:rPr>
           <w:rFonts w:asciiTheme="majorEastAsia" w:eastAsiaTheme="majorEastAsia" w:hAnsiTheme="majorEastAsia" w:hint="eastAsia"/>
@@ -2113,7 +2308,17 @@
           <w:sz w:val="20"/>
           <w:szCs w:val="20"/>
         </w:rPr>
-        <w:t>[]) {</w:t>
+        <w:t>[</w:t>
+      </w:r>
+      <w:proofErr w:type="gramEnd"/>
+      <w:r>
+        <w:rPr>
+          <w:rFonts w:asciiTheme="majorEastAsia" w:eastAsiaTheme="majorEastAsia" w:hAnsiTheme="majorEastAsia" w:hint="eastAsia"/>
+          <w:color w:val="000000"/>
+          <w:sz w:val="20"/>
+          <w:szCs w:val="20"/>
+        </w:rPr>
+        <w:t>]) {</w:t>
       </w:r>
     </w:p>
     <w:p>
@@ -2223,18 +2428,9 @@
           <w:sz w:val="20"/>
           <w:szCs w:val="20"/>
         </w:rPr>
-        <w:t>(</w:t>
+        <w:t>();</w:t>
       </w:r>
       <w:proofErr w:type="gramEnd"/>
-      <w:r>
-        <w:rPr>
-          <w:rFonts w:asciiTheme="majorEastAsia" w:eastAsiaTheme="majorEastAsia" w:hAnsiTheme="majorEastAsia" w:hint="eastAsia"/>
-          <w:color w:val="000000"/>
-          <w:sz w:val="20"/>
-          <w:szCs w:val="20"/>
-        </w:rPr>
-        <w:t>);</w:t>
-      </w:r>
     </w:p>
     <w:p>
       <w:pPr>
@@ -2343,18 +2539,9 @@
           <w:sz w:val="20"/>
           <w:szCs w:val="20"/>
         </w:rPr>
-        <w:t>(</w:t>
+        <w:t>();</w:t>
       </w:r>
       <w:proofErr w:type="gramEnd"/>
-      <w:r>
-        <w:rPr>
-          <w:rFonts w:asciiTheme="majorEastAsia" w:eastAsiaTheme="majorEastAsia" w:hAnsiTheme="majorEastAsia" w:hint="eastAsia"/>
-          <w:color w:val="000000"/>
-          <w:sz w:val="20"/>
-          <w:szCs w:val="20"/>
-        </w:rPr>
-        <w:t>);</w:t>
-      </w:r>
     </w:p>
     <w:p>
       <w:pPr>
@@ -2463,18 +2650,9 @@
           <w:sz w:val="20"/>
           <w:szCs w:val="20"/>
         </w:rPr>
-        <w:t>(</w:t>
+        <w:t>();</w:t>
       </w:r>
       <w:proofErr w:type="gramEnd"/>
-      <w:r>
-        <w:rPr>
-          <w:rFonts w:asciiTheme="majorEastAsia" w:eastAsiaTheme="majorEastAsia" w:hAnsiTheme="majorEastAsia" w:hint="eastAsia"/>
-          <w:color w:val="000000"/>
-          <w:sz w:val="20"/>
-          <w:szCs w:val="20"/>
-        </w:rPr>
-        <w:t>);</w:t>
-      </w:r>
     </w:p>
     <w:p>
       <w:pPr>
@@ -2702,7 +2880,27 @@
           <w:sz w:val="20"/>
           <w:szCs w:val="20"/>
         </w:rPr>
-        <w:t xml:space="preserve">(0); </w:t>
+        <w:t>(0</w:t>
+      </w:r>
+      <w:proofErr w:type="gramStart"/>
+      <w:r>
+        <w:rPr>
+          <w:rFonts w:asciiTheme="majorEastAsia" w:eastAsiaTheme="majorEastAsia" w:hAnsiTheme="majorEastAsia" w:hint="eastAsia"/>
+          <w:color w:val="000000"/>
+          <w:sz w:val="20"/>
+          <w:szCs w:val="20"/>
+        </w:rPr>
+        <w:t>);</w:t>
+      </w:r>
+      <w:proofErr w:type="gramEnd"/>
+      <w:r>
+        <w:rPr>
+          <w:rFonts w:asciiTheme="majorEastAsia" w:eastAsiaTheme="majorEastAsia" w:hAnsiTheme="majorEastAsia" w:hint="eastAsia"/>
+          <w:color w:val="000000"/>
+          <w:sz w:val="20"/>
+          <w:szCs w:val="20"/>
+        </w:rPr>
+        <w:t xml:space="preserve"> </w:t>
       </w:r>
       <w:r>
         <w:rPr>
@@ -2774,7 +2972,27 @@
           <w:sz w:val="20"/>
           <w:szCs w:val="20"/>
         </w:rPr>
-        <w:t xml:space="preserve">(0);  </w:t>
+        <w:t>(0</w:t>
+      </w:r>
+      <w:proofErr w:type="gramStart"/>
+      <w:r>
+        <w:rPr>
+          <w:rFonts w:asciiTheme="majorEastAsia" w:eastAsiaTheme="majorEastAsia" w:hAnsiTheme="majorEastAsia" w:hint="eastAsia"/>
+          <w:color w:val="000000"/>
+          <w:sz w:val="20"/>
+          <w:szCs w:val="20"/>
+        </w:rPr>
+        <w:t>);</w:t>
+      </w:r>
+      <w:proofErr w:type="gramEnd"/>
+      <w:r>
+        <w:rPr>
+          <w:rFonts w:asciiTheme="majorEastAsia" w:eastAsiaTheme="majorEastAsia" w:hAnsiTheme="majorEastAsia" w:hint="eastAsia"/>
+          <w:color w:val="000000"/>
+          <w:sz w:val="20"/>
+          <w:szCs w:val="20"/>
+        </w:rPr>
+        <w:t xml:space="preserve">  </w:t>
       </w:r>
     </w:p>
     <w:p>
@@ -2837,7 +3055,27 @@
           <w:sz w:val="20"/>
           <w:szCs w:val="20"/>
         </w:rPr>
-        <w:t xml:space="preserve">(0); </w:t>
+        <w:t>(0</w:t>
+      </w:r>
+      <w:proofErr w:type="gramStart"/>
+      <w:r>
+        <w:rPr>
+          <w:rFonts w:asciiTheme="majorEastAsia" w:eastAsiaTheme="majorEastAsia" w:hAnsiTheme="majorEastAsia" w:hint="eastAsia"/>
+          <w:color w:val="000000"/>
+          <w:sz w:val="20"/>
+          <w:szCs w:val="20"/>
+        </w:rPr>
+        <w:t>);</w:t>
+      </w:r>
+      <w:proofErr w:type="gramEnd"/>
+      <w:r>
+        <w:rPr>
+          <w:rFonts w:asciiTheme="majorEastAsia" w:eastAsiaTheme="majorEastAsia" w:hAnsiTheme="majorEastAsia" w:hint="eastAsia"/>
+          <w:color w:val="000000"/>
+          <w:sz w:val="20"/>
+          <w:szCs w:val="20"/>
+        </w:rPr>
+        <w:t xml:space="preserve"> </w:t>
       </w:r>
     </w:p>
     <w:p>
@@ -3164,8 +3402,18 @@
                 <w:color w:val="000000" w:themeColor="text1"/>
                 <w:szCs w:val="20"/>
               </w:rPr>
-              <w:t>) { }</w:t>
-            </w:r>
+              <w:t xml:space="preserve">) </w:t>
+            </w:r>
+            <w:proofErr w:type="gramStart"/>
+            <w:r>
+              <w:rPr>
+                <w:rFonts w:asciiTheme="minorEastAsia" w:hAnsiTheme="minorEastAsia"/>
+                <w:color w:val="000000" w:themeColor="text1"/>
+                <w:szCs w:val="20"/>
+              </w:rPr>
+              <w:t>{ }</w:t>
+            </w:r>
+            <w:proofErr w:type="gramEnd"/>
           </w:p>
           <w:p>
             <w:pPr>
@@ -3229,7 +3477,16 @@
                 <w:color w:val="000000" w:themeColor="text1"/>
                 <w:szCs w:val="20"/>
               </w:rPr>
-              <w:t xml:space="preserve">) { </w:t>
+              <w:t xml:space="preserve">) </w:t>
+            </w:r>
+            <w:proofErr w:type="gramStart"/>
+            <w:r>
+              <w:rPr>
+                <w:rFonts w:asciiTheme="minorEastAsia" w:hAnsiTheme="minorEastAsia"/>
+                <w:color w:val="000000" w:themeColor="text1"/>
+                <w:szCs w:val="20"/>
+              </w:rPr>
+              <w:t xml:space="preserve">{ </w:t>
             </w:r>
             <w:proofErr w:type="spellStart"/>
             <w:r>
@@ -3241,6 +3498,7 @@
               <w:t>System.out.println</w:t>
             </w:r>
             <w:proofErr w:type="spellEnd"/>
+            <w:proofErr w:type="gramEnd"/>
             <w:r>
               <w:rPr>
                 <w:rFonts w:asciiTheme="minorEastAsia" w:hAnsiTheme="minorEastAsia"/>
@@ -3250,6 +3508,7 @@
               <w:t>("</w:t>
             </w:r>
             <w:proofErr w:type="spellStart"/>
+            <w:proofErr w:type="gramStart"/>
             <w:r>
               <w:rPr>
                 <w:rFonts w:asciiTheme="minorEastAsia" w:hAnsiTheme="minorEastAsia"/>
@@ -3265,8 +3524,27 @@
                 <w:color w:val="000000" w:themeColor="text1"/>
                 <w:szCs w:val="20"/>
               </w:rPr>
-              <w:t xml:space="preserve"> : A2"); }</w:t>
-            </w:r>
+              <w:t xml:space="preserve"> :</w:t>
+            </w:r>
+            <w:proofErr w:type="gramEnd"/>
+            <w:r>
+              <w:rPr>
+                <w:rFonts w:asciiTheme="minorEastAsia" w:hAnsiTheme="minorEastAsia"/>
+                <w:color w:val="000000" w:themeColor="text1"/>
+                <w:szCs w:val="20"/>
+              </w:rPr>
+              <w:t xml:space="preserve"> A2")</w:t>
+            </w:r>
+            <w:proofErr w:type="gramStart"/>
+            <w:r>
+              <w:rPr>
+                <w:rFonts w:asciiTheme="minorEastAsia" w:hAnsiTheme="minorEastAsia"/>
+                <w:color w:val="000000" w:themeColor="text1"/>
+                <w:szCs w:val="20"/>
+              </w:rPr>
+              <w:t>; }</w:t>
+            </w:r>
+            <w:proofErr w:type="gramEnd"/>
           </w:p>
           <w:p>
             <w:pPr>
@@ -3330,8 +3608,18 @@
                 <w:color w:val="000000" w:themeColor="text1"/>
                 <w:szCs w:val="20"/>
               </w:rPr>
-              <w:t>) { }</w:t>
-            </w:r>
+              <w:t xml:space="preserve">) </w:t>
+            </w:r>
+            <w:proofErr w:type="gramStart"/>
+            <w:r>
+              <w:rPr>
+                <w:rFonts w:asciiTheme="minorEastAsia" w:hAnsiTheme="minorEastAsia"/>
+                <w:color w:val="000000" w:themeColor="text1"/>
+                <w:szCs w:val="20"/>
+              </w:rPr>
+              <w:t>{ }</w:t>
+            </w:r>
+            <w:proofErr w:type="gramEnd"/>
           </w:p>
           <w:p>
             <w:pPr>
@@ -3395,7 +3683,16 @@
                 <w:color w:val="000000" w:themeColor="text1"/>
                 <w:szCs w:val="20"/>
               </w:rPr>
-              <w:t xml:space="preserve">) { </w:t>
+              <w:t xml:space="preserve">) </w:t>
+            </w:r>
+            <w:proofErr w:type="gramStart"/>
+            <w:r>
+              <w:rPr>
+                <w:rFonts w:asciiTheme="minorEastAsia" w:hAnsiTheme="minorEastAsia"/>
+                <w:color w:val="000000" w:themeColor="text1"/>
+                <w:szCs w:val="20"/>
+              </w:rPr>
+              <w:t xml:space="preserve">{ </w:t>
             </w:r>
             <w:proofErr w:type="spellStart"/>
             <w:r>
@@ -3407,6 +3704,7 @@
               <w:t>System.out.println</w:t>
             </w:r>
             <w:proofErr w:type="spellEnd"/>
+            <w:proofErr w:type="gramEnd"/>
             <w:r>
               <w:rPr>
                 <w:rFonts w:asciiTheme="minorEastAsia" w:hAnsiTheme="minorEastAsia"/>
@@ -3416,6 +3714,7 @@
               <w:t>("</w:t>
             </w:r>
             <w:proofErr w:type="spellStart"/>
+            <w:proofErr w:type="gramStart"/>
             <w:r>
               <w:rPr>
                 <w:rFonts w:asciiTheme="minorEastAsia" w:hAnsiTheme="minorEastAsia"/>
@@ -3431,8 +3730,27 @@
                 <w:color w:val="000000" w:themeColor="text1"/>
                 <w:szCs w:val="20"/>
               </w:rPr>
-              <w:t xml:space="preserve"> : A4"); }</w:t>
-            </w:r>
+              <w:t xml:space="preserve"> :</w:t>
+            </w:r>
+            <w:proofErr w:type="gramEnd"/>
+            <w:r>
+              <w:rPr>
+                <w:rFonts w:asciiTheme="minorEastAsia" w:hAnsiTheme="minorEastAsia"/>
+                <w:color w:val="000000" w:themeColor="text1"/>
+                <w:szCs w:val="20"/>
+              </w:rPr>
+              <w:t xml:space="preserve"> A4")</w:t>
+            </w:r>
+            <w:proofErr w:type="gramStart"/>
+            <w:r>
+              <w:rPr>
+                <w:rFonts w:asciiTheme="minorEastAsia" w:hAnsiTheme="minorEastAsia"/>
+                <w:color w:val="000000" w:themeColor="text1"/>
+                <w:szCs w:val="20"/>
+              </w:rPr>
+              <w:t>; }</w:t>
+            </w:r>
+            <w:proofErr w:type="gramEnd"/>
           </w:p>
           <w:p>
             <w:pPr>
@@ -3568,7 +3886,25 @@
                 <w:color w:val="000000" w:themeColor="text1"/>
                 <w:szCs w:val="20"/>
               </w:rPr>
-              <w:t xml:space="preserve">) { } </w:t>
+              <w:t xml:space="preserve">) </w:t>
+            </w:r>
+            <w:proofErr w:type="gramStart"/>
+            <w:r>
+              <w:rPr>
+                <w:rFonts w:asciiTheme="minorEastAsia" w:hAnsiTheme="minorEastAsia"/>
+                <w:color w:val="000000" w:themeColor="text1"/>
+                <w:szCs w:val="20"/>
+              </w:rPr>
+              <w:t>{ }</w:t>
+            </w:r>
+            <w:proofErr w:type="gramEnd"/>
+            <w:r>
+              <w:rPr>
+                <w:rFonts w:asciiTheme="minorEastAsia" w:hAnsiTheme="minorEastAsia"/>
+                <w:color w:val="000000" w:themeColor="text1"/>
+                <w:szCs w:val="20"/>
+              </w:rPr>
+              <w:t xml:space="preserve"> </w:t>
             </w:r>
           </w:p>
           <w:p>
@@ -3633,7 +3969,16 @@
                 <w:color w:val="000000" w:themeColor="text1"/>
                 <w:szCs w:val="20"/>
               </w:rPr>
-              <w:t xml:space="preserve">) { </w:t>
+              <w:t xml:space="preserve">) </w:t>
+            </w:r>
+            <w:proofErr w:type="gramStart"/>
+            <w:r>
+              <w:rPr>
+                <w:rFonts w:asciiTheme="minorEastAsia" w:hAnsiTheme="minorEastAsia"/>
+                <w:color w:val="000000" w:themeColor="text1"/>
+                <w:szCs w:val="20"/>
+              </w:rPr>
+              <w:t xml:space="preserve">{ </w:t>
             </w:r>
             <w:proofErr w:type="spellStart"/>
             <w:r>
@@ -3645,6 +3990,7 @@
               <w:t>System.out.println</w:t>
             </w:r>
             <w:proofErr w:type="spellEnd"/>
+            <w:proofErr w:type="gramEnd"/>
             <w:r>
               <w:rPr>
                 <w:rFonts w:asciiTheme="minorEastAsia" w:hAnsiTheme="minorEastAsia"/>
@@ -3654,6 +4000,7 @@
               <w:t>("</w:t>
             </w:r>
             <w:proofErr w:type="spellStart"/>
+            <w:proofErr w:type="gramStart"/>
             <w:r>
               <w:rPr>
                 <w:rFonts w:asciiTheme="minorEastAsia" w:hAnsiTheme="minorEastAsia"/>
@@ -3669,8 +4016,27 @@
                 <w:color w:val="000000" w:themeColor="text1"/>
                 <w:szCs w:val="20"/>
               </w:rPr>
-              <w:t xml:space="preserve"> : B2"); }</w:t>
-            </w:r>
+              <w:t xml:space="preserve"> :</w:t>
+            </w:r>
+            <w:proofErr w:type="gramEnd"/>
+            <w:r>
+              <w:rPr>
+                <w:rFonts w:asciiTheme="minorEastAsia" w:hAnsiTheme="minorEastAsia"/>
+                <w:color w:val="000000" w:themeColor="text1"/>
+                <w:szCs w:val="20"/>
+              </w:rPr>
+              <w:t xml:space="preserve"> B2")</w:t>
+            </w:r>
+            <w:proofErr w:type="gramStart"/>
+            <w:r>
+              <w:rPr>
+                <w:rFonts w:asciiTheme="minorEastAsia" w:hAnsiTheme="minorEastAsia"/>
+                <w:color w:val="000000" w:themeColor="text1"/>
+                <w:szCs w:val="20"/>
+              </w:rPr>
+              <w:t>; }</w:t>
+            </w:r>
+            <w:proofErr w:type="gramEnd"/>
           </w:p>
           <w:p>
             <w:pPr>
@@ -3735,7 +4101,25 @@
                 <w:color w:val="000000" w:themeColor="text1"/>
                 <w:szCs w:val="20"/>
               </w:rPr>
-              <w:t xml:space="preserve">) { } </w:t>
+              <w:t xml:space="preserve">) </w:t>
+            </w:r>
+            <w:proofErr w:type="gramStart"/>
+            <w:r>
+              <w:rPr>
+                <w:rFonts w:asciiTheme="minorEastAsia" w:hAnsiTheme="minorEastAsia"/>
+                <w:color w:val="000000" w:themeColor="text1"/>
+                <w:szCs w:val="20"/>
+              </w:rPr>
+              <w:t>{ }</w:t>
+            </w:r>
+            <w:proofErr w:type="gramEnd"/>
+            <w:r>
+              <w:rPr>
+                <w:rFonts w:asciiTheme="minorEastAsia" w:hAnsiTheme="minorEastAsia"/>
+                <w:color w:val="000000" w:themeColor="text1"/>
+                <w:szCs w:val="20"/>
+              </w:rPr>
+              <w:t xml:space="preserve"> </w:t>
             </w:r>
           </w:p>
           <w:p>
@@ -3800,7 +4184,16 @@
                 <w:color w:val="000000" w:themeColor="text1"/>
                 <w:szCs w:val="20"/>
               </w:rPr>
-              <w:t xml:space="preserve">) { </w:t>
+              <w:t xml:space="preserve">) </w:t>
+            </w:r>
+            <w:proofErr w:type="gramStart"/>
+            <w:r>
+              <w:rPr>
+                <w:rFonts w:asciiTheme="minorEastAsia" w:hAnsiTheme="minorEastAsia"/>
+                <w:color w:val="000000" w:themeColor="text1"/>
+                <w:szCs w:val="20"/>
+              </w:rPr>
+              <w:t xml:space="preserve">{ </w:t>
             </w:r>
             <w:proofErr w:type="spellStart"/>
             <w:r>
@@ -3812,6 +4205,7 @@
               <w:t>System.out.println</w:t>
             </w:r>
             <w:proofErr w:type="spellEnd"/>
+            <w:proofErr w:type="gramEnd"/>
             <w:r>
               <w:rPr>
                 <w:rFonts w:asciiTheme="minorEastAsia" w:hAnsiTheme="minorEastAsia"/>
@@ -3821,6 +4215,7 @@
               <w:t>("</w:t>
             </w:r>
             <w:proofErr w:type="spellStart"/>
+            <w:proofErr w:type="gramStart"/>
             <w:r>
               <w:rPr>
                 <w:rFonts w:asciiTheme="minorEastAsia" w:hAnsiTheme="minorEastAsia"/>
@@ -3836,8 +4231,27 @@
                 <w:color w:val="000000" w:themeColor="text1"/>
                 <w:szCs w:val="20"/>
               </w:rPr>
-              <w:t xml:space="preserve"> :B4"); }</w:t>
-            </w:r>
+              <w:t xml:space="preserve"> :B</w:t>
+            </w:r>
+            <w:proofErr w:type="gramEnd"/>
+            <w:r>
+              <w:rPr>
+                <w:rFonts w:asciiTheme="minorEastAsia" w:hAnsiTheme="minorEastAsia"/>
+                <w:color w:val="000000" w:themeColor="text1"/>
+                <w:szCs w:val="20"/>
+              </w:rPr>
+              <w:t>4")</w:t>
+            </w:r>
+            <w:proofErr w:type="gramStart"/>
+            <w:r>
+              <w:rPr>
+                <w:rFonts w:asciiTheme="minorEastAsia" w:hAnsiTheme="minorEastAsia"/>
+                <w:color w:val="000000" w:themeColor="text1"/>
+                <w:szCs w:val="20"/>
+              </w:rPr>
+              <w:t>; }</w:t>
+            </w:r>
+            <w:proofErr w:type="gramEnd"/>
           </w:p>
           <w:p>
             <w:pPr>
@@ -3912,6 +4326,7 @@
               <w:t xml:space="preserve">String </w:t>
             </w:r>
             <w:proofErr w:type="spellStart"/>
+            <w:proofErr w:type="gramStart"/>
             <w:r>
               <w:rPr>
                 <w:rFonts w:asciiTheme="minorEastAsia" w:hAnsiTheme="minorEastAsia"/>
@@ -3927,7 +4342,16 @@
                 <w:color w:val="000000" w:themeColor="text1"/>
                 <w:szCs w:val="20"/>
               </w:rPr>
-              <w:t>[]) {</w:t>
+              <w:t>[</w:t>
+            </w:r>
+            <w:proofErr w:type="gramEnd"/>
+            <w:r>
+              <w:rPr>
+                <w:rFonts w:asciiTheme="minorEastAsia" w:hAnsiTheme="minorEastAsia"/>
+                <w:color w:val="000000" w:themeColor="text1"/>
+                <w:szCs w:val="20"/>
+              </w:rPr>
+              <w:t>]) {</w:t>
             </w:r>
           </w:p>
           <w:p>
@@ -3990,17 +4414,9 @@
                 <w:color w:val="000000" w:themeColor="text1"/>
                 <w:szCs w:val="20"/>
               </w:rPr>
-              <w:t>(</w:t>
+              <w:t>();</w:t>
             </w:r>
             <w:proofErr w:type="gramEnd"/>
-            <w:r>
-              <w:rPr>
-                <w:rFonts w:asciiTheme="minorEastAsia" w:hAnsiTheme="minorEastAsia"/>
-                <w:color w:val="000000" w:themeColor="text1"/>
-                <w:szCs w:val="20"/>
-              </w:rPr>
-              <w:t>);</w:t>
-            </w:r>
           </w:p>
           <w:p>
             <w:pPr>
@@ -4062,17 +4478,9 @@
                 <w:color w:val="000000" w:themeColor="text1"/>
                 <w:szCs w:val="20"/>
               </w:rPr>
-              <w:t>(</w:t>
+              <w:t>();</w:t>
             </w:r>
             <w:proofErr w:type="gramEnd"/>
-            <w:r>
-              <w:rPr>
-                <w:rFonts w:asciiTheme="minorEastAsia" w:hAnsiTheme="minorEastAsia"/>
-                <w:color w:val="000000" w:themeColor="text1"/>
-                <w:szCs w:val="20"/>
-              </w:rPr>
-              <w:t>);</w:t>
-            </w:r>
           </w:p>
           <w:p>
             <w:pPr>
@@ -4134,17 +4542,9 @@
                 <w:color w:val="000000" w:themeColor="text1"/>
                 <w:szCs w:val="20"/>
               </w:rPr>
-              <w:t>(</w:t>
+              <w:t>();</w:t>
             </w:r>
             <w:proofErr w:type="gramEnd"/>
-            <w:r>
-              <w:rPr>
-                <w:rFonts w:asciiTheme="minorEastAsia" w:hAnsiTheme="minorEastAsia"/>
-                <w:color w:val="000000" w:themeColor="text1"/>
-                <w:szCs w:val="20"/>
-              </w:rPr>
-              <w:t>);</w:t>
-            </w:r>
           </w:p>
           <w:p>
             <w:pPr>
@@ -4313,7 +4713,25 @@
                 <w:color w:val="000000" w:themeColor="text1"/>
                 <w:szCs w:val="20"/>
               </w:rPr>
-              <w:t xml:space="preserve">(0); </w:t>
+              <w:t>(0</w:t>
+            </w:r>
+            <w:proofErr w:type="gramStart"/>
+            <w:r>
+              <w:rPr>
+                <w:rFonts w:asciiTheme="minorEastAsia" w:hAnsiTheme="minorEastAsia"/>
+                <w:color w:val="000000" w:themeColor="text1"/>
+                <w:szCs w:val="20"/>
+              </w:rPr>
+              <w:t>);</w:t>
+            </w:r>
+            <w:proofErr w:type="gramEnd"/>
+            <w:r>
+              <w:rPr>
+                <w:rFonts w:asciiTheme="minorEastAsia" w:hAnsiTheme="minorEastAsia"/>
+                <w:color w:val="000000" w:themeColor="text1"/>
+                <w:szCs w:val="20"/>
+              </w:rPr>
+              <w:t xml:space="preserve"> </w:t>
             </w:r>
             <w:r>
               <w:rPr>
@@ -4367,7 +4785,25 @@
                 <w:color w:val="000000" w:themeColor="text1"/>
                 <w:szCs w:val="20"/>
               </w:rPr>
-              <w:t xml:space="preserve">(0);  </w:t>
+              <w:t>(0</w:t>
+            </w:r>
+            <w:proofErr w:type="gramStart"/>
+            <w:r>
+              <w:rPr>
+                <w:rFonts w:asciiTheme="minorEastAsia" w:hAnsiTheme="minorEastAsia"/>
+                <w:color w:val="000000" w:themeColor="text1"/>
+                <w:szCs w:val="20"/>
+              </w:rPr>
+              <w:t>);</w:t>
+            </w:r>
+            <w:proofErr w:type="gramEnd"/>
+            <w:r>
+              <w:rPr>
+                <w:rFonts w:asciiTheme="minorEastAsia" w:hAnsiTheme="minorEastAsia"/>
+                <w:color w:val="000000" w:themeColor="text1"/>
+                <w:szCs w:val="20"/>
+              </w:rPr>
+              <w:t xml:space="preserve">  </w:t>
             </w:r>
           </w:p>
           <w:p>
@@ -4413,7 +4849,25 @@
                 <w:color w:val="000000" w:themeColor="text1"/>
                 <w:szCs w:val="20"/>
               </w:rPr>
-              <w:t xml:space="preserve">(0); </w:t>
+              <w:t>(0</w:t>
+            </w:r>
+            <w:proofErr w:type="gramStart"/>
+            <w:r>
+              <w:rPr>
+                <w:rFonts w:asciiTheme="minorEastAsia" w:hAnsiTheme="minorEastAsia"/>
+                <w:color w:val="000000" w:themeColor="text1"/>
+                <w:szCs w:val="20"/>
+              </w:rPr>
+              <w:t>);</w:t>
+            </w:r>
+            <w:proofErr w:type="gramEnd"/>
+            <w:r>
+              <w:rPr>
+                <w:rFonts w:asciiTheme="minorEastAsia" w:hAnsiTheme="minorEastAsia"/>
+                <w:color w:val="000000" w:themeColor="text1"/>
+                <w:szCs w:val="20"/>
+              </w:rPr>
+              <w:t xml:space="preserve"> </w:t>
             </w:r>
           </w:p>
           <w:p>
@@ -5771,7 +6225,16 @@
                 <w:color w:val="000000" w:themeColor="text1"/>
                 <w:szCs w:val="20"/>
               </w:rPr>
-              <w:t xml:space="preserve">) { </w:t>
+              <w:t xml:space="preserve">) </w:t>
+            </w:r>
+            <w:proofErr w:type="gramStart"/>
+            <w:r>
+              <w:rPr>
+                <w:rFonts w:asciiTheme="minorEastAsia" w:hAnsiTheme="minorEastAsia"/>
+                <w:color w:val="000000" w:themeColor="text1"/>
+                <w:szCs w:val="20"/>
+              </w:rPr>
+              <w:t xml:space="preserve">{ </w:t>
             </w:r>
             <w:proofErr w:type="spellStart"/>
             <w:r>
@@ -5783,6 +6246,7 @@
               <w:t>System.out.println</w:t>
             </w:r>
             <w:proofErr w:type="spellEnd"/>
+            <w:proofErr w:type="gramEnd"/>
             <w:r>
               <w:rPr>
                 <w:rFonts w:asciiTheme="minorEastAsia" w:hAnsiTheme="minorEastAsia"/>
@@ -5792,6 +6256,7 @@
               <w:t>("</w:t>
             </w:r>
             <w:proofErr w:type="spellStart"/>
+            <w:proofErr w:type="gramStart"/>
             <w:r>
               <w:rPr>
                 <w:rFonts w:asciiTheme="minorEastAsia" w:hAnsiTheme="minorEastAsia"/>
@@ -5807,8 +6272,27 @@
                 <w:color w:val="000000" w:themeColor="text1"/>
                 <w:szCs w:val="20"/>
               </w:rPr>
-              <w:t xml:space="preserve"> : A1"); }</w:t>
-            </w:r>
+              <w:t xml:space="preserve"> :</w:t>
+            </w:r>
+            <w:proofErr w:type="gramEnd"/>
+            <w:r>
+              <w:rPr>
+                <w:rFonts w:asciiTheme="minorEastAsia" w:hAnsiTheme="minorEastAsia"/>
+                <w:color w:val="000000" w:themeColor="text1"/>
+                <w:szCs w:val="20"/>
+              </w:rPr>
+              <w:t xml:space="preserve"> A1")</w:t>
+            </w:r>
+            <w:proofErr w:type="gramStart"/>
+            <w:r>
+              <w:rPr>
+                <w:rFonts w:asciiTheme="minorEastAsia" w:hAnsiTheme="minorEastAsia"/>
+                <w:color w:val="000000" w:themeColor="text1"/>
+                <w:szCs w:val="20"/>
+              </w:rPr>
+              <w:t>; }</w:t>
+            </w:r>
+            <w:proofErr w:type="gramEnd"/>
           </w:p>
           <w:p>
             <w:pPr>
@@ -5871,7 +6355,16 @@
                 <w:color w:val="000000" w:themeColor="text1"/>
                 <w:szCs w:val="20"/>
               </w:rPr>
-              <w:t xml:space="preserve">) { </w:t>
+              <w:t xml:space="preserve">) </w:t>
+            </w:r>
+            <w:proofErr w:type="gramStart"/>
+            <w:r>
+              <w:rPr>
+                <w:rFonts w:asciiTheme="minorEastAsia" w:hAnsiTheme="minorEastAsia"/>
+                <w:color w:val="000000" w:themeColor="text1"/>
+                <w:szCs w:val="20"/>
+              </w:rPr>
+              <w:t xml:space="preserve">{ </w:t>
             </w:r>
             <w:proofErr w:type="spellStart"/>
             <w:r>
@@ -5883,6 +6376,7 @@
               <w:t>System.out.println</w:t>
             </w:r>
             <w:proofErr w:type="spellEnd"/>
+            <w:proofErr w:type="gramEnd"/>
             <w:r>
               <w:rPr>
                 <w:rFonts w:asciiTheme="minorEastAsia" w:hAnsiTheme="minorEastAsia"/>
@@ -5892,6 +6386,7 @@
               <w:t>("</w:t>
             </w:r>
             <w:proofErr w:type="spellStart"/>
+            <w:proofErr w:type="gramStart"/>
             <w:r>
               <w:rPr>
                 <w:rFonts w:asciiTheme="minorEastAsia" w:hAnsiTheme="minorEastAsia"/>
@@ -5907,8 +6402,27 @@
                 <w:color w:val="000000" w:themeColor="text1"/>
                 <w:szCs w:val="20"/>
               </w:rPr>
-              <w:t xml:space="preserve"> : A2"); }</w:t>
-            </w:r>
+              <w:t xml:space="preserve"> :</w:t>
+            </w:r>
+            <w:proofErr w:type="gramEnd"/>
+            <w:r>
+              <w:rPr>
+                <w:rFonts w:asciiTheme="minorEastAsia" w:hAnsiTheme="minorEastAsia"/>
+                <w:color w:val="000000" w:themeColor="text1"/>
+                <w:szCs w:val="20"/>
+              </w:rPr>
+              <w:t xml:space="preserve"> A2")</w:t>
+            </w:r>
+            <w:proofErr w:type="gramStart"/>
+            <w:r>
+              <w:rPr>
+                <w:rFonts w:asciiTheme="minorEastAsia" w:hAnsiTheme="minorEastAsia"/>
+                <w:color w:val="000000" w:themeColor="text1"/>
+                <w:szCs w:val="20"/>
+              </w:rPr>
+              <w:t>; }</w:t>
+            </w:r>
+            <w:proofErr w:type="gramEnd"/>
           </w:p>
           <w:p>
             <w:pPr>
@@ -5971,7 +6485,16 @@
                 <w:color w:val="000000" w:themeColor="text1"/>
                 <w:szCs w:val="20"/>
               </w:rPr>
-              <w:t xml:space="preserve">) { </w:t>
+              <w:t xml:space="preserve">) </w:t>
+            </w:r>
+            <w:proofErr w:type="gramStart"/>
+            <w:r>
+              <w:rPr>
+                <w:rFonts w:asciiTheme="minorEastAsia" w:hAnsiTheme="minorEastAsia"/>
+                <w:color w:val="000000" w:themeColor="text1"/>
+                <w:szCs w:val="20"/>
+              </w:rPr>
+              <w:t xml:space="preserve">{ </w:t>
             </w:r>
             <w:proofErr w:type="spellStart"/>
             <w:r>
@@ -5983,6 +6506,7 @@
               <w:t>System.out.println</w:t>
             </w:r>
             <w:proofErr w:type="spellEnd"/>
+            <w:proofErr w:type="gramEnd"/>
             <w:r>
               <w:rPr>
                 <w:rFonts w:asciiTheme="minorEastAsia" w:hAnsiTheme="minorEastAsia"/>
@@ -5992,6 +6516,7 @@
               <w:t>("</w:t>
             </w:r>
             <w:proofErr w:type="spellStart"/>
+            <w:proofErr w:type="gramStart"/>
             <w:r>
               <w:rPr>
                 <w:rFonts w:asciiTheme="minorEastAsia" w:hAnsiTheme="minorEastAsia"/>
@@ -6007,8 +6532,27 @@
                 <w:color w:val="000000" w:themeColor="text1"/>
                 <w:szCs w:val="20"/>
               </w:rPr>
-              <w:t xml:space="preserve"> : A3"); }</w:t>
-            </w:r>
+              <w:t xml:space="preserve"> :</w:t>
+            </w:r>
+            <w:proofErr w:type="gramEnd"/>
+            <w:r>
+              <w:rPr>
+                <w:rFonts w:asciiTheme="minorEastAsia" w:hAnsiTheme="minorEastAsia"/>
+                <w:color w:val="000000" w:themeColor="text1"/>
+                <w:szCs w:val="20"/>
+              </w:rPr>
+              <w:t xml:space="preserve"> A3")</w:t>
+            </w:r>
+            <w:proofErr w:type="gramStart"/>
+            <w:r>
+              <w:rPr>
+                <w:rFonts w:asciiTheme="minorEastAsia" w:hAnsiTheme="minorEastAsia"/>
+                <w:color w:val="000000" w:themeColor="text1"/>
+                <w:szCs w:val="20"/>
+              </w:rPr>
+              <w:t>; }</w:t>
+            </w:r>
+            <w:proofErr w:type="gramEnd"/>
           </w:p>
           <w:p>
             <w:pPr>
@@ -6071,7 +6615,16 @@
                 <w:color w:val="000000" w:themeColor="text1"/>
                 <w:szCs w:val="20"/>
               </w:rPr>
-              <w:t xml:space="preserve">) { </w:t>
+              <w:t xml:space="preserve">) </w:t>
+            </w:r>
+            <w:proofErr w:type="gramStart"/>
+            <w:r>
+              <w:rPr>
+                <w:rFonts w:asciiTheme="minorEastAsia" w:hAnsiTheme="minorEastAsia"/>
+                <w:color w:val="000000" w:themeColor="text1"/>
+                <w:szCs w:val="20"/>
+              </w:rPr>
+              <w:t xml:space="preserve">{ </w:t>
             </w:r>
             <w:proofErr w:type="spellStart"/>
             <w:r>
@@ -6083,6 +6636,7 @@
               <w:t>System.out.println</w:t>
             </w:r>
             <w:proofErr w:type="spellEnd"/>
+            <w:proofErr w:type="gramEnd"/>
             <w:r>
               <w:rPr>
                 <w:rFonts w:asciiTheme="minorEastAsia" w:hAnsiTheme="minorEastAsia"/>
@@ -6092,6 +6646,7 @@
               <w:t>("</w:t>
             </w:r>
             <w:proofErr w:type="spellStart"/>
+            <w:proofErr w:type="gramStart"/>
             <w:r>
               <w:rPr>
                 <w:rFonts w:asciiTheme="minorEastAsia" w:hAnsiTheme="minorEastAsia"/>
@@ -6107,8 +6662,27 @@
                 <w:color w:val="000000" w:themeColor="text1"/>
                 <w:szCs w:val="20"/>
               </w:rPr>
-              <w:t xml:space="preserve"> : A4"); }</w:t>
-            </w:r>
+              <w:t xml:space="preserve"> :</w:t>
+            </w:r>
+            <w:proofErr w:type="gramEnd"/>
+            <w:r>
+              <w:rPr>
+                <w:rFonts w:asciiTheme="minorEastAsia" w:hAnsiTheme="minorEastAsia"/>
+                <w:color w:val="000000" w:themeColor="text1"/>
+                <w:szCs w:val="20"/>
+              </w:rPr>
+              <w:t xml:space="preserve"> A4")</w:t>
+            </w:r>
+            <w:proofErr w:type="gramStart"/>
+            <w:r>
+              <w:rPr>
+                <w:rFonts w:asciiTheme="minorEastAsia" w:hAnsiTheme="minorEastAsia"/>
+                <w:color w:val="000000" w:themeColor="text1"/>
+                <w:szCs w:val="20"/>
+              </w:rPr>
+              <w:t>; }</w:t>
+            </w:r>
+            <w:proofErr w:type="gramEnd"/>
           </w:p>
           <w:p>
             <w:pPr>
@@ -6708,6 +7282,7 @@
               <w:t xml:space="preserve">String </w:t>
             </w:r>
             <w:proofErr w:type="spellStart"/>
+            <w:proofErr w:type="gramStart"/>
             <w:r>
               <w:rPr>
                 <w:rFonts w:asciiTheme="minorEastAsia" w:hAnsiTheme="minorEastAsia"/>
@@ -6723,7 +7298,16 @@
                 <w:color w:val="000000" w:themeColor="text1"/>
                 <w:szCs w:val="20"/>
               </w:rPr>
-              <w:t>[]) {</w:t>
+              <w:t>[</w:t>
+            </w:r>
+            <w:proofErr w:type="gramEnd"/>
+            <w:r>
+              <w:rPr>
+                <w:rFonts w:asciiTheme="minorEastAsia" w:hAnsiTheme="minorEastAsia"/>
+                <w:color w:val="000000" w:themeColor="text1"/>
+                <w:szCs w:val="20"/>
+              </w:rPr>
+              <w:t>]) {</w:t>
             </w:r>
           </w:p>
           <w:p>
@@ -6778,17 +7362,9 @@
                 <w:color w:val="000000" w:themeColor="text1"/>
                 <w:szCs w:val="20"/>
               </w:rPr>
-              <w:t>(</w:t>
+              <w:t>();</w:t>
             </w:r>
             <w:proofErr w:type="gramEnd"/>
-            <w:r>
-              <w:rPr>
-                <w:rFonts w:asciiTheme="minorEastAsia" w:hAnsiTheme="minorEastAsia"/>
-                <w:color w:val="000000" w:themeColor="text1"/>
-                <w:szCs w:val="20"/>
-              </w:rPr>
-              <w:t>);</w:t>
-            </w:r>
           </w:p>
           <w:p>
             <w:pPr>
@@ -6842,17 +7418,9 @@
                 <w:color w:val="000000" w:themeColor="text1"/>
                 <w:szCs w:val="20"/>
               </w:rPr>
-              <w:t>(</w:t>
+              <w:t>();</w:t>
             </w:r>
             <w:proofErr w:type="gramEnd"/>
-            <w:r>
-              <w:rPr>
-                <w:rFonts w:asciiTheme="minorEastAsia" w:hAnsiTheme="minorEastAsia"/>
-                <w:color w:val="000000" w:themeColor="text1"/>
-                <w:szCs w:val="20"/>
-              </w:rPr>
-              <w:t>);</w:t>
-            </w:r>
           </w:p>
           <w:p>
             <w:pPr>
@@ -6906,17 +7474,9 @@
                 <w:color w:val="000000" w:themeColor="text1"/>
                 <w:szCs w:val="20"/>
               </w:rPr>
-              <w:t>(</w:t>
+              <w:t>();</w:t>
             </w:r>
             <w:proofErr w:type="gramEnd"/>
-            <w:r>
-              <w:rPr>
-                <w:rFonts w:asciiTheme="minorEastAsia" w:hAnsiTheme="minorEastAsia"/>
-                <w:color w:val="000000" w:themeColor="text1"/>
-                <w:szCs w:val="20"/>
-              </w:rPr>
-              <w:t>);</w:t>
-            </w:r>
           </w:p>
           <w:p>
             <w:pPr>
@@ -6982,6 +7542,7 @@
               <w:t xml:space="preserve">/ </w:t>
             </w:r>
             <w:proofErr w:type="spellStart"/>
+            <w:proofErr w:type="gramStart"/>
             <w:r>
               <w:rPr>
                 <w:rFonts w:asciiTheme="minorEastAsia" w:hAnsiTheme="minorEastAsia"/>
@@ -6997,7 +7558,16 @@
                 <w:color w:val="000000" w:themeColor="text1"/>
                 <w:szCs w:val="20"/>
               </w:rPr>
-              <w:t xml:space="preserve"> : B4</w:t>
+              <w:t xml:space="preserve"> :</w:t>
+            </w:r>
+            <w:proofErr w:type="gramEnd"/>
+            <w:r>
+              <w:rPr>
+                <w:rFonts w:asciiTheme="minorEastAsia" w:hAnsiTheme="minorEastAsia"/>
+                <w:color w:val="000000" w:themeColor="text1"/>
+                <w:szCs w:val="20"/>
+              </w:rPr>
+              <w:t xml:space="preserve"> B4</w:t>
             </w:r>
           </w:p>
           <w:p>
@@ -7054,6 +7624,7 @@
               <w:t xml:space="preserve">/ </w:t>
             </w:r>
             <w:proofErr w:type="spellStart"/>
+            <w:proofErr w:type="gramStart"/>
             <w:r>
               <w:rPr>
                 <w:rFonts w:asciiTheme="minorEastAsia" w:hAnsiTheme="minorEastAsia"/>
@@ -7069,7 +7640,16 @@
                 <w:color w:val="000000" w:themeColor="text1"/>
                 <w:szCs w:val="20"/>
               </w:rPr>
-              <w:t xml:space="preserve"> : A4</w:t>
+              <w:t xml:space="preserve"> :</w:t>
+            </w:r>
+            <w:proofErr w:type="gramEnd"/>
+            <w:r>
+              <w:rPr>
+                <w:rFonts w:asciiTheme="minorEastAsia" w:hAnsiTheme="minorEastAsia"/>
+                <w:color w:val="000000" w:themeColor="text1"/>
+                <w:szCs w:val="20"/>
+              </w:rPr>
+              <w:t xml:space="preserve"> A4</w:t>
             </w:r>
           </w:p>
           <w:p>
@@ -7107,9 +7687,28 @@
                 <w:color w:val="000000" w:themeColor="text1"/>
                 <w:szCs w:val="20"/>
               </w:rPr>
-              <w:t xml:space="preserve">(0);       // </w:t>
+              <w:t>(0</w:t>
+            </w:r>
+            <w:proofErr w:type="gramStart"/>
+            <w:r>
+              <w:rPr>
+                <w:rFonts w:asciiTheme="minorEastAsia" w:hAnsiTheme="minorEastAsia"/>
+                <w:color w:val="000000" w:themeColor="text1"/>
+                <w:szCs w:val="20"/>
+              </w:rPr>
+              <w:t xml:space="preserve">);   </w:t>
+            </w:r>
+            <w:proofErr w:type="gramEnd"/>
+            <w:r>
+              <w:rPr>
+                <w:rFonts w:asciiTheme="minorEastAsia" w:hAnsiTheme="minorEastAsia"/>
+                <w:color w:val="000000" w:themeColor="text1"/>
+                <w:szCs w:val="20"/>
+              </w:rPr>
+              <w:t xml:space="preserve">    // </w:t>
             </w:r>
             <w:proofErr w:type="spellStart"/>
+            <w:proofErr w:type="gramStart"/>
             <w:r>
               <w:rPr>
                 <w:rFonts w:asciiTheme="minorEastAsia" w:hAnsiTheme="minorEastAsia"/>
@@ -7125,7 +7724,16 @@
                 <w:color w:val="000000" w:themeColor="text1"/>
                 <w:szCs w:val="20"/>
               </w:rPr>
-              <w:t xml:space="preserve"> : A2</w:t>
+              <w:t xml:space="preserve"> :</w:t>
+            </w:r>
+            <w:proofErr w:type="gramEnd"/>
+            <w:r>
+              <w:rPr>
+                <w:rFonts w:asciiTheme="minorEastAsia" w:hAnsiTheme="minorEastAsia"/>
+                <w:color w:val="000000" w:themeColor="text1"/>
+                <w:szCs w:val="20"/>
+              </w:rPr>
+              <w:t xml:space="preserve"> A2</w:t>
             </w:r>
           </w:p>
           <w:p>
@@ -7163,9 +7771,28 @@
                 <w:color w:val="000000" w:themeColor="text1"/>
                 <w:szCs w:val="20"/>
               </w:rPr>
-              <w:t xml:space="preserve">(0);       // </w:t>
+              <w:t>(0</w:t>
+            </w:r>
+            <w:proofErr w:type="gramStart"/>
+            <w:r>
+              <w:rPr>
+                <w:rFonts w:asciiTheme="minorEastAsia" w:hAnsiTheme="minorEastAsia"/>
+                <w:color w:val="000000" w:themeColor="text1"/>
+                <w:szCs w:val="20"/>
+              </w:rPr>
+              <w:t xml:space="preserve">);   </w:t>
+            </w:r>
+            <w:proofErr w:type="gramEnd"/>
+            <w:r>
+              <w:rPr>
+                <w:rFonts w:asciiTheme="minorEastAsia" w:hAnsiTheme="minorEastAsia"/>
+                <w:color w:val="000000" w:themeColor="text1"/>
+                <w:szCs w:val="20"/>
+              </w:rPr>
+              <w:t xml:space="preserve">    // </w:t>
             </w:r>
             <w:proofErr w:type="spellStart"/>
+            <w:proofErr w:type="gramStart"/>
             <w:r>
               <w:rPr>
                 <w:rFonts w:asciiTheme="minorEastAsia" w:hAnsiTheme="minorEastAsia"/>
@@ -7181,7 +7808,16 @@
                 <w:color w:val="000000" w:themeColor="text1"/>
                 <w:szCs w:val="20"/>
               </w:rPr>
-              <w:t xml:space="preserve"> : B2</w:t>
+              <w:t xml:space="preserve"> :</w:t>
+            </w:r>
+            <w:proofErr w:type="gramEnd"/>
+            <w:r>
+              <w:rPr>
+                <w:rFonts w:asciiTheme="minorEastAsia" w:hAnsiTheme="minorEastAsia"/>
+                <w:color w:val="000000" w:themeColor="text1"/>
+                <w:szCs w:val="20"/>
+              </w:rPr>
+              <w:t xml:space="preserve"> B2</w:t>
             </w:r>
           </w:p>
           <w:p>
@@ -7220,9 +7856,28 @@
                 <w:color w:val="000000" w:themeColor="text1"/>
                 <w:szCs w:val="20"/>
               </w:rPr>
-              <w:t xml:space="preserve">(0);       // </w:t>
+              <w:t>(0</w:t>
+            </w:r>
+            <w:proofErr w:type="gramStart"/>
+            <w:r>
+              <w:rPr>
+                <w:rFonts w:asciiTheme="minorEastAsia" w:hAnsiTheme="minorEastAsia"/>
+                <w:color w:val="000000" w:themeColor="text1"/>
+                <w:szCs w:val="20"/>
+              </w:rPr>
+              <w:t xml:space="preserve">);   </w:t>
+            </w:r>
+            <w:proofErr w:type="gramEnd"/>
+            <w:r>
+              <w:rPr>
+                <w:rFonts w:asciiTheme="minorEastAsia" w:hAnsiTheme="minorEastAsia"/>
+                <w:color w:val="000000" w:themeColor="text1"/>
+                <w:szCs w:val="20"/>
+              </w:rPr>
+              <w:t xml:space="preserve">    // </w:t>
             </w:r>
             <w:proofErr w:type="spellStart"/>
+            <w:proofErr w:type="gramStart"/>
             <w:r>
               <w:rPr>
                 <w:rFonts w:asciiTheme="minorEastAsia" w:hAnsiTheme="minorEastAsia"/>
@@ -7238,7 +7893,16 @@
                 <w:color w:val="000000" w:themeColor="text1"/>
                 <w:szCs w:val="20"/>
               </w:rPr>
-              <w:t xml:space="preserve"> : B2</w:t>
+              <w:t xml:space="preserve"> :</w:t>
+            </w:r>
+            <w:proofErr w:type="gramEnd"/>
+            <w:r>
+              <w:rPr>
+                <w:rFonts w:asciiTheme="minorEastAsia" w:hAnsiTheme="minorEastAsia"/>
+                <w:color w:val="000000" w:themeColor="text1"/>
+                <w:szCs w:val="20"/>
+              </w:rPr>
+              <w:t xml:space="preserve"> B2</w:t>
             </w:r>
           </w:p>
           <w:p>
@@ -8284,7 +8948,16 @@
                 <w:color w:val="000000" w:themeColor="text1"/>
                 <w:szCs w:val="20"/>
               </w:rPr>
-              <w:t xml:space="preserve">) { </w:t>
+              <w:t xml:space="preserve">) </w:t>
+            </w:r>
+            <w:proofErr w:type="gramStart"/>
+            <w:r>
+              <w:rPr>
+                <w:rFonts w:asciiTheme="minorEastAsia" w:hAnsiTheme="minorEastAsia"/>
+                <w:color w:val="000000" w:themeColor="text1"/>
+                <w:szCs w:val="20"/>
+              </w:rPr>
+              <w:t xml:space="preserve">{ </w:t>
             </w:r>
             <w:proofErr w:type="spellStart"/>
             <w:r>
@@ -8296,6 +8969,7 @@
               <w:t>System.out.println</w:t>
             </w:r>
             <w:proofErr w:type="spellEnd"/>
+            <w:proofErr w:type="gramEnd"/>
             <w:r>
               <w:rPr>
                 <w:rFonts w:asciiTheme="minorEastAsia" w:hAnsiTheme="minorEastAsia"/>
@@ -8305,6 +8979,7 @@
               <w:t>("</w:t>
             </w:r>
             <w:proofErr w:type="spellStart"/>
+            <w:proofErr w:type="gramStart"/>
             <w:r>
               <w:rPr>
                 <w:rFonts w:asciiTheme="minorEastAsia" w:hAnsiTheme="minorEastAsia"/>
@@ -8320,8 +8995,27 @@
                 <w:color w:val="000000" w:themeColor="text1"/>
                 <w:szCs w:val="20"/>
               </w:rPr>
-              <w:t xml:space="preserve"> : A1"); }</w:t>
-            </w:r>
+              <w:t xml:space="preserve"> :</w:t>
+            </w:r>
+            <w:proofErr w:type="gramEnd"/>
+            <w:r>
+              <w:rPr>
+                <w:rFonts w:asciiTheme="minorEastAsia" w:hAnsiTheme="minorEastAsia"/>
+                <w:color w:val="000000" w:themeColor="text1"/>
+                <w:szCs w:val="20"/>
+              </w:rPr>
+              <w:t xml:space="preserve"> A1")</w:t>
+            </w:r>
+            <w:proofErr w:type="gramStart"/>
+            <w:r>
+              <w:rPr>
+                <w:rFonts w:asciiTheme="minorEastAsia" w:hAnsiTheme="minorEastAsia"/>
+                <w:color w:val="000000" w:themeColor="text1"/>
+                <w:szCs w:val="20"/>
+              </w:rPr>
+              <w:t>; }</w:t>
+            </w:r>
+            <w:proofErr w:type="gramEnd"/>
           </w:p>
           <w:p>
             <w:pPr>
@@ -8384,7 +9078,16 @@
                 <w:color w:val="000000" w:themeColor="text1"/>
                 <w:szCs w:val="20"/>
               </w:rPr>
-              <w:t xml:space="preserve">) { </w:t>
+              <w:t xml:space="preserve">) </w:t>
+            </w:r>
+            <w:proofErr w:type="gramStart"/>
+            <w:r>
+              <w:rPr>
+                <w:rFonts w:asciiTheme="minorEastAsia" w:hAnsiTheme="minorEastAsia"/>
+                <w:color w:val="000000" w:themeColor="text1"/>
+                <w:szCs w:val="20"/>
+              </w:rPr>
+              <w:t xml:space="preserve">{ </w:t>
             </w:r>
             <w:proofErr w:type="spellStart"/>
             <w:r>
@@ -8396,6 +9099,7 @@
               <w:t>System.out.println</w:t>
             </w:r>
             <w:proofErr w:type="spellEnd"/>
+            <w:proofErr w:type="gramEnd"/>
             <w:r>
               <w:rPr>
                 <w:rFonts w:asciiTheme="minorEastAsia" w:hAnsiTheme="minorEastAsia"/>
@@ -8405,6 +9109,7 @@
               <w:t>("</w:t>
             </w:r>
             <w:proofErr w:type="spellStart"/>
+            <w:proofErr w:type="gramStart"/>
             <w:r>
               <w:rPr>
                 <w:rFonts w:asciiTheme="minorEastAsia" w:hAnsiTheme="minorEastAsia"/>
@@ -8420,8 +9125,27 @@
                 <w:color w:val="000000" w:themeColor="text1"/>
                 <w:szCs w:val="20"/>
               </w:rPr>
-              <w:t xml:space="preserve"> : A2"); }</w:t>
-            </w:r>
+              <w:t xml:space="preserve"> :</w:t>
+            </w:r>
+            <w:proofErr w:type="gramEnd"/>
+            <w:r>
+              <w:rPr>
+                <w:rFonts w:asciiTheme="minorEastAsia" w:hAnsiTheme="minorEastAsia"/>
+                <w:color w:val="000000" w:themeColor="text1"/>
+                <w:szCs w:val="20"/>
+              </w:rPr>
+              <w:t xml:space="preserve"> A2")</w:t>
+            </w:r>
+            <w:proofErr w:type="gramStart"/>
+            <w:r>
+              <w:rPr>
+                <w:rFonts w:asciiTheme="minorEastAsia" w:hAnsiTheme="minorEastAsia"/>
+                <w:color w:val="000000" w:themeColor="text1"/>
+                <w:szCs w:val="20"/>
+              </w:rPr>
+              <w:t>; }</w:t>
+            </w:r>
+            <w:proofErr w:type="gramEnd"/>
           </w:p>
           <w:p>
             <w:pPr>
@@ -8485,7 +9209,16 @@
                 <w:color w:val="000000" w:themeColor="text1"/>
                 <w:szCs w:val="20"/>
               </w:rPr>
-              <w:t xml:space="preserve">) { </w:t>
+              <w:t xml:space="preserve">) </w:t>
+            </w:r>
+            <w:proofErr w:type="gramStart"/>
+            <w:r>
+              <w:rPr>
+                <w:rFonts w:asciiTheme="minorEastAsia" w:hAnsiTheme="minorEastAsia"/>
+                <w:color w:val="000000" w:themeColor="text1"/>
+                <w:szCs w:val="20"/>
+              </w:rPr>
+              <w:t xml:space="preserve">{ </w:t>
             </w:r>
             <w:proofErr w:type="spellStart"/>
             <w:r>
@@ -8497,6 +9230,7 @@
               <w:t>System.out.println</w:t>
             </w:r>
             <w:proofErr w:type="spellEnd"/>
+            <w:proofErr w:type="gramEnd"/>
             <w:r>
               <w:rPr>
                 <w:rFonts w:asciiTheme="minorEastAsia" w:hAnsiTheme="minorEastAsia"/>
@@ -8506,6 +9240,7 @@
               <w:t>("</w:t>
             </w:r>
             <w:proofErr w:type="spellStart"/>
+            <w:proofErr w:type="gramStart"/>
             <w:r>
               <w:rPr>
                 <w:rFonts w:asciiTheme="minorEastAsia" w:hAnsiTheme="minorEastAsia"/>
@@ -8521,8 +9256,27 @@
                 <w:color w:val="000000" w:themeColor="text1"/>
                 <w:szCs w:val="20"/>
               </w:rPr>
-              <w:t xml:space="preserve"> : A3"); }</w:t>
-            </w:r>
+              <w:t xml:space="preserve"> :</w:t>
+            </w:r>
+            <w:proofErr w:type="gramEnd"/>
+            <w:r>
+              <w:rPr>
+                <w:rFonts w:asciiTheme="minorEastAsia" w:hAnsiTheme="minorEastAsia"/>
+                <w:color w:val="000000" w:themeColor="text1"/>
+                <w:szCs w:val="20"/>
+              </w:rPr>
+              <w:t xml:space="preserve"> A3")</w:t>
+            </w:r>
+            <w:proofErr w:type="gramStart"/>
+            <w:r>
+              <w:rPr>
+                <w:rFonts w:asciiTheme="minorEastAsia" w:hAnsiTheme="minorEastAsia"/>
+                <w:color w:val="000000" w:themeColor="text1"/>
+                <w:szCs w:val="20"/>
+              </w:rPr>
+              <w:t>; }</w:t>
+            </w:r>
+            <w:proofErr w:type="gramEnd"/>
           </w:p>
           <w:p>
             <w:pPr>
@@ -8585,7 +9339,16 @@
                 <w:color w:val="000000" w:themeColor="text1"/>
                 <w:szCs w:val="20"/>
               </w:rPr>
-              <w:t xml:space="preserve">) { </w:t>
+              <w:t xml:space="preserve">) </w:t>
+            </w:r>
+            <w:proofErr w:type="gramStart"/>
+            <w:r>
+              <w:rPr>
+                <w:rFonts w:asciiTheme="minorEastAsia" w:hAnsiTheme="minorEastAsia"/>
+                <w:color w:val="000000" w:themeColor="text1"/>
+                <w:szCs w:val="20"/>
+              </w:rPr>
+              <w:t xml:space="preserve">{ </w:t>
             </w:r>
             <w:proofErr w:type="spellStart"/>
             <w:r>
@@ -8597,6 +9360,7 @@
               <w:t>System.out.println</w:t>
             </w:r>
             <w:proofErr w:type="spellEnd"/>
+            <w:proofErr w:type="gramEnd"/>
             <w:r>
               <w:rPr>
                 <w:rFonts w:asciiTheme="minorEastAsia" w:hAnsiTheme="minorEastAsia"/>
@@ -8606,6 +9370,7 @@
               <w:t>("</w:t>
             </w:r>
             <w:proofErr w:type="spellStart"/>
+            <w:proofErr w:type="gramStart"/>
             <w:r>
               <w:rPr>
                 <w:rFonts w:asciiTheme="minorEastAsia" w:hAnsiTheme="minorEastAsia"/>
@@ -8621,8 +9386,27 @@
                 <w:color w:val="000000" w:themeColor="text1"/>
                 <w:szCs w:val="20"/>
               </w:rPr>
-              <w:t xml:space="preserve"> : A4"); }</w:t>
-            </w:r>
+              <w:t xml:space="preserve"> :</w:t>
+            </w:r>
+            <w:proofErr w:type="gramEnd"/>
+            <w:r>
+              <w:rPr>
+                <w:rFonts w:asciiTheme="minorEastAsia" w:hAnsiTheme="minorEastAsia"/>
+                <w:color w:val="000000" w:themeColor="text1"/>
+                <w:szCs w:val="20"/>
+              </w:rPr>
+              <w:t xml:space="preserve"> A4")</w:t>
+            </w:r>
+            <w:proofErr w:type="gramStart"/>
+            <w:r>
+              <w:rPr>
+                <w:rFonts w:asciiTheme="minorEastAsia" w:hAnsiTheme="minorEastAsia"/>
+                <w:color w:val="000000" w:themeColor="text1"/>
+                <w:szCs w:val="20"/>
+              </w:rPr>
+              <w:t>; }</w:t>
+            </w:r>
+            <w:proofErr w:type="gramEnd"/>
           </w:p>
           <w:p>
             <w:pPr>
@@ -9204,6 +9988,7 @@
               <w:t xml:space="preserve">String </w:t>
             </w:r>
             <w:proofErr w:type="spellStart"/>
+            <w:proofErr w:type="gramStart"/>
             <w:r>
               <w:rPr>
                 <w:rFonts w:asciiTheme="minorEastAsia" w:hAnsiTheme="minorEastAsia"/>
@@ -9219,7 +10004,16 @@
                 <w:color w:val="000000" w:themeColor="text1"/>
                 <w:szCs w:val="20"/>
               </w:rPr>
-              <w:t>[]) {</w:t>
+              <w:t>[</w:t>
+            </w:r>
+            <w:proofErr w:type="gramEnd"/>
+            <w:r>
+              <w:rPr>
+                <w:rFonts w:asciiTheme="minorEastAsia" w:hAnsiTheme="minorEastAsia"/>
+                <w:color w:val="000000" w:themeColor="text1"/>
+                <w:szCs w:val="20"/>
+              </w:rPr>
+              <w:t>]) {</w:t>
             </w:r>
           </w:p>
           <w:p>
@@ -9274,17 +10068,9 @@
                 <w:color w:val="000000" w:themeColor="text1"/>
                 <w:szCs w:val="20"/>
               </w:rPr>
-              <w:t>(</w:t>
+              <w:t>();</w:t>
             </w:r>
             <w:proofErr w:type="gramEnd"/>
-            <w:r>
-              <w:rPr>
-                <w:rFonts w:asciiTheme="minorEastAsia" w:hAnsiTheme="minorEastAsia"/>
-                <w:color w:val="000000" w:themeColor="text1"/>
-                <w:szCs w:val="20"/>
-              </w:rPr>
-              <w:t>);</w:t>
-            </w:r>
           </w:p>
           <w:p>
             <w:pPr>
@@ -9338,17 +10124,9 @@
                 <w:color w:val="000000" w:themeColor="text1"/>
                 <w:szCs w:val="20"/>
               </w:rPr>
-              <w:t>(</w:t>
+              <w:t>();</w:t>
             </w:r>
             <w:proofErr w:type="gramEnd"/>
-            <w:r>
-              <w:rPr>
-                <w:rFonts w:asciiTheme="minorEastAsia" w:hAnsiTheme="minorEastAsia"/>
-                <w:color w:val="000000" w:themeColor="text1"/>
-                <w:szCs w:val="20"/>
-              </w:rPr>
-              <w:t>);</w:t>
-            </w:r>
           </w:p>
           <w:p>
             <w:pPr>
@@ -9402,17 +10180,9 @@
                 <w:color w:val="000000" w:themeColor="text1"/>
                 <w:szCs w:val="20"/>
               </w:rPr>
-              <w:t>(</w:t>
+              <w:t>();</w:t>
             </w:r>
             <w:proofErr w:type="gramEnd"/>
-            <w:r>
-              <w:rPr>
-                <w:rFonts w:asciiTheme="minorEastAsia" w:hAnsiTheme="minorEastAsia"/>
-                <w:color w:val="000000" w:themeColor="text1"/>
-                <w:szCs w:val="20"/>
-              </w:rPr>
-              <w:t>);</w:t>
-            </w:r>
           </w:p>
           <w:p>
             <w:pPr>
@@ -9478,6 +10248,7 @@
               <w:t xml:space="preserve">/ </w:t>
             </w:r>
             <w:proofErr w:type="spellStart"/>
+            <w:proofErr w:type="gramStart"/>
             <w:r>
               <w:rPr>
                 <w:rFonts w:asciiTheme="minorEastAsia" w:hAnsiTheme="minorEastAsia"/>
@@ -9493,7 +10264,16 @@
                 <w:color w:val="000000" w:themeColor="text1"/>
                 <w:szCs w:val="20"/>
               </w:rPr>
-              <w:t xml:space="preserve"> : B4</w:t>
+              <w:t xml:space="preserve"> :</w:t>
+            </w:r>
+            <w:proofErr w:type="gramEnd"/>
+            <w:r>
+              <w:rPr>
+                <w:rFonts w:asciiTheme="minorEastAsia" w:hAnsiTheme="minorEastAsia"/>
+                <w:color w:val="000000" w:themeColor="text1"/>
+                <w:szCs w:val="20"/>
+              </w:rPr>
+              <w:t xml:space="preserve"> B4</w:t>
             </w:r>
           </w:p>
           <w:p>
@@ -9550,6 +10330,7 @@
               <w:t xml:space="preserve">/ </w:t>
             </w:r>
             <w:proofErr w:type="spellStart"/>
+            <w:proofErr w:type="gramStart"/>
             <w:r>
               <w:rPr>
                 <w:rFonts w:asciiTheme="minorEastAsia" w:hAnsiTheme="minorEastAsia"/>
@@ -9565,7 +10346,16 @@
                 <w:color w:val="000000" w:themeColor="text1"/>
                 <w:szCs w:val="20"/>
               </w:rPr>
-              <w:t xml:space="preserve"> : A4</w:t>
+              <w:t xml:space="preserve"> :</w:t>
+            </w:r>
+            <w:proofErr w:type="gramEnd"/>
+            <w:r>
+              <w:rPr>
+                <w:rFonts w:asciiTheme="minorEastAsia" w:hAnsiTheme="minorEastAsia"/>
+                <w:color w:val="000000" w:themeColor="text1"/>
+                <w:szCs w:val="20"/>
+              </w:rPr>
+              <w:t xml:space="preserve"> A4</w:t>
             </w:r>
           </w:p>
           <w:p>
@@ -9603,9 +10393,28 @@
                 <w:color w:val="000000" w:themeColor="text1"/>
                 <w:szCs w:val="20"/>
               </w:rPr>
-              <w:t xml:space="preserve">(0);       // </w:t>
+              <w:t>(0</w:t>
+            </w:r>
+            <w:proofErr w:type="gramStart"/>
+            <w:r>
+              <w:rPr>
+                <w:rFonts w:asciiTheme="minorEastAsia" w:hAnsiTheme="minorEastAsia"/>
+                <w:color w:val="000000" w:themeColor="text1"/>
+                <w:szCs w:val="20"/>
+              </w:rPr>
+              <w:t xml:space="preserve">);   </w:t>
+            </w:r>
+            <w:proofErr w:type="gramEnd"/>
+            <w:r>
+              <w:rPr>
+                <w:rFonts w:asciiTheme="minorEastAsia" w:hAnsiTheme="minorEastAsia"/>
+                <w:color w:val="000000" w:themeColor="text1"/>
+                <w:szCs w:val="20"/>
+              </w:rPr>
+              <w:t xml:space="preserve">    // </w:t>
             </w:r>
             <w:proofErr w:type="spellStart"/>
+            <w:proofErr w:type="gramStart"/>
             <w:r>
               <w:rPr>
                 <w:rFonts w:asciiTheme="minorEastAsia" w:hAnsiTheme="minorEastAsia"/>
@@ -9621,7 +10430,16 @@
                 <w:color w:val="000000" w:themeColor="text1"/>
                 <w:szCs w:val="20"/>
               </w:rPr>
-              <w:t xml:space="preserve"> : A2</w:t>
+              <w:t xml:space="preserve"> :</w:t>
+            </w:r>
+            <w:proofErr w:type="gramEnd"/>
+            <w:r>
+              <w:rPr>
+                <w:rFonts w:asciiTheme="minorEastAsia" w:hAnsiTheme="minorEastAsia"/>
+                <w:color w:val="000000" w:themeColor="text1"/>
+                <w:szCs w:val="20"/>
+              </w:rPr>
+              <w:t xml:space="preserve"> A2</w:t>
             </w:r>
           </w:p>
           <w:p>
@@ -9659,9 +10477,28 @@
                 <w:color w:val="000000" w:themeColor="text1"/>
                 <w:szCs w:val="20"/>
               </w:rPr>
-              <w:t xml:space="preserve">(0);       // </w:t>
+              <w:t>(0</w:t>
+            </w:r>
+            <w:proofErr w:type="gramStart"/>
+            <w:r>
+              <w:rPr>
+                <w:rFonts w:asciiTheme="minorEastAsia" w:hAnsiTheme="minorEastAsia"/>
+                <w:color w:val="000000" w:themeColor="text1"/>
+                <w:szCs w:val="20"/>
+              </w:rPr>
+              <w:t xml:space="preserve">);   </w:t>
+            </w:r>
+            <w:proofErr w:type="gramEnd"/>
+            <w:r>
+              <w:rPr>
+                <w:rFonts w:asciiTheme="minorEastAsia" w:hAnsiTheme="minorEastAsia"/>
+                <w:color w:val="000000" w:themeColor="text1"/>
+                <w:szCs w:val="20"/>
+              </w:rPr>
+              <w:t xml:space="preserve">    // </w:t>
             </w:r>
             <w:proofErr w:type="spellStart"/>
+            <w:proofErr w:type="gramStart"/>
             <w:r>
               <w:rPr>
                 <w:rFonts w:asciiTheme="minorEastAsia" w:hAnsiTheme="minorEastAsia"/>
@@ -9677,7 +10514,16 @@
                 <w:color w:val="000000" w:themeColor="text1"/>
                 <w:szCs w:val="20"/>
               </w:rPr>
-              <w:t xml:space="preserve"> : B2</w:t>
+              <w:t xml:space="preserve"> :</w:t>
+            </w:r>
+            <w:proofErr w:type="gramEnd"/>
+            <w:r>
+              <w:rPr>
+                <w:rFonts w:asciiTheme="minorEastAsia" w:hAnsiTheme="minorEastAsia"/>
+                <w:color w:val="000000" w:themeColor="text1"/>
+                <w:szCs w:val="20"/>
+              </w:rPr>
+              <w:t xml:space="preserve"> B2</w:t>
             </w:r>
           </w:p>
           <w:p>
@@ -9715,9 +10561,28 @@
                 <w:color w:val="000000" w:themeColor="text1"/>
                 <w:szCs w:val="20"/>
               </w:rPr>
-              <w:t xml:space="preserve">(0);       // </w:t>
+              <w:t>(0</w:t>
+            </w:r>
+            <w:proofErr w:type="gramStart"/>
+            <w:r>
+              <w:rPr>
+                <w:rFonts w:asciiTheme="minorEastAsia" w:hAnsiTheme="minorEastAsia"/>
+                <w:color w:val="000000" w:themeColor="text1"/>
+                <w:szCs w:val="20"/>
+              </w:rPr>
+              <w:t xml:space="preserve">);   </w:t>
+            </w:r>
+            <w:proofErr w:type="gramEnd"/>
+            <w:r>
+              <w:rPr>
+                <w:rFonts w:asciiTheme="minorEastAsia" w:hAnsiTheme="minorEastAsia"/>
+                <w:color w:val="000000" w:themeColor="text1"/>
+                <w:szCs w:val="20"/>
+              </w:rPr>
+              <w:t xml:space="preserve">    // </w:t>
             </w:r>
             <w:proofErr w:type="spellStart"/>
+            <w:proofErr w:type="gramStart"/>
             <w:r>
               <w:rPr>
                 <w:rFonts w:asciiTheme="minorEastAsia" w:hAnsiTheme="minorEastAsia"/>
@@ -9733,7 +10598,16 @@
                 <w:color w:val="000000" w:themeColor="text1"/>
                 <w:szCs w:val="20"/>
               </w:rPr>
-              <w:t xml:space="preserve"> : B2</w:t>
+              <w:t xml:space="preserve"> :</w:t>
+            </w:r>
+            <w:proofErr w:type="gramEnd"/>
+            <w:r>
+              <w:rPr>
+                <w:rFonts w:asciiTheme="minorEastAsia" w:hAnsiTheme="minorEastAsia"/>
+                <w:color w:val="000000" w:themeColor="text1"/>
+                <w:szCs w:val="20"/>
+              </w:rPr>
+              <w:t xml:space="preserve"> B2</w:t>
             </w:r>
           </w:p>
           <w:p>
@@ -10298,6 +11172,7 @@
             <w:r>
               <w:rPr>
                 <w:rFonts w:asciiTheme="minorEastAsia" w:hAnsiTheme="minorEastAsia"/>
+                <w:noProof/>
                 <w:color w:val="000000" w:themeColor="text1"/>
                 <w:szCs w:val="20"/>
               </w:rPr>
@@ -11950,125 +12825,17 @@
                 <w:sz w:val="20"/>
                 <w:szCs w:val="20"/>
               </w:rPr>
-              <w:t>) { }</w:t>
-            </w:r>
-          </w:p>
-          <w:p>
-            <w:pPr>
-              <w:pStyle w:val="aa"/>
-              <w:shd w:val="clear" w:color="auto" w:fill="FFFFFF"/>
-              <w:spacing w:after="0"/>
+              <w:t xml:space="preserve">) </w:t>
+            </w:r>
+            <w:proofErr w:type="gramStart"/>
+            <w:r>
               <w:rPr>
                 <w:rFonts w:asciiTheme="minorEastAsia" w:eastAsiaTheme="minorEastAsia" w:hAnsiTheme="minorEastAsia"/>
                 <w:color w:val="000000"/>
                 <w:sz w:val="20"/>
                 <w:szCs w:val="20"/>
               </w:rPr>
-            </w:pPr>
-            <w:r>
-              <w:rPr>
-                <w:rFonts w:asciiTheme="minorEastAsia" w:eastAsiaTheme="minorEastAsia" w:hAnsiTheme="minorEastAsia"/>
-                <w:color w:val="000000"/>
-                <w:sz w:val="20"/>
-                <w:szCs w:val="20"/>
-              </w:rPr>
-              <w:t xml:space="preserve">    </w:t>
-            </w:r>
-          </w:p>
-          <w:p>
-            <w:pPr>
-              <w:pStyle w:val="aa"/>
-              <w:shd w:val="clear" w:color="auto" w:fill="FFFFFF"/>
-              <w:spacing w:after="0"/>
-              <w:rPr>
-                <w:rFonts w:asciiTheme="minorEastAsia" w:eastAsiaTheme="minorEastAsia" w:hAnsiTheme="minorEastAsia"/>
-                <w:color w:val="000000"/>
-                <w:sz w:val="20"/>
-                <w:szCs w:val="20"/>
-              </w:rPr>
-            </w:pPr>
-            <w:r>
-              <w:rPr>
-                <w:rFonts w:asciiTheme="minorEastAsia" w:eastAsiaTheme="minorEastAsia" w:hAnsiTheme="minorEastAsia"/>
-                <w:color w:val="000000"/>
-                <w:sz w:val="20"/>
-                <w:szCs w:val="20"/>
-              </w:rPr>
-              <w:t xml:space="preserve">    // save() 메소드 (기본 구현이 없으므로 필요 없을 경우 사용할 수 없음)</w:t>
-            </w:r>
-          </w:p>
-          <w:p>
-            <w:pPr>
-              <w:pStyle w:val="aa"/>
-              <w:shd w:val="clear" w:color="auto" w:fill="FFFFFF"/>
-              <w:spacing w:after="0"/>
-              <w:rPr>
-                <w:rFonts w:asciiTheme="minorEastAsia" w:eastAsiaTheme="minorEastAsia" w:hAnsiTheme="minorEastAsia"/>
-                <w:color w:val="000000"/>
-                <w:sz w:val="20"/>
-                <w:szCs w:val="20"/>
-              </w:rPr>
-            </w:pPr>
-            <w:r>
-              <w:rPr>
-                <w:rFonts w:asciiTheme="minorEastAsia" w:eastAsiaTheme="minorEastAsia" w:hAnsiTheme="minorEastAsia"/>
-                <w:color w:val="000000"/>
-                <w:sz w:val="20"/>
-                <w:szCs w:val="20"/>
-              </w:rPr>
-              <w:t xml:space="preserve">    public String </w:t>
-            </w:r>
-            <w:proofErr w:type="gramStart"/>
-            <w:r>
-              <w:rPr>
-                <w:rFonts w:asciiTheme="minorEastAsia" w:eastAsiaTheme="minorEastAsia" w:hAnsiTheme="minorEastAsia"/>
-                <w:color w:val="000000"/>
-                <w:sz w:val="20"/>
-                <w:szCs w:val="20"/>
-              </w:rPr>
-              <w:t>save(</w:t>
-            </w:r>
-            <w:proofErr w:type="gramEnd"/>
-            <w:r>
-              <w:rPr>
-                <w:rFonts w:asciiTheme="minorEastAsia" w:eastAsiaTheme="minorEastAsia" w:hAnsiTheme="minorEastAsia"/>
-                <w:color w:val="000000"/>
-                <w:sz w:val="20"/>
-                <w:szCs w:val="20"/>
-              </w:rPr>
-              <w:t>) {</w:t>
-            </w:r>
-          </w:p>
-          <w:p>
-            <w:pPr>
-              <w:pStyle w:val="aa"/>
-              <w:shd w:val="clear" w:color="auto" w:fill="FFFFFF"/>
-              <w:spacing w:after="0"/>
-              <w:rPr>
-                <w:rFonts w:asciiTheme="minorEastAsia" w:eastAsiaTheme="minorEastAsia" w:hAnsiTheme="minorEastAsia"/>
-                <w:color w:val="000000"/>
-                <w:sz w:val="20"/>
-                <w:szCs w:val="20"/>
-              </w:rPr>
-            </w:pPr>
-            <w:r>
-              <w:rPr>
-                <w:rFonts w:asciiTheme="minorEastAsia" w:eastAsiaTheme="minorEastAsia" w:hAnsiTheme="minorEastAsia"/>
-                <w:color w:val="000000"/>
-                <w:sz w:val="20"/>
-                <w:szCs w:val="20"/>
-              </w:rPr>
-              <w:t xml:space="preserve">        return "</w:t>
-            </w:r>
-            <w:proofErr w:type="gramStart"/>
-            <w:r>
-              <w:rPr>
-                <w:rFonts w:asciiTheme="minorEastAsia" w:eastAsiaTheme="minorEastAsia" w:hAnsiTheme="minorEastAsia"/>
-                <w:color w:val="000000"/>
-                <w:sz w:val="20"/>
-                <w:szCs w:val="20"/>
-              </w:rPr>
-              <w:t>";</w:t>
+              <w:t>{ }</w:t>
             </w:r>
             <w:proofErr w:type="gramEnd"/>
           </w:p>
@@ -12091,6 +12858,125 @@
                 <w:sz w:val="20"/>
                 <w:szCs w:val="20"/>
               </w:rPr>
+              <w:t xml:space="preserve">    </w:t>
+            </w:r>
+          </w:p>
+          <w:p>
+            <w:pPr>
+              <w:pStyle w:val="aa"/>
+              <w:shd w:val="clear" w:color="auto" w:fill="FFFFFF"/>
+              <w:spacing w:after="0"/>
+              <w:rPr>
+                <w:rFonts w:asciiTheme="minorEastAsia" w:eastAsiaTheme="minorEastAsia" w:hAnsiTheme="minorEastAsia"/>
+                <w:color w:val="000000"/>
+                <w:sz w:val="20"/>
+                <w:szCs w:val="20"/>
+              </w:rPr>
+            </w:pPr>
+            <w:r>
+              <w:rPr>
+                <w:rFonts w:asciiTheme="minorEastAsia" w:eastAsiaTheme="minorEastAsia" w:hAnsiTheme="minorEastAsia"/>
+                <w:color w:val="000000"/>
+                <w:sz w:val="20"/>
+                <w:szCs w:val="20"/>
+              </w:rPr>
+              <w:t xml:space="preserve">    // save() 메소드 (기본 구현이 없으므로 필요 없을 경우 사용할 수 없음)</w:t>
+            </w:r>
+          </w:p>
+          <w:p>
+            <w:pPr>
+              <w:pStyle w:val="aa"/>
+              <w:shd w:val="clear" w:color="auto" w:fill="FFFFFF"/>
+              <w:spacing w:after="0"/>
+              <w:rPr>
+                <w:rFonts w:asciiTheme="minorEastAsia" w:eastAsiaTheme="minorEastAsia" w:hAnsiTheme="minorEastAsia"/>
+                <w:color w:val="000000"/>
+                <w:sz w:val="20"/>
+                <w:szCs w:val="20"/>
+              </w:rPr>
+            </w:pPr>
+            <w:r>
+              <w:rPr>
+                <w:rFonts w:asciiTheme="minorEastAsia" w:eastAsiaTheme="minorEastAsia" w:hAnsiTheme="minorEastAsia"/>
+                <w:color w:val="000000"/>
+                <w:sz w:val="20"/>
+                <w:szCs w:val="20"/>
+              </w:rPr>
+              <w:t xml:space="preserve">    public String </w:t>
+            </w:r>
+            <w:proofErr w:type="gramStart"/>
+            <w:r>
+              <w:rPr>
+                <w:rFonts w:asciiTheme="minorEastAsia" w:eastAsiaTheme="minorEastAsia" w:hAnsiTheme="minorEastAsia"/>
+                <w:color w:val="000000"/>
+                <w:sz w:val="20"/>
+                <w:szCs w:val="20"/>
+              </w:rPr>
+              <w:t>save(</w:t>
+            </w:r>
+            <w:proofErr w:type="gramEnd"/>
+            <w:r>
+              <w:rPr>
+                <w:rFonts w:asciiTheme="minorEastAsia" w:eastAsiaTheme="minorEastAsia" w:hAnsiTheme="minorEastAsia"/>
+                <w:color w:val="000000"/>
+                <w:sz w:val="20"/>
+                <w:szCs w:val="20"/>
+              </w:rPr>
+              <w:t>) {</w:t>
+            </w:r>
+          </w:p>
+          <w:p>
+            <w:pPr>
+              <w:pStyle w:val="aa"/>
+              <w:shd w:val="clear" w:color="auto" w:fill="FFFFFF"/>
+              <w:spacing w:after="0"/>
+              <w:rPr>
+                <w:rFonts w:asciiTheme="minorEastAsia" w:eastAsiaTheme="minorEastAsia" w:hAnsiTheme="minorEastAsia"/>
+                <w:color w:val="000000"/>
+                <w:sz w:val="20"/>
+                <w:szCs w:val="20"/>
+              </w:rPr>
+            </w:pPr>
+            <w:r>
+              <w:rPr>
+                <w:rFonts w:asciiTheme="minorEastAsia" w:eastAsiaTheme="minorEastAsia" w:hAnsiTheme="minorEastAsia"/>
+                <w:color w:val="000000"/>
+                <w:sz w:val="20"/>
+                <w:szCs w:val="20"/>
+              </w:rPr>
+              <w:t xml:space="preserve">        return "</w:t>
+            </w:r>
+            <w:proofErr w:type="gramStart"/>
+            <w:r>
+              <w:rPr>
+                <w:rFonts w:asciiTheme="minorEastAsia" w:eastAsiaTheme="minorEastAsia" w:hAnsiTheme="minorEastAsia"/>
+                <w:color w:val="000000"/>
+                <w:sz w:val="20"/>
+                <w:szCs w:val="20"/>
+              </w:rPr>
+              <w:t>";</w:t>
+            </w:r>
+            <w:proofErr w:type="gramEnd"/>
+          </w:p>
+          <w:p>
+            <w:pPr>
+              <w:pStyle w:val="aa"/>
+              <w:shd w:val="clear" w:color="auto" w:fill="FFFFFF"/>
+              <w:spacing w:after="0"/>
+              <w:rPr>
+                <w:rFonts w:asciiTheme="minorEastAsia" w:eastAsiaTheme="minorEastAsia" w:hAnsiTheme="minorEastAsia"/>
+                <w:color w:val="000000"/>
+                <w:sz w:val="20"/>
+                <w:szCs w:val="20"/>
+              </w:rPr>
+            </w:pPr>
+            <w:r>
+              <w:rPr>
+                <w:rFonts w:asciiTheme="minorEastAsia" w:eastAsiaTheme="minorEastAsia" w:hAnsiTheme="minorEastAsia"/>
+                <w:color w:val="000000"/>
+                <w:sz w:val="20"/>
+                <w:szCs w:val="20"/>
+              </w:rPr>
               <w:lastRenderedPageBreak/>
               <w:t xml:space="preserve">    }</w:t>
             </w:r>
@@ -12946,7 +13832,7 @@
                 <w:sz w:val="20"/>
                 <w:szCs w:val="20"/>
               </w:rPr>
-              <w:t>main(</w:t>
+              <w:t>main(String[</w:t>
             </w:r>
             <w:proofErr w:type="gramEnd"/>
             <w:r>
@@ -12956,7 +13842,7 @@
                 <w:sz w:val="20"/>
                 <w:szCs w:val="20"/>
               </w:rPr>
-              <w:t xml:space="preserve">String[] </w:t>
+              <w:t xml:space="preserve">] </w:t>
             </w:r>
             <w:proofErr w:type="spellStart"/>
             <w:r>
@@ -13060,21 +13946,19 @@
                 <w:sz w:val="20"/>
                 <w:szCs w:val="20"/>
               </w:rPr>
-              <w:t xml:space="preserve"> = new Fruit[4];</w:t>
-            </w:r>
-          </w:p>
-          <w:p>
-            <w:pPr>
-              <w:pStyle w:val="aa"/>
-              <w:shd w:val="clear" w:color="auto" w:fill="FFFFFF"/>
-              <w:spacing w:after="0"/>
+              <w:t xml:space="preserve"> = new </w:t>
+            </w:r>
+            <w:proofErr w:type="gramStart"/>
+            <w:r>
               <w:rPr>
                 <w:rFonts w:asciiTheme="minorEastAsia" w:eastAsiaTheme="minorEastAsia" w:hAnsiTheme="minorEastAsia"/>
                 <w:color w:val="000000"/>
                 <w:sz w:val="20"/>
                 <w:szCs w:val="20"/>
               </w:rPr>
-            </w:pPr>
+              <w:t>Fruit[</w:t>
+            </w:r>
+            <w:proofErr w:type="gramEnd"/>
             <w:r>
               <w:rPr>
                 <w:rFonts w:asciiTheme="minorEastAsia" w:eastAsiaTheme="minorEastAsia" w:hAnsiTheme="minorEastAsia"/>
@@ -13082,9 +13966,8 @@
                 <w:sz w:val="20"/>
                 <w:szCs w:val="20"/>
               </w:rPr>
-              <w:t xml:space="preserve">        </w:t>
-            </w:r>
-            <w:proofErr w:type="spellStart"/>
+              <w:t>4</w:t>
+            </w:r>
             <w:proofErr w:type="gramStart"/>
             <w:r>
               <w:rPr>
@@ -13093,313 +13976,7 @@
                 <w:sz w:val="20"/>
                 <w:szCs w:val="20"/>
               </w:rPr>
-              <w:t>fary</w:t>
-            </w:r>
-            <w:proofErr w:type="spellEnd"/>
-            <w:r>
-              <w:rPr>
-                <w:rFonts w:asciiTheme="minorEastAsia" w:eastAsiaTheme="minorEastAsia" w:hAnsiTheme="minorEastAsia"/>
-                <w:color w:val="000000"/>
-                <w:sz w:val="20"/>
-                <w:szCs w:val="20"/>
-              </w:rPr>
-              <w:t>[</w:t>
-            </w:r>
-            <w:proofErr w:type="gramEnd"/>
-            <w:r>
-              <w:rPr>
-                <w:rFonts w:asciiTheme="minorEastAsia" w:eastAsiaTheme="minorEastAsia" w:hAnsiTheme="minorEastAsia"/>
-                <w:color w:val="000000"/>
-                <w:sz w:val="20"/>
-                <w:szCs w:val="20"/>
-              </w:rPr>
-              <w:t>0] = new Grape();</w:t>
-            </w:r>
-          </w:p>
-          <w:p>
-            <w:pPr>
-              <w:pStyle w:val="aa"/>
-              <w:shd w:val="clear" w:color="auto" w:fill="FFFFFF"/>
-              <w:spacing w:after="0"/>
-              <w:rPr>
-                <w:rFonts w:asciiTheme="minorEastAsia" w:eastAsiaTheme="minorEastAsia" w:hAnsiTheme="minorEastAsia"/>
-                <w:color w:val="000000"/>
-                <w:sz w:val="20"/>
-                <w:szCs w:val="20"/>
-              </w:rPr>
-            </w:pPr>
-            <w:r>
-              <w:rPr>
-                <w:rFonts w:asciiTheme="minorEastAsia" w:eastAsiaTheme="minorEastAsia" w:hAnsiTheme="minorEastAsia"/>
-                <w:color w:val="000000"/>
-                <w:sz w:val="20"/>
-                <w:szCs w:val="20"/>
-              </w:rPr>
-              <w:t xml:space="preserve">        </w:t>
-            </w:r>
-            <w:proofErr w:type="spellStart"/>
-            <w:proofErr w:type="gramStart"/>
-            <w:r>
-              <w:rPr>
-                <w:rFonts w:asciiTheme="minorEastAsia" w:eastAsiaTheme="minorEastAsia" w:hAnsiTheme="minorEastAsia"/>
-                <w:color w:val="000000"/>
-                <w:sz w:val="20"/>
-                <w:szCs w:val="20"/>
-              </w:rPr>
-              <w:t>fary</w:t>
-            </w:r>
-            <w:proofErr w:type="spellEnd"/>
-            <w:r>
-              <w:rPr>
-                <w:rFonts w:asciiTheme="minorEastAsia" w:eastAsiaTheme="minorEastAsia" w:hAnsiTheme="minorEastAsia"/>
-                <w:color w:val="000000"/>
-                <w:sz w:val="20"/>
-                <w:szCs w:val="20"/>
-              </w:rPr>
-              <w:t>[</w:t>
-            </w:r>
-            <w:proofErr w:type="gramEnd"/>
-            <w:r>
-              <w:rPr>
-                <w:rFonts w:asciiTheme="minorEastAsia" w:eastAsiaTheme="minorEastAsia" w:hAnsiTheme="minorEastAsia"/>
-                <w:color w:val="000000"/>
-                <w:sz w:val="20"/>
-                <w:szCs w:val="20"/>
-              </w:rPr>
-              <w:t>1] = new Apple();</w:t>
-            </w:r>
-          </w:p>
-          <w:p>
-            <w:pPr>
-              <w:pStyle w:val="aa"/>
-              <w:shd w:val="clear" w:color="auto" w:fill="FFFFFF"/>
-              <w:spacing w:after="0"/>
-              <w:rPr>
-                <w:rFonts w:asciiTheme="minorEastAsia" w:eastAsiaTheme="minorEastAsia" w:hAnsiTheme="minorEastAsia"/>
-                <w:color w:val="000000"/>
-                <w:sz w:val="20"/>
-                <w:szCs w:val="20"/>
-              </w:rPr>
-            </w:pPr>
-            <w:r>
-              <w:rPr>
-                <w:rFonts w:asciiTheme="minorEastAsia" w:eastAsiaTheme="minorEastAsia" w:hAnsiTheme="minorEastAsia"/>
-                <w:color w:val="000000"/>
-                <w:sz w:val="20"/>
-                <w:szCs w:val="20"/>
-              </w:rPr>
-              <w:t xml:space="preserve">        </w:t>
-            </w:r>
-            <w:proofErr w:type="spellStart"/>
-            <w:proofErr w:type="gramStart"/>
-            <w:r>
-              <w:rPr>
-                <w:rFonts w:asciiTheme="minorEastAsia" w:eastAsiaTheme="minorEastAsia" w:hAnsiTheme="minorEastAsia"/>
-                <w:color w:val="000000"/>
-                <w:sz w:val="20"/>
-                <w:szCs w:val="20"/>
-              </w:rPr>
-              <w:t>fary</w:t>
-            </w:r>
-            <w:proofErr w:type="spellEnd"/>
-            <w:r>
-              <w:rPr>
-                <w:rFonts w:asciiTheme="minorEastAsia" w:eastAsiaTheme="minorEastAsia" w:hAnsiTheme="minorEastAsia"/>
-                <w:color w:val="000000"/>
-                <w:sz w:val="20"/>
-                <w:szCs w:val="20"/>
-              </w:rPr>
-              <w:t>[</w:t>
-            </w:r>
-            <w:proofErr w:type="gramEnd"/>
-            <w:r>
-              <w:rPr>
-                <w:rFonts w:asciiTheme="minorEastAsia" w:eastAsiaTheme="minorEastAsia" w:hAnsiTheme="minorEastAsia"/>
-                <w:color w:val="000000"/>
-                <w:sz w:val="20"/>
-                <w:szCs w:val="20"/>
-              </w:rPr>
-              <w:t>2] = new Grape();</w:t>
-            </w:r>
-          </w:p>
-          <w:p>
-            <w:pPr>
-              <w:pStyle w:val="aa"/>
-              <w:shd w:val="clear" w:color="auto" w:fill="FFFFFF"/>
-              <w:spacing w:after="0"/>
-              <w:rPr>
-                <w:rFonts w:asciiTheme="minorEastAsia" w:eastAsiaTheme="minorEastAsia" w:hAnsiTheme="minorEastAsia"/>
-                <w:color w:val="000000"/>
-                <w:sz w:val="20"/>
-                <w:szCs w:val="20"/>
-              </w:rPr>
-            </w:pPr>
-            <w:r>
-              <w:rPr>
-                <w:rFonts w:asciiTheme="minorEastAsia" w:eastAsiaTheme="minorEastAsia" w:hAnsiTheme="minorEastAsia"/>
-                <w:color w:val="000000"/>
-                <w:sz w:val="20"/>
-                <w:szCs w:val="20"/>
-              </w:rPr>
-              <w:t xml:space="preserve">        </w:t>
-            </w:r>
-            <w:proofErr w:type="spellStart"/>
-            <w:proofErr w:type="gramStart"/>
-            <w:r>
-              <w:rPr>
-                <w:rFonts w:asciiTheme="minorEastAsia" w:eastAsiaTheme="minorEastAsia" w:hAnsiTheme="minorEastAsia"/>
-                <w:color w:val="000000"/>
-                <w:sz w:val="20"/>
-                <w:szCs w:val="20"/>
-              </w:rPr>
-              <w:t>fary</w:t>
-            </w:r>
-            <w:proofErr w:type="spellEnd"/>
-            <w:r>
-              <w:rPr>
-                <w:rFonts w:asciiTheme="minorEastAsia" w:eastAsiaTheme="minorEastAsia" w:hAnsiTheme="minorEastAsia"/>
-                <w:color w:val="000000"/>
-                <w:sz w:val="20"/>
-                <w:szCs w:val="20"/>
-              </w:rPr>
-              <w:t>[</w:t>
-            </w:r>
-            <w:proofErr w:type="gramEnd"/>
-            <w:r>
-              <w:rPr>
-                <w:rFonts w:asciiTheme="minorEastAsia" w:eastAsiaTheme="minorEastAsia" w:hAnsiTheme="minorEastAsia"/>
-                <w:color w:val="000000"/>
-                <w:sz w:val="20"/>
-                <w:szCs w:val="20"/>
-              </w:rPr>
-              <w:t>3] = new Pear();</w:t>
-            </w:r>
-          </w:p>
-          <w:p>
-            <w:pPr>
-              <w:pStyle w:val="aa"/>
-              <w:shd w:val="clear" w:color="auto" w:fill="FFFFFF"/>
-              <w:spacing w:after="0"/>
-              <w:rPr>
-                <w:rFonts w:asciiTheme="minorEastAsia" w:eastAsiaTheme="minorEastAsia" w:hAnsiTheme="minorEastAsia"/>
-                <w:color w:val="000000"/>
-                <w:sz w:val="20"/>
-                <w:szCs w:val="20"/>
-              </w:rPr>
-            </w:pPr>
-            <w:r>
-              <w:rPr>
-                <w:rFonts w:asciiTheme="minorEastAsia" w:eastAsiaTheme="minorEastAsia" w:hAnsiTheme="minorEastAsia"/>
-                <w:color w:val="000000"/>
-                <w:sz w:val="20"/>
-                <w:szCs w:val="20"/>
-              </w:rPr>
-              <w:t xml:space="preserve">        </w:t>
-            </w:r>
-          </w:p>
-          <w:p>
-            <w:pPr>
-              <w:pStyle w:val="aa"/>
-              <w:shd w:val="clear" w:color="auto" w:fill="FFFFFF"/>
-              <w:spacing w:after="0"/>
-              <w:rPr>
-                <w:rFonts w:asciiTheme="minorEastAsia" w:eastAsiaTheme="minorEastAsia" w:hAnsiTheme="minorEastAsia"/>
-                <w:color w:val="000000"/>
-                <w:sz w:val="20"/>
-                <w:szCs w:val="20"/>
-              </w:rPr>
-            </w:pPr>
-            <w:r>
-              <w:rPr>
-                <w:rFonts w:asciiTheme="minorEastAsia" w:eastAsiaTheme="minorEastAsia" w:hAnsiTheme="minorEastAsia"/>
-                <w:color w:val="000000"/>
-                <w:sz w:val="20"/>
-                <w:szCs w:val="20"/>
-              </w:rPr>
-              <w:t xml:space="preserve">        // </w:t>
-            </w:r>
-            <w:proofErr w:type="spellStart"/>
-            <w:r>
-              <w:rPr>
-                <w:rFonts w:asciiTheme="minorEastAsia" w:eastAsiaTheme="minorEastAsia" w:hAnsiTheme="minorEastAsia"/>
-                <w:color w:val="000000"/>
-                <w:sz w:val="20"/>
-                <w:szCs w:val="20"/>
-              </w:rPr>
-              <w:t>printFruit</w:t>
-            </w:r>
-            <w:proofErr w:type="spellEnd"/>
-            <w:r>
-              <w:rPr>
-                <w:rFonts w:asciiTheme="minorEastAsia" w:eastAsiaTheme="minorEastAsia" w:hAnsiTheme="minorEastAsia"/>
-                <w:color w:val="000000"/>
-                <w:sz w:val="20"/>
-                <w:szCs w:val="20"/>
-              </w:rPr>
-              <w:t>() 메소드를 호출하여 각 객체의 me() 메소드 실행</w:t>
-            </w:r>
-          </w:p>
-          <w:p>
-            <w:pPr>
-              <w:pStyle w:val="aa"/>
-              <w:shd w:val="clear" w:color="auto" w:fill="FFFFFF"/>
-              <w:spacing w:after="0"/>
-              <w:rPr>
-                <w:rFonts w:asciiTheme="minorEastAsia" w:eastAsiaTheme="minorEastAsia" w:hAnsiTheme="minorEastAsia"/>
-                <w:color w:val="000000"/>
-                <w:sz w:val="20"/>
-                <w:szCs w:val="20"/>
-              </w:rPr>
-            </w:pPr>
-            <w:r>
-              <w:rPr>
-                <w:rFonts w:asciiTheme="minorEastAsia" w:eastAsiaTheme="minorEastAsia" w:hAnsiTheme="minorEastAsia"/>
-                <w:color w:val="000000"/>
-                <w:sz w:val="20"/>
-                <w:szCs w:val="20"/>
-              </w:rPr>
-              <w:t xml:space="preserve">        </w:t>
-            </w:r>
-            <w:proofErr w:type="spellStart"/>
-            <w:r>
-              <w:rPr>
-                <w:rFonts w:asciiTheme="minorEastAsia" w:eastAsiaTheme="minorEastAsia" w:hAnsiTheme="minorEastAsia"/>
-                <w:color w:val="000000"/>
-                <w:sz w:val="20"/>
-                <w:szCs w:val="20"/>
-              </w:rPr>
-              <w:t>printFruit</w:t>
-            </w:r>
-            <w:proofErr w:type="spellEnd"/>
-            <w:r>
-              <w:rPr>
-                <w:rFonts w:asciiTheme="minorEastAsia" w:eastAsiaTheme="minorEastAsia" w:hAnsiTheme="minorEastAsia"/>
-                <w:color w:val="000000"/>
-                <w:sz w:val="20"/>
-                <w:szCs w:val="20"/>
-              </w:rPr>
-              <w:t>(</w:t>
-            </w:r>
-            <w:proofErr w:type="spellStart"/>
-            <w:r>
-              <w:rPr>
-                <w:rFonts w:asciiTheme="minorEastAsia" w:eastAsiaTheme="minorEastAsia" w:hAnsiTheme="minorEastAsia"/>
-                <w:color w:val="000000"/>
-                <w:sz w:val="20"/>
-                <w:szCs w:val="20"/>
-              </w:rPr>
-              <w:t>fary</w:t>
-            </w:r>
-            <w:proofErr w:type="spellEnd"/>
-            <w:proofErr w:type="gramStart"/>
-            <w:r>
-              <w:rPr>
-                <w:rFonts w:asciiTheme="minorEastAsia" w:eastAsiaTheme="minorEastAsia" w:hAnsiTheme="minorEastAsia"/>
-                <w:color w:val="000000"/>
-                <w:sz w:val="20"/>
-                <w:szCs w:val="20"/>
-              </w:rPr>
-              <w:t>);</w:t>
+              <w:t>];</w:t>
             </w:r>
             <w:proofErr w:type="gramEnd"/>
           </w:p>
@@ -13422,6 +13999,390 @@
                 <w:sz w:val="20"/>
                 <w:szCs w:val="20"/>
               </w:rPr>
+              <w:t xml:space="preserve">        </w:t>
+            </w:r>
+            <w:proofErr w:type="spellStart"/>
+            <w:proofErr w:type="gramStart"/>
+            <w:r>
+              <w:rPr>
+                <w:rFonts w:asciiTheme="minorEastAsia" w:eastAsiaTheme="minorEastAsia" w:hAnsiTheme="minorEastAsia"/>
+                <w:color w:val="000000"/>
+                <w:sz w:val="20"/>
+                <w:szCs w:val="20"/>
+              </w:rPr>
+              <w:t>fary</w:t>
+            </w:r>
+            <w:proofErr w:type="spellEnd"/>
+            <w:r>
+              <w:rPr>
+                <w:rFonts w:asciiTheme="minorEastAsia" w:eastAsiaTheme="minorEastAsia" w:hAnsiTheme="minorEastAsia"/>
+                <w:color w:val="000000"/>
+                <w:sz w:val="20"/>
+                <w:szCs w:val="20"/>
+              </w:rPr>
+              <w:t>[</w:t>
+            </w:r>
+            <w:proofErr w:type="gramEnd"/>
+            <w:r>
+              <w:rPr>
+                <w:rFonts w:asciiTheme="minorEastAsia" w:eastAsiaTheme="minorEastAsia" w:hAnsiTheme="minorEastAsia"/>
+                <w:color w:val="000000"/>
+                <w:sz w:val="20"/>
+                <w:szCs w:val="20"/>
+              </w:rPr>
+              <w:t xml:space="preserve">0] = new </w:t>
+            </w:r>
+            <w:proofErr w:type="gramStart"/>
+            <w:r>
+              <w:rPr>
+                <w:rFonts w:asciiTheme="minorEastAsia" w:eastAsiaTheme="minorEastAsia" w:hAnsiTheme="minorEastAsia"/>
+                <w:color w:val="000000"/>
+                <w:sz w:val="20"/>
+                <w:szCs w:val="20"/>
+              </w:rPr>
+              <w:t>Grape();</w:t>
+            </w:r>
+            <w:proofErr w:type="gramEnd"/>
+          </w:p>
+          <w:p>
+            <w:pPr>
+              <w:pStyle w:val="aa"/>
+              <w:shd w:val="clear" w:color="auto" w:fill="FFFFFF"/>
+              <w:spacing w:after="0"/>
+              <w:rPr>
+                <w:rFonts w:asciiTheme="minorEastAsia" w:eastAsiaTheme="minorEastAsia" w:hAnsiTheme="minorEastAsia"/>
+                <w:color w:val="000000"/>
+                <w:sz w:val="20"/>
+                <w:szCs w:val="20"/>
+              </w:rPr>
+            </w:pPr>
+            <w:r>
+              <w:rPr>
+                <w:rFonts w:asciiTheme="minorEastAsia" w:eastAsiaTheme="minorEastAsia" w:hAnsiTheme="minorEastAsia"/>
+                <w:color w:val="000000"/>
+                <w:sz w:val="20"/>
+                <w:szCs w:val="20"/>
+              </w:rPr>
+              <w:t xml:space="preserve">        </w:t>
+            </w:r>
+            <w:proofErr w:type="spellStart"/>
+            <w:proofErr w:type="gramStart"/>
+            <w:r>
+              <w:rPr>
+                <w:rFonts w:asciiTheme="minorEastAsia" w:eastAsiaTheme="minorEastAsia" w:hAnsiTheme="minorEastAsia"/>
+                <w:color w:val="000000"/>
+                <w:sz w:val="20"/>
+                <w:szCs w:val="20"/>
+              </w:rPr>
+              <w:t>fary</w:t>
+            </w:r>
+            <w:proofErr w:type="spellEnd"/>
+            <w:r>
+              <w:rPr>
+                <w:rFonts w:asciiTheme="minorEastAsia" w:eastAsiaTheme="minorEastAsia" w:hAnsiTheme="minorEastAsia"/>
+                <w:color w:val="000000"/>
+                <w:sz w:val="20"/>
+                <w:szCs w:val="20"/>
+              </w:rPr>
+              <w:t>[</w:t>
+            </w:r>
+            <w:proofErr w:type="gramEnd"/>
+            <w:r>
+              <w:rPr>
+                <w:rFonts w:asciiTheme="minorEastAsia" w:eastAsiaTheme="minorEastAsia" w:hAnsiTheme="minorEastAsia"/>
+                <w:color w:val="000000"/>
+                <w:sz w:val="20"/>
+                <w:szCs w:val="20"/>
+              </w:rPr>
+              <w:t xml:space="preserve">1] = new </w:t>
+            </w:r>
+            <w:proofErr w:type="gramStart"/>
+            <w:r>
+              <w:rPr>
+                <w:rFonts w:asciiTheme="minorEastAsia" w:eastAsiaTheme="minorEastAsia" w:hAnsiTheme="minorEastAsia"/>
+                <w:color w:val="000000"/>
+                <w:sz w:val="20"/>
+                <w:szCs w:val="20"/>
+              </w:rPr>
+              <w:t>Apple();</w:t>
+            </w:r>
+            <w:proofErr w:type="gramEnd"/>
+          </w:p>
+          <w:p>
+            <w:pPr>
+              <w:pStyle w:val="aa"/>
+              <w:shd w:val="clear" w:color="auto" w:fill="FFFFFF"/>
+              <w:spacing w:after="0"/>
+              <w:rPr>
+                <w:rFonts w:asciiTheme="minorEastAsia" w:eastAsiaTheme="minorEastAsia" w:hAnsiTheme="minorEastAsia"/>
+                <w:color w:val="000000"/>
+                <w:sz w:val="20"/>
+                <w:szCs w:val="20"/>
+              </w:rPr>
+            </w:pPr>
+            <w:r>
+              <w:rPr>
+                <w:rFonts w:asciiTheme="minorEastAsia" w:eastAsiaTheme="minorEastAsia" w:hAnsiTheme="minorEastAsia"/>
+                <w:color w:val="000000"/>
+                <w:sz w:val="20"/>
+                <w:szCs w:val="20"/>
+              </w:rPr>
+              <w:t xml:space="preserve">        </w:t>
+            </w:r>
+            <w:proofErr w:type="spellStart"/>
+            <w:proofErr w:type="gramStart"/>
+            <w:r>
+              <w:rPr>
+                <w:rFonts w:asciiTheme="minorEastAsia" w:eastAsiaTheme="minorEastAsia" w:hAnsiTheme="minorEastAsia"/>
+                <w:color w:val="000000"/>
+                <w:sz w:val="20"/>
+                <w:szCs w:val="20"/>
+              </w:rPr>
+              <w:t>fary</w:t>
+            </w:r>
+            <w:proofErr w:type="spellEnd"/>
+            <w:r>
+              <w:rPr>
+                <w:rFonts w:asciiTheme="minorEastAsia" w:eastAsiaTheme="minorEastAsia" w:hAnsiTheme="minorEastAsia"/>
+                <w:color w:val="000000"/>
+                <w:sz w:val="20"/>
+                <w:szCs w:val="20"/>
+              </w:rPr>
+              <w:t>[</w:t>
+            </w:r>
+            <w:proofErr w:type="gramEnd"/>
+            <w:r>
+              <w:rPr>
+                <w:rFonts w:asciiTheme="minorEastAsia" w:eastAsiaTheme="minorEastAsia" w:hAnsiTheme="minorEastAsia"/>
+                <w:color w:val="000000"/>
+                <w:sz w:val="20"/>
+                <w:szCs w:val="20"/>
+              </w:rPr>
+              <w:t xml:space="preserve">2] = new </w:t>
+            </w:r>
+            <w:proofErr w:type="gramStart"/>
+            <w:r>
+              <w:rPr>
+                <w:rFonts w:asciiTheme="minorEastAsia" w:eastAsiaTheme="minorEastAsia" w:hAnsiTheme="minorEastAsia"/>
+                <w:color w:val="000000"/>
+                <w:sz w:val="20"/>
+                <w:szCs w:val="20"/>
+              </w:rPr>
+              <w:t>Grape();</w:t>
+            </w:r>
+            <w:proofErr w:type="gramEnd"/>
+          </w:p>
+          <w:p>
+            <w:pPr>
+              <w:pStyle w:val="aa"/>
+              <w:shd w:val="clear" w:color="auto" w:fill="FFFFFF"/>
+              <w:spacing w:after="0"/>
+              <w:rPr>
+                <w:rFonts w:asciiTheme="minorEastAsia" w:eastAsiaTheme="minorEastAsia" w:hAnsiTheme="minorEastAsia"/>
+                <w:color w:val="000000"/>
+                <w:sz w:val="20"/>
+                <w:szCs w:val="20"/>
+              </w:rPr>
+            </w:pPr>
+            <w:r>
+              <w:rPr>
+                <w:rFonts w:asciiTheme="minorEastAsia" w:eastAsiaTheme="minorEastAsia" w:hAnsiTheme="minorEastAsia"/>
+                <w:color w:val="000000"/>
+                <w:sz w:val="20"/>
+                <w:szCs w:val="20"/>
+              </w:rPr>
+              <w:t xml:space="preserve">        </w:t>
+            </w:r>
+            <w:proofErr w:type="spellStart"/>
+            <w:proofErr w:type="gramStart"/>
+            <w:r>
+              <w:rPr>
+                <w:rFonts w:asciiTheme="minorEastAsia" w:eastAsiaTheme="minorEastAsia" w:hAnsiTheme="minorEastAsia"/>
+                <w:color w:val="000000"/>
+                <w:sz w:val="20"/>
+                <w:szCs w:val="20"/>
+              </w:rPr>
+              <w:t>fary</w:t>
+            </w:r>
+            <w:proofErr w:type="spellEnd"/>
+            <w:r>
+              <w:rPr>
+                <w:rFonts w:asciiTheme="minorEastAsia" w:eastAsiaTheme="minorEastAsia" w:hAnsiTheme="minorEastAsia"/>
+                <w:color w:val="000000"/>
+                <w:sz w:val="20"/>
+                <w:szCs w:val="20"/>
+              </w:rPr>
+              <w:t>[</w:t>
+            </w:r>
+            <w:proofErr w:type="gramEnd"/>
+            <w:r>
+              <w:rPr>
+                <w:rFonts w:asciiTheme="minorEastAsia" w:eastAsiaTheme="minorEastAsia" w:hAnsiTheme="minorEastAsia"/>
+                <w:color w:val="000000"/>
+                <w:sz w:val="20"/>
+                <w:szCs w:val="20"/>
+              </w:rPr>
+              <w:t xml:space="preserve">3] = new </w:t>
+            </w:r>
+            <w:proofErr w:type="gramStart"/>
+            <w:r>
+              <w:rPr>
+                <w:rFonts w:asciiTheme="minorEastAsia" w:eastAsiaTheme="minorEastAsia" w:hAnsiTheme="minorEastAsia"/>
+                <w:color w:val="000000"/>
+                <w:sz w:val="20"/>
+                <w:szCs w:val="20"/>
+              </w:rPr>
+              <w:t>Pear();</w:t>
+            </w:r>
+            <w:proofErr w:type="gramEnd"/>
+          </w:p>
+          <w:p>
+            <w:pPr>
+              <w:pStyle w:val="aa"/>
+              <w:shd w:val="clear" w:color="auto" w:fill="FFFFFF"/>
+              <w:spacing w:after="0"/>
+              <w:rPr>
+                <w:rFonts w:asciiTheme="minorEastAsia" w:eastAsiaTheme="minorEastAsia" w:hAnsiTheme="minorEastAsia"/>
+                <w:color w:val="000000"/>
+                <w:sz w:val="20"/>
+                <w:szCs w:val="20"/>
+              </w:rPr>
+            </w:pPr>
+            <w:r>
+              <w:rPr>
+                <w:rFonts w:asciiTheme="minorEastAsia" w:eastAsiaTheme="minorEastAsia" w:hAnsiTheme="minorEastAsia"/>
+                <w:color w:val="000000"/>
+                <w:sz w:val="20"/>
+                <w:szCs w:val="20"/>
+              </w:rPr>
+              <w:t xml:space="preserve">        </w:t>
+            </w:r>
+          </w:p>
+          <w:p>
+            <w:pPr>
+              <w:pStyle w:val="aa"/>
+              <w:shd w:val="clear" w:color="auto" w:fill="FFFFFF"/>
+              <w:spacing w:after="0"/>
+              <w:rPr>
+                <w:rFonts w:asciiTheme="minorEastAsia" w:eastAsiaTheme="minorEastAsia" w:hAnsiTheme="minorEastAsia"/>
+                <w:color w:val="000000"/>
+                <w:sz w:val="20"/>
+                <w:szCs w:val="20"/>
+              </w:rPr>
+            </w:pPr>
+            <w:r>
+              <w:rPr>
+                <w:rFonts w:asciiTheme="minorEastAsia" w:eastAsiaTheme="minorEastAsia" w:hAnsiTheme="minorEastAsia"/>
+                <w:color w:val="000000"/>
+                <w:sz w:val="20"/>
+                <w:szCs w:val="20"/>
+              </w:rPr>
+              <w:t xml:space="preserve">        // </w:t>
+            </w:r>
+            <w:proofErr w:type="spellStart"/>
+            <w:r>
+              <w:rPr>
+                <w:rFonts w:asciiTheme="minorEastAsia" w:eastAsiaTheme="minorEastAsia" w:hAnsiTheme="minorEastAsia"/>
+                <w:color w:val="000000"/>
+                <w:sz w:val="20"/>
+                <w:szCs w:val="20"/>
+              </w:rPr>
+              <w:t>printFruit</w:t>
+            </w:r>
+            <w:proofErr w:type="spellEnd"/>
+            <w:r>
+              <w:rPr>
+                <w:rFonts w:asciiTheme="minorEastAsia" w:eastAsiaTheme="minorEastAsia" w:hAnsiTheme="minorEastAsia"/>
+                <w:color w:val="000000"/>
+                <w:sz w:val="20"/>
+                <w:szCs w:val="20"/>
+              </w:rPr>
+              <w:t>() 메소드를 호출하여 각 객체의 me() 메소드 실행</w:t>
+            </w:r>
+          </w:p>
+          <w:p>
+            <w:pPr>
+              <w:pStyle w:val="aa"/>
+              <w:shd w:val="clear" w:color="auto" w:fill="FFFFFF"/>
+              <w:spacing w:after="0"/>
+              <w:rPr>
+                <w:rFonts w:asciiTheme="minorEastAsia" w:eastAsiaTheme="minorEastAsia" w:hAnsiTheme="minorEastAsia"/>
+                <w:color w:val="000000"/>
+                <w:sz w:val="20"/>
+                <w:szCs w:val="20"/>
+              </w:rPr>
+            </w:pPr>
+            <w:r>
+              <w:rPr>
+                <w:rFonts w:asciiTheme="minorEastAsia" w:eastAsiaTheme="minorEastAsia" w:hAnsiTheme="minorEastAsia"/>
+                <w:color w:val="000000"/>
+                <w:sz w:val="20"/>
+                <w:szCs w:val="20"/>
+              </w:rPr>
+              <w:t xml:space="preserve">        </w:t>
+            </w:r>
+            <w:proofErr w:type="spellStart"/>
+            <w:r>
+              <w:rPr>
+                <w:rFonts w:asciiTheme="minorEastAsia" w:eastAsiaTheme="minorEastAsia" w:hAnsiTheme="minorEastAsia"/>
+                <w:color w:val="000000"/>
+                <w:sz w:val="20"/>
+                <w:szCs w:val="20"/>
+              </w:rPr>
+              <w:t>printFruit</w:t>
+            </w:r>
+            <w:proofErr w:type="spellEnd"/>
+            <w:r>
+              <w:rPr>
+                <w:rFonts w:asciiTheme="minorEastAsia" w:eastAsiaTheme="minorEastAsia" w:hAnsiTheme="minorEastAsia"/>
+                <w:color w:val="000000"/>
+                <w:sz w:val="20"/>
+                <w:szCs w:val="20"/>
+              </w:rPr>
+              <w:t>(</w:t>
+            </w:r>
+            <w:proofErr w:type="spellStart"/>
+            <w:r>
+              <w:rPr>
+                <w:rFonts w:asciiTheme="minorEastAsia" w:eastAsiaTheme="minorEastAsia" w:hAnsiTheme="minorEastAsia"/>
+                <w:color w:val="000000"/>
+                <w:sz w:val="20"/>
+                <w:szCs w:val="20"/>
+              </w:rPr>
+              <w:t>fary</w:t>
+            </w:r>
+            <w:proofErr w:type="spellEnd"/>
+            <w:proofErr w:type="gramStart"/>
+            <w:r>
+              <w:rPr>
+                <w:rFonts w:asciiTheme="minorEastAsia" w:eastAsiaTheme="minorEastAsia" w:hAnsiTheme="minorEastAsia"/>
+                <w:color w:val="000000"/>
+                <w:sz w:val="20"/>
+                <w:szCs w:val="20"/>
+              </w:rPr>
+              <w:t>);</w:t>
+            </w:r>
+            <w:proofErr w:type="gramEnd"/>
+          </w:p>
+          <w:p>
+            <w:pPr>
+              <w:pStyle w:val="aa"/>
+              <w:shd w:val="clear" w:color="auto" w:fill="FFFFFF"/>
+              <w:spacing w:after="0"/>
+              <w:rPr>
+                <w:rFonts w:asciiTheme="minorEastAsia" w:eastAsiaTheme="minorEastAsia" w:hAnsiTheme="minorEastAsia"/>
+                <w:color w:val="000000"/>
+                <w:sz w:val="20"/>
+                <w:szCs w:val="20"/>
+              </w:rPr>
+            </w:pPr>
+            <w:r>
+              <w:rPr>
+                <w:rFonts w:asciiTheme="minorEastAsia" w:eastAsiaTheme="minorEastAsia" w:hAnsiTheme="minorEastAsia"/>
+                <w:color w:val="000000"/>
+                <w:sz w:val="20"/>
+                <w:szCs w:val="20"/>
+              </w:rPr>
               <w:t xml:space="preserve">    }</w:t>
             </w:r>
           </w:p>
@@ -13520,7 +14481,7 @@
                 <w:sz w:val="20"/>
                 <w:szCs w:val="20"/>
               </w:rPr>
-              <w:t>(</w:t>
+              <w:t>(Fruit[</w:t>
             </w:r>
             <w:proofErr w:type="gramEnd"/>
             <w:r>
@@ -13530,7 +14491,7 @@
                 <w:sz w:val="20"/>
                 <w:szCs w:val="20"/>
               </w:rPr>
-              <w:t>Fruit[] fruits) {</w:t>
+              <w:t>] fruits) {</w:t>
             </w:r>
           </w:p>
           <w:p>
@@ -14413,6 +15374,7 @@
             <w:r>
               <w:rPr>
                 <w:rFonts w:asciiTheme="minorEastAsia" w:hAnsiTheme="minorEastAsia"/>
+                <w:noProof/>
                 <w:color w:val="000000" w:themeColor="text1"/>
                 <w:szCs w:val="20"/>
               </w:rPr>
@@ -14880,174 +15842,11 @@
         </w:rPr>
         <w:t xml:space="preserve"> = </w:t>
       </w:r>
+      <w:proofErr w:type="gramStart"/>
       <w:r>
         <w:rPr>
           <w:rFonts w:asciiTheme="minorEastAsia" w:hAnsiTheme="minorEastAsia" w:cs="맑은 고딕"/>
           <w:color w:val="6A3E3E"/>
-          <w:kern w:val="0"/>
-          <w:szCs w:val="20"/>
-        </w:rPr>
-        <w:t>type</w:t>
-      </w:r>
-      <w:r>
-        <w:rPr>
-          <w:rFonts w:asciiTheme="minorEastAsia" w:hAnsiTheme="minorEastAsia" w:cs="맑은 고딕"/>
-          <w:color w:val="000000"/>
-          <w:kern w:val="0"/>
-          <w:szCs w:val="20"/>
-        </w:rPr>
-        <w:t>;</w:t>
-      </w:r>
-    </w:p>
-    <w:p>
-      <w:pPr>
-        <w:wordWrap/>
-        <w:adjustRightInd w:val="0"/>
-        <w:spacing w:after="0" w:line="240" w:lineRule="auto"/>
-        <w:jc w:val="left"/>
-        <w:rPr>
-          <w:rFonts w:asciiTheme="minorEastAsia" w:hAnsiTheme="minorEastAsia" w:cs="맑은 고딕"/>
-          <w:kern w:val="0"/>
-          <w:szCs w:val="20"/>
-        </w:rPr>
-      </w:pPr>
-      <w:r>
-        <w:rPr>
-          <w:rFonts w:asciiTheme="minorEastAsia" w:hAnsiTheme="minorEastAsia" w:cs="맑은 고딕"/>
-          <w:color w:val="000000"/>
-          <w:kern w:val="0"/>
-          <w:szCs w:val="20"/>
-        </w:rPr>
-        <w:tab/>
-        <w:t>}</w:t>
-      </w:r>
-    </w:p>
-    <w:p>
-      <w:pPr>
-        <w:wordWrap/>
-        <w:adjustRightInd w:val="0"/>
-        <w:spacing w:after="0" w:line="240" w:lineRule="auto"/>
-        <w:jc w:val="left"/>
-        <w:rPr>
-          <w:rFonts w:asciiTheme="minorEastAsia" w:hAnsiTheme="minorEastAsia" w:cs="맑은 고딕"/>
-          <w:kern w:val="0"/>
-          <w:szCs w:val="20"/>
-        </w:rPr>
-      </w:pPr>
-      <w:r>
-        <w:rPr>
-          <w:rFonts w:asciiTheme="minorEastAsia" w:hAnsiTheme="minorEastAsia" w:cs="맑은 고딕"/>
-          <w:color w:val="000000"/>
-          <w:kern w:val="0"/>
-          <w:szCs w:val="20"/>
-        </w:rPr>
-        <w:tab/>
-      </w:r>
-      <w:r>
-        <w:rPr>
-          <w:rFonts w:asciiTheme="minorEastAsia" w:hAnsiTheme="minorEastAsia" w:cs="맑은 고딕"/>
-          <w:bCs/>
-          <w:color w:val="7F0055"/>
-          <w:kern w:val="0"/>
-          <w:szCs w:val="20"/>
-        </w:rPr>
-        <w:t>public</w:t>
-      </w:r>
-      <w:r>
-        <w:rPr>
-          <w:rFonts w:asciiTheme="minorEastAsia" w:hAnsiTheme="minorEastAsia" w:cs="맑은 고딕"/>
-          <w:color w:val="000000"/>
-          <w:kern w:val="0"/>
-          <w:szCs w:val="20"/>
-        </w:rPr>
-        <w:t xml:space="preserve"> String </w:t>
-      </w:r>
-      <w:proofErr w:type="spellStart"/>
-      <w:proofErr w:type="gramStart"/>
-      <w:r>
-        <w:rPr>
-          <w:rFonts w:asciiTheme="minorEastAsia" w:hAnsiTheme="minorEastAsia" w:cs="맑은 고딕"/>
-          <w:color w:val="000000"/>
-          <w:kern w:val="0"/>
-          <w:szCs w:val="20"/>
-        </w:rPr>
-        <w:t>getType</w:t>
-      </w:r>
-      <w:proofErr w:type="spellEnd"/>
-      <w:r>
-        <w:rPr>
-          <w:rFonts w:asciiTheme="minorEastAsia" w:hAnsiTheme="minorEastAsia" w:cs="맑은 고딕"/>
-          <w:color w:val="000000"/>
-          <w:kern w:val="0"/>
-          <w:szCs w:val="20"/>
-        </w:rPr>
-        <w:t>(</w:t>
-      </w:r>
-      <w:proofErr w:type="gramEnd"/>
-      <w:r>
-        <w:rPr>
-          <w:rFonts w:asciiTheme="minorEastAsia" w:hAnsiTheme="minorEastAsia" w:cs="맑은 고딕"/>
-          <w:color w:val="000000"/>
-          <w:kern w:val="0"/>
-          <w:szCs w:val="20"/>
-        </w:rPr>
-        <w:t>) {</w:t>
-      </w:r>
-    </w:p>
-    <w:p>
-      <w:pPr>
-        <w:wordWrap/>
-        <w:adjustRightInd w:val="0"/>
-        <w:spacing w:after="0" w:line="240" w:lineRule="auto"/>
-        <w:jc w:val="left"/>
-        <w:rPr>
-          <w:rFonts w:asciiTheme="minorEastAsia" w:hAnsiTheme="minorEastAsia" w:cs="맑은 고딕"/>
-          <w:kern w:val="0"/>
-          <w:szCs w:val="20"/>
-        </w:rPr>
-      </w:pPr>
-      <w:r>
-        <w:rPr>
-          <w:rFonts w:asciiTheme="minorEastAsia" w:hAnsiTheme="minorEastAsia" w:cs="맑은 고딕"/>
-          <w:color w:val="000000"/>
-          <w:kern w:val="0"/>
-          <w:szCs w:val="20"/>
-        </w:rPr>
-        <w:tab/>
-      </w:r>
-      <w:r>
-        <w:rPr>
-          <w:rFonts w:asciiTheme="minorEastAsia" w:hAnsiTheme="minorEastAsia" w:cs="맑은 고딕"/>
-          <w:color w:val="000000"/>
-          <w:kern w:val="0"/>
-          <w:szCs w:val="20"/>
-        </w:rPr>
-        <w:tab/>
-      </w:r>
-      <w:r>
-        <w:rPr>
-          <w:rFonts w:asciiTheme="minorEastAsia" w:hAnsiTheme="minorEastAsia" w:cs="맑은 고딕"/>
-          <w:bCs/>
-          <w:color w:val="7F0055"/>
-          <w:kern w:val="0"/>
-          <w:szCs w:val="20"/>
-        </w:rPr>
-        <w:t>return</w:t>
-      </w:r>
-      <w:r>
-        <w:rPr>
-          <w:rFonts w:asciiTheme="minorEastAsia" w:hAnsiTheme="minorEastAsia" w:cs="맑은 고딕"/>
-          <w:color w:val="000000"/>
-          <w:kern w:val="0"/>
-          <w:szCs w:val="20"/>
-        </w:rPr>
-        <w:t xml:space="preserve"> </w:t>
-      </w:r>
-      <w:proofErr w:type="gramStart"/>
-      <w:r>
-        <w:rPr>
-          <w:rFonts w:asciiTheme="minorEastAsia" w:hAnsiTheme="minorEastAsia" w:cs="맑은 고딕"/>
-          <w:color w:val="0000C0"/>
           <w:kern w:val="0"/>
           <w:szCs w:val="20"/>
         </w:rPr>
@@ -15116,7 +15915,7 @@
           <w:kern w:val="0"/>
           <w:szCs w:val="20"/>
         </w:rPr>
-        <w:t>abstract</w:t>
+        <w:t>public</w:t>
       </w:r>
       <w:r>
         <w:rPr>
@@ -15125,18 +15924,10 @@
           <w:kern w:val="0"/>
           <w:szCs w:val="20"/>
         </w:rPr>
-        <w:t xml:space="preserve"> </w:t>
-      </w:r>
-      <w:r>
-        <w:rPr>
-          <w:rFonts w:asciiTheme="minorEastAsia" w:hAnsiTheme="minorEastAsia" w:cs="맑은 고딕"/>
-          <w:bCs/>
-          <w:color w:val="7F0055"/>
-          <w:kern w:val="0"/>
-          <w:szCs w:val="20"/>
-        </w:rPr>
-        <w:t>void</w:t>
-      </w:r>
+        <w:t xml:space="preserve"> String </w:t>
+      </w:r>
+      <w:proofErr w:type="spellStart"/>
+      <w:proofErr w:type="gramStart"/>
       <w:r>
         <w:rPr>
           <w:rFonts w:asciiTheme="minorEastAsia" w:hAnsiTheme="minorEastAsia" w:cs="맑은 고딕"/>
@@ -15144,9 +15935,9 @@
           <w:kern w:val="0"/>
           <w:szCs w:val="20"/>
         </w:rPr>
-        <w:t xml:space="preserve"> </w:t>
-      </w:r>
-      <w:proofErr w:type="gramStart"/>
+        <w:t>getType</w:t>
+      </w:r>
+      <w:proofErr w:type="spellEnd"/>
       <w:r>
         <w:rPr>
           <w:rFonts w:asciiTheme="minorEastAsia" w:hAnsiTheme="minorEastAsia" w:cs="맑은 고딕"/>
@@ -15154,7 +15945,7 @@
           <w:kern w:val="0"/>
           <w:szCs w:val="20"/>
         </w:rPr>
-        <w:t>run(</w:t>
+        <w:t>(</w:t>
       </w:r>
       <w:proofErr w:type="gramEnd"/>
       <w:r>
@@ -15164,7 +15955,7 @@
           <w:kern w:val="0"/>
           <w:szCs w:val="20"/>
         </w:rPr>
-        <w:t xml:space="preserve">); </w:t>
+        <w:t>) {</w:t>
       </w:r>
     </w:p>
     <w:p>
@@ -15191,21 +15982,11 @@
       <w:r>
         <w:rPr>
           <w:rFonts w:asciiTheme="minorEastAsia" w:hAnsiTheme="minorEastAsia" w:cs="맑은 고딕"/>
-          <w:bCs/>
-          <w:color w:val="7F0055"/>
-          <w:kern w:val="0"/>
-          <w:szCs w:val="20"/>
-        </w:rPr>
-        <w:t>abstract</w:t>
-      </w:r>
-      <w:r>
-        <w:rPr>
-          <w:rFonts w:asciiTheme="minorEastAsia" w:hAnsiTheme="minorEastAsia" w:cs="맑은 고딕"/>
           <w:color w:val="000000"/>
           <w:kern w:val="0"/>
           <w:szCs w:val="20"/>
         </w:rPr>
-        <w:t xml:space="preserve"> </w:t>
+        <w:tab/>
       </w:r>
       <w:r>
         <w:rPr>
@@ -15215,7 +15996,7 @@
           <w:kern w:val="0"/>
           <w:szCs w:val="20"/>
         </w:rPr>
-        <w:t>void</w:t>
+        <w:t>return</w:t>
       </w:r>
       <w:r>
         <w:rPr>
@@ -15230,13 +16011,12 @@
       <w:r>
         <w:rPr>
           <w:rFonts w:asciiTheme="minorEastAsia" w:hAnsiTheme="minorEastAsia" w:cs="맑은 고딕"/>
-          <w:color w:val="000000"/>
+          <w:color w:val="0000C0"/>
           <w:kern w:val="0"/>
           <w:szCs w:val="20"/>
         </w:rPr>
-        <w:t>sound(</w:t>
-      </w:r>
-      <w:proofErr w:type="gramEnd"/>
+        <w:t>type</w:t>
+      </w:r>
       <w:r>
         <w:rPr>
           <w:rFonts w:asciiTheme="minorEastAsia" w:hAnsiTheme="minorEastAsia" w:cs="맑은 고딕"/>
@@ -15244,8 +16024,183 @@
           <w:kern w:val="0"/>
           <w:szCs w:val="20"/>
         </w:rPr>
-        <w:t>);</w:t>
-      </w:r>
+        <w:t>;</w:t>
+      </w:r>
+      <w:proofErr w:type="gramEnd"/>
+    </w:p>
+    <w:p>
+      <w:pPr>
+        <w:wordWrap/>
+        <w:adjustRightInd w:val="0"/>
+        <w:spacing w:after="0" w:line="240" w:lineRule="auto"/>
+        <w:jc w:val="left"/>
+        <w:rPr>
+          <w:rFonts w:asciiTheme="minorEastAsia" w:hAnsiTheme="minorEastAsia" w:cs="맑은 고딕"/>
+          <w:kern w:val="0"/>
+          <w:szCs w:val="20"/>
+        </w:rPr>
+      </w:pPr>
+      <w:r>
+        <w:rPr>
+          <w:rFonts w:asciiTheme="minorEastAsia" w:hAnsiTheme="minorEastAsia" w:cs="맑은 고딕"/>
+          <w:color w:val="000000"/>
+          <w:kern w:val="0"/>
+          <w:szCs w:val="20"/>
+        </w:rPr>
+        <w:tab/>
+        <w:t>}</w:t>
+      </w:r>
+    </w:p>
+    <w:p>
+      <w:pPr>
+        <w:wordWrap/>
+        <w:adjustRightInd w:val="0"/>
+        <w:spacing w:after="0" w:line="240" w:lineRule="auto"/>
+        <w:jc w:val="left"/>
+        <w:rPr>
+          <w:rFonts w:asciiTheme="minorEastAsia" w:hAnsiTheme="minorEastAsia" w:cs="맑은 고딕"/>
+          <w:kern w:val="0"/>
+          <w:szCs w:val="20"/>
+        </w:rPr>
+      </w:pPr>
+      <w:r>
+        <w:rPr>
+          <w:rFonts w:asciiTheme="minorEastAsia" w:hAnsiTheme="minorEastAsia" w:cs="맑은 고딕"/>
+          <w:color w:val="000000"/>
+          <w:kern w:val="0"/>
+          <w:szCs w:val="20"/>
+        </w:rPr>
+        <w:tab/>
+      </w:r>
+      <w:r>
+        <w:rPr>
+          <w:rFonts w:asciiTheme="minorEastAsia" w:hAnsiTheme="minorEastAsia" w:cs="맑은 고딕"/>
+          <w:bCs/>
+          <w:color w:val="7F0055"/>
+          <w:kern w:val="0"/>
+          <w:szCs w:val="20"/>
+        </w:rPr>
+        <w:t>abstract</w:t>
+      </w:r>
+      <w:r>
+        <w:rPr>
+          <w:rFonts w:asciiTheme="minorEastAsia" w:hAnsiTheme="minorEastAsia" w:cs="맑은 고딕"/>
+          <w:color w:val="000000"/>
+          <w:kern w:val="0"/>
+          <w:szCs w:val="20"/>
+        </w:rPr>
+        <w:t xml:space="preserve"> </w:t>
+      </w:r>
+      <w:r>
+        <w:rPr>
+          <w:rFonts w:asciiTheme="minorEastAsia" w:hAnsiTheme="minorEastAsia" w:cs="맑은 고딕"/>
+          <w:bCs/>
+          <w:color w:val="7F0055"/>
+          <w:kern w:val="0"/>
+          <w:szCs w:val="20"/>
+        </w:rPr>
+        <w:t>void</w:t>
+      </w:r>
+      <w:r>
+        <w:rPr>
+          <w:rFonts w:asciiTheme="minorEastAsia" w:hAnsiTheme="minorEastAsia" w:cs="맑은 고딕"/>
+          <w:color w:val="000000"/>
+          <w:kern w:val="0"/>
+          <w:szCs w:val="20"/>
+        </w:rPr>
+        <w:t xml:space="preserve"> </w:t>
+      </w:r>
+      <w:proofErr w:type="gramStart"/>
+      <w:r>
+        <w:rPr>
+          <w:rFonts w:asciiTheme="minorEastAsia" w:hAnsiTheme="minorEastAsia" w:cs="맑은 고딕"/>
+          <w:color w:val="000000"/>
+          <w:kern w:val="0"/>
+          <w:szCs w:val="20"/>
+        </w:rPr>
+        <w:t>run();</w:t>
+      </w:r>
+      <w:proofErr w:type="gramEnd"/>
+      <w:r>
+        <w:rPr>
+          <w:rFonts w:asciiTheme="minorEastAsia" w:hAnsiTheme="minorEastAsia" w:cs="맑은 고딕"/>
+          <w:color w:val="000000"/>
+          <w:kern w:val="0"/>
+          <w:szCs w:val="20"/>
+        </w:rPr>
+        <w:t xml:space="preserve"> </w:t>
+      </w:r>
+    </w:p>
+    <w:p>
+      <w:pPr>
+        <w:wordWrap/>
+        <w:adjustRightInd w:val="0"/>
+        <w:spacing w:after="0" w:line="240" w:lineRule="auto"/>
+        <w:jc w:val="left"/>
+        <w:rPr>
+          <w:rFonts w:asciiTheme="minorEastAsia" w:hAnsiTheme="minorEastAsia" w:cs="맑은 고딕"/>
+          <w:kern w:val="0"/>
+          <w:szCs w:val="20"/>
+        </w:rPr>
+      </w:pPr>
+      <w:r>
+        <w:rPr>
+          <w:rFonts w:asciiTheme="minorEastAsia" w:hAnsiTheme="minorEastAsia" w:cs="맑은 고딕"/>
+          <w:color w:val="000000"/>
+          <w:kern w:val="0"/>
+          <w:szCs w:val="20"/>
+        </w:rPr>
+        <w:tab/>
+      </w:r>
+      <w:r>
+        <w:rPr>
+          <w:rFonts w:asciiTheme="minorEastAsia" w:hAnsiTheme="minorEastAsia" w:cs="맑은 고딕"/>
+          <w:bCs/>
+          <w:color w:val="7F0055"/>
+          <w:kern w:val="0"/>
+          <w:szCs w:val="20"/>
+        </w:rPr>
+        <w:t>abstract</w:t>
+      </w:r>
+      <w:r>
+        <w:rPr>
+          <w:rFonts w:asciiTheme="minorEastAsia" w:hAnsiTheme="minorEastAsia" w:cs="맑은 고딕"/>
+          <w:color w:val="000000"/>
+          <w:kern w:val="0"/>
+          <w:szCs w:val="20"/>
+        </w:rPr>
+        <w:t xml:space="preserve"> </w:t>
+      </w:r>
+      <w:r>
+        <w:rPr>
+          <w:rFonts w:asciiTheme="minorEastAsia" w:hAnsiTheme="minorEastAsia" w:cs="맑은 고딕"/>
+          <w:bCs/>
+          <w:color w:val="7F0055"/>
+          <w:kern w:val="0"/>
+          <w:szCs w:val="20"/>
+        </w:rPr>
+        <w:t>void</w:t>
+      </w:r>
+      <w:r>
+        <w:rPr>
+          <w:rFonts w:asciiTheme="minorEastAsia" w:hAnsiTheme="minorEastAsia" w:cs="맑은 고딕"/>
+          <w:color w:val="000000"/>
+          <w:kern w:val="0"/>
+          <w:szCs w:val="20"/>
+        </w:rPr>
+        <w:t xml:space="preserve"> </w:t>
+      </w:r>
+      <w:proofErr w:type="gramStart"/>
+      <w:r>
+        <w:rPr>
+          <w:rFonts w:asciiTheme="minorEastAsia" w:hAnsiTheme="minorEastAsia" w:cs="맑은 고딕"/>
+          <w:color w:val="000000"/>
+          <w:kern w:val="0"/>
+          <w:szCs w:val="20"/>
+        </w:rPr>
+        <w:t>sound();</w:t>
+      </w:r>
+      <w:proofErr w:type="gramEnd"/>
     </w:p>
     <w:tbl>
       <w:tblPr>
@@ -15627,7 +16582,7 @@
                 <w:kern w:val="0"/>
                 <w:szCs w:val="20"/>
               </w:rPr>
-              <w:t>main(</w:t>
+              <w:t>main(String[</w:t>
             </w:r>
             <w:proofErr w:type="gramEnd"/>
             <w:r>
@@ -15637,7 +16592,7 @@
                 <w:kern w:val="0"/>
                 <w:szCs w:val="20"/>
               </w:rPr>
-              <w:t xml:space="preserve">String[] </w:t>
+              <w:t xml:space="preserve">] </w:t>
             </w:r>
             <w:proofErr w:type="spellStart"/>
             <w:r>
@@ -16286,6 +17241,7 @@
                     <w:t xml:space="preserve">        </w:t>
                   </w:r>
                   <w:proofErr w:type="spellStart"/>
+                  <w:proofErr w:type="gramStart"/>
                   <w:r>
                     <w:rPr>
                       <w:rFonts w:ascii="Courier New" w:hAnsi="Courier New" w:cs="Courier New"/>
@@ -16314,6 +17270,7 @@
                     <w:t>type</w:t>
                   </w:r>
                   <w:proofErr w:type="spellEnd"/>
+                  <w:proofErr w:type="gramEnd"/>
                   <w:r>
                     <w:rPr>
                       <w:rFonts w:ascii="Courier New" w:hAnsi="Courier New" w:cs="Courier New"/>
@@ -16340,8 +17297,19 @@
                       <w:szCs w:val="20"/>
                     </w:rPr>
                     <w:br/>
-                    <w:t xml:space="preserve">    }</w:t>
+                    <w:t xml:space="preserve">  </w:t>
                   </w:r>
+                  <w:proofErr w:type="gramStart"/>
+                  <w:r>
+                    <w:rPr>
+                      <w:rFonts w:ascii="Courier New" w:hAnsi="Courier New" w:cs="Courier New"/>
+                      <w:color w:val="BCBEC4"/>
+                      <w:sz w:val="20"/>
+                      <w:szCs w:val="20"/>
+                    </w:rPr>
+                    <w:t xml:space="preserve">  }</w:t>
+                  </w:r>
+                  <w:proofErr w:type="gramEnd"/>
                   <w:r>
                     <w:rPr>
                       <w:rFonts w:ascii="Courier New" w:hAnsi="Courier New" w:cs="Courier New"/>
@@ -16380,6 +17348,7 @@
                     <w:t xml:space="preserve">String </w:t>
                   </w:r>
                   <w:proofErr w:type="spellStart"/>
+                  <w:proofErr w:type="gramStart"/>
                   <w:r>
                     <w:rPr>
                       <w:rFonts w:ascii="Courier New" w:hAnsi="Courier New" w:cs="Courier New"/>
@@ -16397,7 +17366,17 @@
                       <w:sz w:val="20"/>
                       <w:szCs w:val="20"/>
                     </w:rPr>
-                    <w:t>() {</w:t>
+                    <w:t>(</w:t>
+                  </w:r>
+                  <w:proofErr w:type="gramEnd"/>
+                  <w:r>
+                    <w:rPr>
+                      <w:rFonts w:ascii="Courier New" w:hAnsi="Courier New" w:cs="Courier New"/>
+                      <w:color w:val="BCBEC4"/>
+                      <w:sz w:val="20"/>
+                      <w:szCs w:val="20"/>
+                    </w:rPr>
+                    <w:t>) {</w:t>
                   </w:r>
                   <w:r>
                     <w:rPr>
@@ -16444,8 +17423,19 @@
                       <w:szCs w:val="20"/>
                     </w:rPr>
                     <w:br/>
-                    <w:t xml:space="preserve">    }</w:t>
+                    <w:t xml:space="preserve">  </w:t>
                   </w:r>
+                  <w:proofErr w:type="gramStart"/>
+                  <w:r>
+                    <w:rPr>
+                      <w:rFonts w:ascii="Courier New" w:hAnsi="Courier New" w:cs="Courier New"/>
+                      <w:color w:val="BCBEC4"/>
+                      <w:sz w:val="20"/>
+                      <w:szCs w:val="20"/>
+                    </w:rPr>
+                    <w:t xml:space="preserve">  }</w:t>
+                  </w:r>
+                  <w:proofErr w:type="gramEnd"/>
                   <w:r>
                     <w:rPr>
                       <w:rFonts w:ascii="Courier New" w:hAnsi="Courier New" w:cs="Courier New"/>
@@ -16474,6 +17464,7 @@
                     </w:rPr>
                     <w:t xml:space="preserve">abstract void </w:t>
                   </w:r>
+                  <w:proofErr w:type="gramStart"/>
                   <w:r>
                     <w:rPr>
                       <w:rFonts w:ascii="Courier New" w:hAnsi="Courier New" w:cs="Courier New"/>
@@ -16490,7 +17481,17 @@
                       <w:sz w:val="20"/>
                       <w:szCs w:val="20"/>
                     </w:rPr>
-                    <w:t>();</w:t>
+                    <w:t>(</w:t>
+                  </w:r>
+                  <w:proofErr w:type="gramEnd"/>
+                  <w:r>
+                    <w:rPr>
+                      <w:rFonts w:ascii="Courier New" w:hAnsi="Courier New" w:cs="Courier New"/>
+                      <w:color w:val="BCBEC4"/>
+                      <w:sz w:val="20"/>
+                      <w:szCs w:val="20"/>
+                    </w:rPr>
+                    <w:t>);</w:t>
                   </w:r>
                   <w:r>
                     <w:rPr>
@@ -16511,6 +17512,7 @@
                     </w:rPr>
                     <w:t xml:space="preserve">abstract void </w:t>
                   </w:r>
+                  <w:proofErr w:type="gramStart"/>
                   <w:r>
                     <w:rPr>
                       <w:rFonts w:ascii="Courier New" w:hAnsi="Courier New" w:cs="Courier New"/>
@@ -16527,7 +17529,17 @@
                       <w:sz w:val="20"/>
                       <w:szCs w:val="20"/>
                     </w:rPr>
-                    <w:t>();</w:t>
+                    <w:t>(</w:t>
+                  </w:r>
+                  <w:proofErr w:type="gramEnd"/>
+                  <w:r>
+                    <w:rPr>
+                      <w:rFonts w:ascii="Courier New" w:hAnsi="Courier New" w:cs="Courier New"/>
+                      <w:color w:val="BCBEC4"/>
+                      <w:sz w:val="20"/>
+                      <w:szCs w:val="20"/>
+                    </w:rPr>
+                    <w:t>);</w:t>
                   </w:r>
                   <w:r>
                     <w:rPr>
@@ -18187,7 +19199,7 @@
                     <w:adjustRightInd w:val="0"/>
                     <w:jc w:val="left"/>
                     <w:rPr>
-                      <w:rFonts w:asciiTheme="minorEastAsia" w:hAnsiTheme="minorEastAsia" w:cs="맑은 고딕" w:hint="eastAsia"/>
+                      <w:rFonts w:asciiTheme="minorEastAsia" w:hAnsiTheme="minorEastAsia" w:cs="맑은 고딕"/>
                       <w:bCs w:val="0"/>
                       <w:color w:val="000000"/>
                       <w:kern w:val="0"/>
@@ -18243,7 +19255,6 @@
                   <w:r>
                     <w:rPr>
                       <w:rFonts w:asciiTheme="minorEastAsia" w:eastAsiaTheme="minorEastAsia" w:hAnsiTheme="minorEastAsia"/>
-                      <w:b w:val="0"/>
                       <w:noProof/>
                       <w:shd w:val="clear" w:color="auto" w:fill="FFFFFF"/>
                     </w:rPr>
@@ -18571,6 +19582,7 @@
         <w:t xml:space="preserve">String </w:t>
       </w:r>
       <w:proofErr w:type="spellStart"/>
+      <w:proofErr w:type="gramStart"/>
       <w:r>
         <w:rPr>
           <w:rFonts w:asciiTheme="minorEastAsia" w:hAnsiTheme="minorEastAsia" w:cs="맑은 고딕"/>
@@ -18588,7 +19600,17 @@
           <w:kern w:val="0"/>
           <w:szCs w:val="20"/>
         </w:rPr>
-        <w:t xml:space="preserve">[]) { </w:t>
+        <w:t>[</w:t>
+      </w:r>
+      <w:proofErr w:type="gramEnd"/>
+      <w:r>
+        <w:rPr>
+          <w:rFonts w:asciiTheme="minorEastAsia" w:hAnsiTheme="minorEastAsia" w:cs="맑은 고딕"/>
+          <w:color w:val="000000"/>
+          <w:kern w:val="0"/>
+          <w:szCs w:val="20"/>
+        </w:rPr>
+        <w:t xml:space="preserve">]) { </w:t>
       </w:r>
     </w:p>
     <w:p>
@@ -18670,8 +19692,39 @@
           <w:kern w:val="0"/>
           <w:szCs w:val="20"/>
         </w:rPr>
-        <w:t xml:space="preserve"> Shape[2];</w:t>
-      </w:r>
+        <w:t xml:space="preserve"> </w:t>
+      </w:r>
+      <w:proofErr w:type="gramStart"/>
+      <w:r>
+        <w:rPr>
+          <w:rFonts w:asciiTheme="minorEastAsia" w:hAnsiTheme="minorEastAsia" w:cs="맑은 고딕"/>
+          <w:color w:val="000000"/>
+          <w:kern w:val="0"/>
+          <w:szCs w:val="20"/>
+        </w:rPr>
+        <w:t>Shape[</w:t>
+      </w:r>
+      <w:proofErr w:type="gramEnd"/>
+      <w:r>
+        <w:rPr>
+          <w:rFonts w:asciiTheme="minorEastAsia" w:hAnsiTheme="minorEastAsia" w:cs="맑은 고딕"/>
+          <w:color w:val="000000"/>
+          <w:kern w:val="0"/>
+          <w:szCs w:val="20"/>
+        </w:rPr>
+        <w:t>2</w:t>
+      </w:r>
+      <w:proofErr w:type="gramStart"/>
+      <w:r>
+        <w:rPr>
+          <w:rFonts w:asciiTheme="minorEastAsia" w:hAnsiTheme="minorEastAsia" w:cs="맑은 고딕"/>
+          <w:color w:val="000000"/>
+          <w:kern w:val="0"/>
+          <w:szCs w:val="20"/>
+        </w:rPr>
+        <w:t>];</w:t>
+      </w:r>
+      <w:proofErr w:type="gramEnd"/>
     </w:p>
     <w:p>
       <w:pPr>
@@ -18743,8 +19796,19 @@
           <w:kern w:val="0"/>
           <w:szCs w:val="20"/>
         </w:rPr>
-        <w:t xml:space="preserve"> Circle(</w:t>
-      </w:r>
+        <w:t xml:space="preserve"> </w:t>
+      </w:r>
+      <w:proofErr w:type="gramStart"/>
+      <w:r>
+        <w:rPr>
+          <w:rFonts w:asciiTheme="minorEastAsia" w:hAnsiTheme="minorEastAsia" w:cs="맑은 고딕"/>
+          <w:color w:val="000000"/>
+          <w:kern w:val="0"/>
+          <w:szCs w:val="20"/>
+        </w:rPr>
+        <w:t>Circle(</w:t>
+      </w:r>
+      <w:proofErr w:type="gramEnd"/>
       <w:r>
         <w:rPr>
           <w:rFonts w:asciiTheme="minorEastAsia" w:hAnsiTheme="minorEastAsia" w:cs="맑은 고딕"/>
@@ -18761,8 +19825,19 @@
           <w:kern w:val="0"/>
           <w:szCs w:val="20"/>
         </w:rPr>
-        <w:t>,1, 3.14);</w:t>
-      </w:r>
+        <w:t>,1, 3.14</w:t>
+      </w:r>
+      <w:proofErr w:type="gramStart"/>
+      <w:r>
+        <w:rPr>
+          <w:rFonts w:asciiTheme="minorEastAsia" w:hAnsiTheme="minorEastAsia" w:cs="맑은 고딕"/>
+          <w:color w:val="000000"/>
+          <w:kern w:val="0"/>
+          <w:szCs w:val="20"/>
+        </w:rPr>
+        <w:t>);</w:t>
+      </w:r>
+      <w:proofErr w:type="gramEnd"/>
     </w:p>
     <w:p>
       <w:pPr>
@@ -18834,8 +19909,19 @@
           <w:kern w:val="0"/>
           <w:szCs w:val="20"/>
         </w:rPr>
-        <w:t xml:space="preserve"> Triangle(</w:t>
-      </w:r>
+        <w:t xml:space="preserve"> </w:t>
+      </w:r>
+      <w:proofErr w:type="gramStart"/>
+      <w:r>
+        <w:rPr>
+          <w:rFonts w:asciiTheme="minorEastAsia" w:hAnsiTheme="minorEastAsia" w:cs="맑은 고딕"/>
+          <w:color w:val="000000"/>
+          <w:kern w:val="0"/>
+          <w:szCs w:val="20"/>
+        </w:rPr>
+        <w:t>Triangle(</w:t>
+      </w:r>
+      <w:proofErr w:type="gramEnd"/>
       <w:r>
         <w:rPr>
           <w:rFonts w:asciiTheme="minorEastAsia" w:hAnsiTheme="minorEastAsia" w:cs="맑은 고딕"/>
@@ -18852,8 +19938,19 @@
           <w:kern w:val="0"/>
           <w:szCs w:val="20"/>
         </w:rPr>
-        <w:t>,1, 2);</w:t>
-      </w:r>
+        <w:t>,1, 2</w:t>
+      </w:r>
+      <w:proofErr w:type="gramStart"/>
+      <w:r>
+        <w:rPr>
+          <w:rFonts w:asciiTheme="minorEastAsia" w:hAnsiTheme="minorEastAsia" w:cs="맑은 고딕"/>
+          <w:color w:val="000000"/>
+          <w:kern w:val="0"/>
+          <w:szCs w:val="20"/>
+        </w:rPr>
+        <w:t>);</w:t>
+      </w:r>
+      <w:proofErr w:type="gramEnd"/>
     </w:p>
     <w:p>
       <w:pPr>
@@ -18907,6 +20004,7 @@
         </w:rPr>
         <w:t xml:space="preserve"> </w:t>
       </w:r>
+      <w:proofErr w:type="gramStart"/>
       <w:r>
         <w:rPr>
           <w:rFonts w:asciiTheme="minorEastAsia" w:hAnsiTheme="minorEastAsia" w:cs="맑은 고딕"/>
@@ -18923,9 +20021,20 @@
           <w:kern w:val="0"/>
           <w:szCs w:val="20"/>
         </w:rPr>
-        <w:t xml:space="preserve"> : </w:t>
+        <w:t xml:space="preserve"> :</w:t>
+      </w:r>
+      <w:proofErr w:type="gramEnd"/>
+      <w:r>
+        <w:rPr>
+          <w:rFonts w:asciiTheme="minorEastAsia" w:hAnsiTheme="minorEastAsia" w:cs="맑은 고딕"/>
+          <w:color w:val="000000"/>
+          <w:kern w:val="0"/>
+          <w:szCs w:val="20"/>
+        </w:rPr>
+        <w:t xml:space="preserve"> </w:t>
       </w:r>
       <w:proofErr w:type="spellStart"/>
+      <w:proofErr w:type="gramStart"/>
       <w:r>
         <w:rPr>
           <w:rFonts w:asciiTheme="minorEastAsia" w:hAnsiTheme="minorEastAsia" w:cs="맑은 고딕"/>
@@ -18943,7 +20052,17 @@
           <w:kern w:val="0"/>
           <w:szCs w:val="20"/>
         </w:rPr>
-        <w:t xml:space="preserve"> ) </w:t>
+        <w:t xml:space="preserve"> )</w:t>
+      </w:r>
+      <w:proofErr w:type="gramEnd"/>
+      <w:r>
+        <w:rPr>
+          <w:rFonts w:asciiTheme="minorEastAsia" w:hAnsiTheme="minorEastAsia" w:cs="맑은 고딕"/>
+          <w:color w:val="000000"/>
+          <w:kern w:val="0"/>
+          <w:szCs w:val="20"/>
+        </w:rPr>
+        <w:t xml:space="preserve"> </w:t>
       </w:r>
     </w:p>
     <w:p>
@@ -19059,6 +20178,7 @@
         <w:t xml:space="preserve"> + </w:t>
       </w:r>
       <w:proofErr w:type="spellStart"/>
+      <w:proofErr w:type="gramStart"/>
       <w:r>
         <w:rPr>
           <w:rFonts w:asciiTheme="minorEastAsia" w:hAnsiTheme="minorEastAsia" w:cs="맑은 고딕"/>
@@ -19078,6 +20198,7 @@
         <w:t>.getArea</w:t>
       </w:r>
       <w:proofErr w:type="spellEnd"/>
+      <w:proofErr w:type="gramEnd"/>
       <w:r>
         <w:rPr>
           <w:rFonts w:asciiTheme="minorEastAsia" w:hAnsiTheme="minorEastAsia" w:cs="맑은 고딕"/>
@@ -19085,8 +20206,19 @@
           <w:kern w:val="0"/>
           <w:szCs w:val="20"/>
         </w:rPr>
-        <w:t>());</w:t>
-      </w:r>
+        <w:t>()</w:t>
+      </w:r>
+      <w:proofErr w:type="gramStart"/>
+      <w:r>
+        <w:rPr>
+          <w:rFonts w:asciiTheme="minorEastAsia" w:hAnsiTheme="minorEastAsia" w:cs="맑은 고딕"/>
+          <w:color w:val="000000"/>
+          <w:kern w:val="0"/>
+          <w:szCs w:val="20"/>
+        </w:rPr>
+        <w:t>);</w:t>
+      </w:r>
+      <w:proofErr w:type="gramEnd"/>
     </w:p>
     <w:p>
       <w:pPr>
@@ -19446,6 +20578,7 @@
               <w:t xml:space="preserve">        </w:t>
             </w:r>
             <w:proofErr w:type="spellStart"/>
+            <w:proofErr w:type="gramStart"/>
             <w:r>
               <w:rPr>
                 <w:rFonts w:ascii="Courier New" w:hAnsi="Courier New" w:cs="Courier New"/>
@@ -19474,6 +20607,7 @@
               <w:t>y</w:t>
             </w:r>
             <w:proofErr w:type="spellEnd"/>
+            <w:proofErr w:type="gramEnd"/>
             <w:r>
               <w:rPr>
                 <w:rFonts w:ascii="Courier New" w:hAnsi="Courier New" w:cs="Courier New"/>
@@ -19518,8 +20652,19 @@
                 <w:szCs w:val="20"/>
               </w:rPr>
               <w:br/>
-              <w:t xml:space="preserve">    }</w:t>
-            </w:r>
+              <w:t xml:space="preserve">  </w:t>
+            </w:r>
+            <w:proofErr w:type="gramStart"/>
+            <w:r>
+              <w:rPr>
+                <w:rFonts w:ascii="Courier New" w:hAnsi="Courier New" w:cs="Courier New"/>
+                <w:color w:val="BCBEC4"/>
+                <w:sz w:val="20"/>
+                <w:szCs w:val="20"/>
+              </w:rPr>
+              <w:t xml:space="preserve">  }</w:t>
+            </w:r>
+            <w:proofErr w:type="gramEnd"/>
             <w:r>
               <w:rPr>
                 <w:rFonts w:ascii="Courier New" w:hAnsi="Courier New" w:cs="Courier New"/>
@@ -19559,6 +20704,7 @@
               <w:t xml:space="preserve">public double </w:t>
             </w:r>
             <w:proofErr w:type="spellStart"/>
+            <w:proofErr w:type="gramStart"/>
             <w:r>
               <w:rPr>
                 <w:rFonts w:ascii="Courier New" w:hAnsi="Courier New" w:cs="Courier New"/>
@@ -19576,7 +20722,17 @@
                 <w:sz w:val="20"/>
                 <w:szCs w:val="20"/>
               </w:rPr>
-              <w:t>() {</w:t>
+              <w:t>(</w:t>
+            </w:r>
+            <w:proofErr w:type="gramEnd"/>
+            <w:r>
+              <w:rPr>
+                <w:rFonts w:ascii="Courier New" w:hAnsi="Courier New" w:cs="Courier New"/>
+                <w:color w:val="BCBEC4"/>
+                <w:sz w:val="20"/>
+                <w:szCs w:val="20"/>
+              </w:rPr>
+              <w:t>) {</w:t>
             </w:r>
             <w:r>
               <w:rPr>
@@ -19677,8 +20833,19 @@
                 <w:szCs w:val="20"/>
               </w:rPr>
               <w:lastRenderedPageBreak/>
-              <w:t xml:space="preserve">    }</w:t>
-            </w:r>
+              <w:t xml:space="preserve">  </w:t>
+            </w:r>
+            <w:proofErr w:type="gramStart"/>
+            <w:r>
+              <w:rPr>
+                <w:rFonts w:ascii="Courier New" w:hAnsi="Courier New" w:cs="Courier New"/>
+                <w:color w:val="BCBEC4"/>
+                <w:sz w:val="20"/>
+                <w:szCs w:val="20"/>
+              </w:rPr>
+              <w:t xml:space="preserve">  }</w:t>
+            </w:r>
+            <w:proofErr w:type="gramEnd"/>
             <w:r>
               <w:rPr>
                 <w:rFonts w:ascii="Courier New" w:hAnsi="Courier New" w:cs="Courier New"/>
@@ -19836,6 +21003,7 @@
               <w:br/>
               <w:t xml:space="preserve">    </w:t>
             </w:r>
+            <w:proofErr w:type="gramStart"/>
             <w:r>
               <w:rPr>
                 <w:rFonts w:ascii="Courier New" w:hAnsi="Courier New" w:cs="Courier New"/>
@@ -19843,9 +21011,20 @@
                 <w:sz w:val="20"/>
                 <w:szCs w:val="20"/>
               </w:rPr>
-              <w:t xml:space="preserve">protected  double </w:t>
+              <w:t>protected  double</w:t>
+            </w:r>
+            <w:proofErr w:type="gramEnd"/>
+            <w:r>
+              <w:rPr>
+                <w:rFonts w:ascii="Courier New" w:hAnsi="Courier New" w:cs="Courier New"/>
+                <w:color w:val="CF8E6D"/>
+                <w:sz w:val="20"/>
+                <w:szCs w:val="20"/>
+              </w:rPr>
+              <w:t xml:space="preserve"> </w:t>
             </w:r>
             <w:proofErr w:type="spellStart"/>
+            <w:proofErr w:type="gramStart"/>
             <w:r>
               <w:rPr>
                 <w:rFonts w:ascii="Courier New" w:hAnsi="Courier New" w:cs="Courier New"/>
@@ -19874,6 +21053,7 @@
               <w:t>y</w:t>
             </w:r>
             <w:proofErr w:type="spellEnd"/>
+            <w:proofErr w:type="gramEnd"/>
             <w:r>
               <w:rPr>
                 <w:rFonts w:ascii="Courier New" w:hAnsi="Courier New" w:cs="Courier New"/>
@@ -19903,6 +21083,7 @@
               <w:t xml:space="preserve">public abstract double </w:t>
             </w:r>
             <w:proofErr w:type="spellStart"/>
+            <w:proofErr w:type="gramStart"/>
             <w:r>
               <w:rPr>
                 <w:rFonts w:ascii="Courier New" w:hAnsi="Courier New" w:cs="Courier New"/>
@@ -19920,7 +21101,17 @@
                 <w:sz w:val="20"/>
                 <w:szCs w:val="20"/>
               </w:rPr>
-              <w:t>();</w:t>
+              <w:t>(</w:t>
+            </w:r>
+            <w:proofErr w:type="gramEnd"/>
+            <w:r>
+              <w:rPr>
+                <w:rFonts w:ascii="Courier New" w:hAnsi="Courier New" w:cs="Courier New"/>
+                <w:color w:val="BCBEC4"/>
+                <w:sz w:val="20"/>
+                <w:szCs w:val="20"/>
+              </w:rPr>
+              <w:t>);</w:t>
             </w:r>
             <w:r>
               <w:rPr>
@@ -19950,6 +21141,7 @@
               </w:rPr>
               <w:t xml:space="preserve">public </w:t>
             </w:r>
+            <w:proofErr w:type="gramStart"/>
             <w:r>
               <w:rPr>
                 <w:rFonts w:ascii="Courier New" w:hAnsi="Courier New" w:cs="Courier New"/>
@@ -19966,7 +21158,17 @@
                 <w:sz w:val="20"/>
                 <w:szCs w:val="20"/>
               </w:rPr>
-              <w:t>(String name) {</w:t>
+              <w:t>(</w:t>
+            </w:r>
+            <w:proofErr w:type="gramEnd"/>
+            <w:r>
+              <w:rPr>
+                <w:rFonts w:ascii="Courier New" w:hAnsi="Courier New" w:cs="Courier New"/>
+                <w:color w:val="BCBEC4"/>
+                <w:sz w:val="20"/>
+                <w:szCs w:val="20"/>
+              </w:rPr>
+              <w:t>String name) {</w:t>
             </w:r>
             <w:r>
               <w:rPr>
@@ -20022,8 +21224,19 @@
                 <w:szCs w:val="20"/>
               </w:rPr>
               <w:br/>
-              <w:t xml:space="preserve">    }</w:t>
-            </w:r>
+              <w:t xml:space="preserve">  </w:t>
+            </w:r>
+            <w:proofErr w:type="gramStart"/>
+            <w:r>
+              <w:rPr>
+                <w:rFonts w:ascii="Courier New" w:hAnsi="Courier New" w:cs="Courier New"/>
+                <w:color w:val="BCBEC4"/>
+                <w:sz w:val="20"/>
+                <w:szCs w:val="20"/>
+              </w:rPr>
+              <w:t xml:space="preserve">  }</w:t>
+            </w:r>
+            <w:proofErr w:type="gramEnd"/>
             <w:r>
               <w:rPr>
                 <w:rFonts w:ascii="Courier New" w:hAnsi="Courier New" w:cs="Courier New"/>
@@ -20062,6 +21275,7 @@
               <w:t xml:space="preserve">String </w:t>
             </w:r>
             <w:proofErr w:type="spellStart"/>
+            <w:proofErr w:type="gramStart"/>
             <w:r>
               <w:rPr>
                 <w:rFonts w:ascii="Courier New" w:hAnsi="Courier New" w:cs="Courier New"/>
@@ -20079,7 +21293,17 @@
                 <w:sz w:val="20"/>
                 <w:szCs w:val="20"/>
               </w:rPr>
-              <w:t>() {</w:t>
+              <w:t>(</w:t>
+            </w:r>
+            <w:proofErr w:type="gramEnd"/>
+            <w:r>
+              <w:rPr>
+                <w:rFonts w:ascii="Courier New" w:hAnsi="Courier New" w:cs="Courier New"/>
+                <w:color w:val="BCBEC4"/>
+                <w:sz w:val="20"/>
+                <w:szCs w:val="20"/>
+              </w:rPr>
+              <w:t>) {</w:t>
             </w:r>
             <w:r>
               <w:rPr>
@@ -20126,8 +21350,19 @@
                 <w:szCs w:val="20"/>
               </w:rPr>
               <w:br/>
-              <w:t xml:space="preserve">    }</w:t>
-            </w:r>
+              <w:t xml:space="preserve">  </w:t>
+            </w:r>
+            <w:proofErr w:type="gramStart"/>
+            <w:r>
+              <w:rPr>
+                <w:rFonts w:ascii="Courier New" w:hAnsi="Courier New" w:cs="Courier New"/>
+                <w:color w:val="BCBEC4"/>
+                <w:sz w:val="20"/>
+                <w:szCs w:val="20"/>
+              </w:rPr>
+              <w:t xml:space="preserve">  }</w:t>
+            </w:r>
+            <w:proofErr w:type="gramEnd"/>
             <w:r>
               <w:rPr>
                 <w:rFonts w:ascii="Courier New" w:hAnsi="Courier New" w:cs="Courier New"/>
@@ -20416,6 +21651,7 @@
               <w:t xml:space="preserve">        </w:t>
             </w:r>
             <w:proofErr w:type="spellStart"/>
+            <w:proofErr w:type="gramStart"/>
             <w:r>
               <w:rPr>
                 <w:rFonts w:ascii="Courier New" w:hAnsi="Courier New" w:cs="Courier New"/>
@@ -20444,6 +21680,7 @@
               <w:t>y</w:t>
             </w:r>
             <w:proofErr w:type="spellEnd"/>
+            <w:proofErr w:type="gramEnd"/>
             <w:r>
               <w:rPr>
                 <w:rFonts w:ascii="Courier New" w:hAnsi="Courier New" w:cs="Courier New"/>
@@ -20470,8 +21707,19 @@
                 <w:szCs w:val="20"/>
               </w:rPr>
               <w:br/>
-              <w:t xml:space="preserve">    }</w:t>
-            </w:r>
+              <w:t xml:space="preserve">  </w:t>
+            </w:r>
+            <w:proofErr w:type="gramStart"/>
+            <w:r>
+              <w:rPr>
+                <w:rFonts w:ascii="Courier New" w:hAnsi="Courier New" w:cs="Courier New"/>
+                <w:color w:val="BCBEC4"/>
+                <w:sz w:val="20"/>
+                <w:szCs w:val="20"/>
+              </w:rPr>
+              <w:t xml:space="preserve">  }</w:t>
+            </w:r>
+            <w:proofErr w:type="gramEnd"/>
             <w:r>
               <w:rPr>
                 <w:rFonts w:ascii="Courier New" w:hAnsi="Courier New" w:cs="Courier New"/>
@@ -20520,6 +21768,7 @@
               <w:t xml:space="preserve">public double </w:t>
             </w:r>
             <w:proofErr w:type="spellStart"/>
+            <w:proofErr w:type="gramStart"/>
             <w:r>
               <w:rPr>
                 <w:rFonts w:ascii="Courier New" w:hAnsi="Courier New" w:cs="Courier New"/>
@@ -20537,7 +21786,17 @@
                 <w:sz w:val="20"/>
                 <w:szCs w:val="20"/>
               </w:rPr>
-              <w:t>() {</w:t>
+              <w:t>(</w:t>
+            </w:r>
+            <w:proofErr w:type="gramEnd"/>
+            <w:r>
+              <w:rPr>
+                <w:rFonts w:ascii="Courier New" w:hAnsi="Courier New" w:cs="Courier New"/>
+                <w:color w:val="BCBEC4"/>
+                <w:sz w:val="20"/>
+                <w:szCs w:val="20"/>
+              </w:rPr>
+              <w:t>) {</w:t>
             </w:r>
             <w:r>
               <w:rPr>
@@ -20620,8 +21879,19 @@
                 <w:szCs w:val="20"/>
               </w:rPr>
               <w:br/>
-              <w:t xml:space="preserve">    }</w:t>
-            </w:r>
+              <w:t xml:space="preserve">  </w:t>
+            </w:r>
+            <w:proofErr w:type="gramStart"/>
+            <w:r>
+              <w:rPr>
+                <w:rFonts w:ascii="Courier New" w:hAnsi="Courier New" w:cs="Courier New"/>
+                <w:color w:val="BCBEC4"/>
+                <w:sz w:val="20"/>
+                <w:szCs w:val="20"/>
+              </w:rPr>
+              <w:t xml:space="preserve">  }</w:t>
+            </w:r>
+            <w:proofErr w:type="gramEnd"/>
             <w:r>
               <w:rPr>
                 <w:rFonts w:ascii="Courier New" w:hAnsi="Courier New" w:cs="Courier New"/>
@@ -20648,7 +21918,7 @@
               <w:adjustRightInd w:val="0"/>
               <w:jc w:val="left"/>
               <w:rPr>
-                <w:rFonts w:asciiTheme="minorEastAsia" w:hAnsiTheme="minorEastAsia" w:cs="맑은 고딕" w:hint="eastAsia"/>
+                <w:rFonts w:asciiTheme="minorEastAsia" w:hAnsiTheme="minorEastAsia" w:cs="맑은 고딕"/>
                 <w:bCs w:val="0"/>
                 <w:color w:val="000000"/>
                 <w:kern w:val="0"/>
@@ -20661,7 +21931,7 @@
               <w:pStyle w:val="HTML"/>
               <w:shd w:val="clear" w:color="auto" w:fill="1E1F22"/>
               <w:rPr>
-                <w:rFonts w:ascii="Courier New" w:hAnsi="Courier New" w:cs="Courier New" w:hint="eastAsia"/>
+                <w:rFonts w:ascii="Courier New" w:hAnsi="Courier New" w:cs="Courier New"/>
                 <w:color w:val="BCBEC4"/>
                 <w:sz w:val="20"/>
                 <w:szCs w:val="20"/>
@@ -21301,7 +22571,7 @@
               <w:pStyle w:val="MS"/>
               <w:shd w:val="clear" w:color="auto" w:fill="auto"/>
               <w:rPr>
-                <w:rFonts w:asciiTheme="minorEastAsia" w:eastAsiaTheme="minorEastAsia" w:hAnsiTheme="minorEastAsia" w:hint="eastAsia"/>
+                <w:rFonts w:asciiTheme="minorEastAsia" w:eastAsiaTheme="minorEastAsia" w:hAnsiTheme="minorEastAsia"/>
                 <w:b w:val="0"/>
                 <w:shd w:val="clear" w:color="auto" w:fill="FFFFFF"/>
               </w:rPr>
@@ -21309,7 +22579,7 @@
             <w:r>
               <w:rPr>
                 <w:rFonts w:asciiTheme="minorEastAsia" w:eastAsiaTheme="minorEastAsia" w:hAnsiTheme="minorEastAsia"/>
-                <w:b w:val="0"/>
+                <w:noProof/>
                 <w:shd w:val="clear" w:color="auto" w:fill="FFFFFF"/>
               </w:rPr>
               <w:drawing>
@@ -21676,42 +22946,6 @@
             <w:r>
               <w:rPr>
                 <w:rFonts w:ascii="Courier New" w:hAnsi="Courier New" w:cs="Courier New"/>
-                <w:color w:val="CF8E6D"/>
-                <w:sz w:val="20"/>
-                <w:szCs w:val="20"/>
-              </w:rPr>
-              <w:t xml:space="preserve">protected </w:t>
-            </w:r>
-            <w:r>
-              <w:rPr>
-                <w:rFonts w:ascii="Courier New" w:hAnsi="Courier New" w:cs="Courier New"/>
-                <w:color w:val="BCBEC4"/>
-                <w:sz w:val="20"/>
-                <w:szCs w:val="20"/>
-              </w:rPr>
-              <w:t xml:space="preserve">String </w:t>
-            </w:r>
-            <w:r>
-              <w:rPr>
-                <w:rFonts w:ascii="Courier New" w:hAnsi="Courier New" w:cs="Courier New"/>
-                <w:color w:val="C77DBB"/>
-                <w:sz w:val="20"/>
-                <w:szCs w:val="20"/>
-              </w:rPr>
-              <w:t>name</w:t>
-            </w:r>
-            <w:r>
-              <w:rPr>
-                <w:rFonts w:ascii="Courier New" w:hAnsi="Courier New" w:cs="Courier New"/>
-                <w:color w:val="BCBEC4"/>
-                <w:sz w:val="20"/>
-                <w:szCs w:val="20"/>
-              </w:rPr>
-              <w:t xml:space="preserve">;      </w:t>
-            </w:r>
-            <w:r>
-              <w:rPr>
-                <w:rFonts w:ascii="Courier New" w:hAnsi="Courier New" w:cs="Courier New"/>
                 <w:color w:val="7A7E85"/>
                 <w:sz w:val="20"/>
                 <w:szCs w:val="20"/>
@@ -21725,7 +22959,7 @@
                 <w:sz w:val="20"/>
                 <w:szCs w:val="20"/>
               </w:rPr>
-              <w:t>이름</w:t>
+              <w:t>피드백</w:t>
             </w:r>
             <w:r>
               <w:rPr>
@@ -21734,6 +22968,24 @@
                 <w:sz w:val="20"/>
                 <w:szCs w:val="20"/>
               </w:rPr>
+              <w:t xml:space="preserve"> </w:t>
+            </w:r>
+            <w:r>
+              <w:rPr>
+                <w:rFonts w:ascii="Menlo-Regular" w:hAnsi="Menlo-Regular" w:cs="Menlo-Regular"/>
+                <w:color w:val="7A7E85"/>
+                <w:sz w:val="20"/>
+                <w:szCs w:val="20"/>
+              </w:rPr>
+              <w:t>수정</w:t>
+            </w:r>
+            <w:r>
+              <w:rPr>
+                <w:rFonts w:ascii="Menlo-Regular" w:hAnsi="Menlo-Regular" w:cs="Menlo-Regular"/>
+                <w:color w:val="7A7E85"/>
+                <w:sz w:val="20"/>
+                <w:szCs w:val="20"/>
+              </w:rPr>
               <w:br/>
               <w:t xml:space="preserve">    </w:t>
             </w:r>
@@ -21746,27 +22998,15 @@
               </w:rPr>
               <w:t xml:space="preserve">protected </w:t>
             </w:r>
-            <w:proofErr w:type="spellStart"/>
-            <w:r>
-              <w:rPr>
-                <w:rFonts w:ascii="Courier New" w:hAnsi="Courier New" w:cs="Courier New"/>
-                <w:color w:val="CF8E6D"/>
-                <w:sz w:val="20"/>
-                <w:szCs w:val="20"/>
-              </w:rPr>
-              <w:t>boolean</w:t>
-            </w:r>
-            <w:proofErr w:type="spellEnd"/>
-            <w:r>
-              <w:rPr>
-                <w:rFonts w:ascii="Courier New" w:hAnsi="Courier New" w:cs="Courier New"/>
-                <w:color w:val="CF8E6D"/>
-                <w:sz w:val="20"/>
-                <w:szCs w:val="20"/>
-              </w:rPr>
-              <w:t xml:space="preserve"> </w:t>
-            </w:r>
-            <w:proofErr w:type="spellStart"/>
+            <w:r>
+              <w:rPr>
+                <w:rFonts w:ascii="Courier New" w:hAnsi="Courier New" w:cs="Courier New"/>
+                <w:color w:val="BCBEC4"/>
+                <w:sz w:val="20"/>
+                <w:szCs w:val="20"/>
+              </w:rPr>
+              <w:t xml:space="preserve">String </w:t>
+            </w:r>
             <w:r>
               <w:rPr>
                 <w:rFonts w:ascii="Courier New" w:hAnsi="Courier New" w:cs="Courier New"/>
@@ -21774,17 +23014,16 @@
                 <w:sz w:val="20"/>
                 <w:szCs w:val="20"/>
               </w:rPr>
-              <w:t>isTailUp</w:t>
-            </w:r>
-            <w:proofErr w:type="spellEnd"/>
-            <w:r>
-              <w:rPr>
-                <w:rFonts w:ascii="Courier New" w:hAnsi="Courier New" w:cs="Courier New"/>
-                <w:color w:val="BCBEC4"/>
-                <w:sz w:val="20"/>
-                <w:szCs w:val="20"/>
-              </w:rPr>
-              <w:t xml:space="preserve">; </w:t>
+              <w:t>name</w:t>
+            </w:r>
+            <w:r>
+              <w:rPr>
+                <w:rFonts w:ascii="Courier New" w:hAnsi="Courier New" w:cs="Courier New"/>
+                <w:color w:val="BCBEC4"/>
+                <w:sz w:val="20"/>
+                <w:szCs w:val="20"/>
+              </w:rPr>
+              <w:t xml:space="preserve">;  </w:t>
             </w:r>
             <w:r>
               <w:rPr>
@@ -21802,7 +23041,7 @@
                 <w:sz w:val="20"/>
                 <w:szCs w:val="20"/>
               </w:rPr>
-              <w:t>꼬리상태</w:t>
+              <w:t>이름</w:t>
             </w:r>
             <w:r>
               <w:rPr>
@@ -21854,6 +23093,52 @@
             <w:r>
               <w:rPr>
                 <w:rFonts w:ascii="Courier New" w:hAnsi="Courier New" w:cs="Courier New"/>
+                <w:color w:val="7A7E85"/>
+                <w:sz w:val="20"/>
+                <w:szCs w:val="20"/>
+              </w:rPr>
+              <w:t xml:space="preserve">// </w:t>
+            </w:r>
+            <w:r>
+              <w:rPr>
+                <w:rFonts w:ascii="Menlo-Regular" w:hAnsi="Menlo-Regular" w:cs="Menlo-Regular"/>
+                <w:color w:val="7A7E85"/>
+                <w:sz w:val="20"/>
+                <w:szCs w:val="20"/>
+              </w:rPr>
+              <w:t>피드백</w:t>
+            </w:r>
+            <w:r>
+              <w:rPr>
+                <w:rFonts w:ascii="Menlo-Regular" w:hAnsi="Menlo-Regular" w:cs="Menlo-Regular"/>
+                <w:color w:val="7A7E85"/>
+                <w:sz w:val="20"/>
+                <w:szCs w:val="20"/>
+              </w:rPr>
+              <w:t xml:space="preserve"> </w:t>
+            </w:r>
+            <w:r>
+              <w:rPr>
+                <w:rFonts w:ascii="Menlo-Regular" w:hAnsi="Menlo-Regular" w:cs="Menlo-Regular"/>
+                <w:color w:val="7A7E85"/>
+                <w:sz w:val="20"/>
+                <w:szCs w:val="20"/>
+              </w:rPr>
+              <w:t>수정</w:t>
+            </w:r>
+            <w:r>
+              <w:rPr>
+                <w:rFonts w:ascii="Menlo-Regular" w:hAnsi="Menlo-Regular" w:cs="Menlo-Regular"/>
+                <w:color w:val="7A7E85"/>
+                <w:sz w:val="20"/>
+                <w:szCs w:val="20"/>
+              </w:rPr>
+              <w:br/>
+              <w:t xml:space="preserve">    </w:t>
+            </w:r>
+            <w:r>
+              <w:rPr>
+                <w:rFonts w:ascii="Courier New" w:hAnsi="Courier New" w:cs="Courier New"/>
                 <w:color w:val="CF8E6D"/>
                 <w:sz w:val="20"/>
                 <w:szCs w:val="20"/>
@@ -21876,47 +23161,7 @@
                 <w:sz w:val="20"/>
                 <w:szCs w:val="20"/>
               </w:rPr>
-              <w:t xml:space="preserve">(String name, </w:t>
-            </w:r>
-            <w:proofErr w:type="spellStart"/>
-            <w:r>
-              <w:rPr>
-                <w:rFonts w:ascii="Courier New" w:hAnsi="Courier New" w:cs="Courier New"/>
-                <w:color w:val="CF8E6D"/>
-                <w:sz w:val="20"/>
-                <w:szCs w:val="20"/>
-              </w:rPr>
-              <w:t>boolean</w:t>
-            </w:r>
-            <w:proofErr w:type="spellEnd"/>
-            <w:r>
-              <w:rPr>
-                <w:rFonts w:ascii="Courier New" w:hAnsi="Courier New" w:cs="Courier New"/>
-                <w:color w:val="CF8E6D"/>
-                <w:sz w:val="20"/>
-                <w:szCs w:val="20"/>
-              </w:rPr>
-              <w:t xml:space="preserve"> </w:t>
-            </w:r>
-            <w:proofErr w:type="spellStart"/>
-            <w:r>
-              <w:rPr>
-                <w:rFonts w:ascii="Courier New" w:hAnsi="Courier New" w:cs="Courier New"/>
-                <w:color w:val="BCBEC4"/>
-                <w:sz w:val="20"/>
-                <w:szCs w:val="20"/>
-              </w:rPr>
-              <w:t>isTailUp</w:t>
-            </w:r>
-            <w:proofErr w:type="spellEnd"/>
-            <w:r>
-              <w:rPr>
-                <w:rFonts w:ascii="Courier New" w:hAnsi="Courier New" w:cs="Courier New"/>
-                <w:color w:val="BCBEC4"/>
-                <w:sz w:val="20"/>
-                <w:szCs w:val="20"/>
-              </w:rPr>
-              <w:t>) {</w:t>
+              <w:t>(String name) {</w:t>
             </w:r>
             <w:r>
               <w:rPr>
@@ -21991,7 +23236,27 @@
                 <w:sz w:val="20"/>
                 <w:szCs w:val="20"/>
               </w:rPr>
-              <w:t xml:space="preserve"> name : </w:t>
+              <w:t xml:space="preserve"> </w:t>
+            </w:r>
+            <w:proofErr w:type="gramStart"/>
+            <w:r>
+              <w:rPr>
+                <w:rFonts w:ascii="Courier New" w:hAnsi="Courier New" w:cs="Courier New"/>
+                <w:color w:val="BCBEC4"/>
+                <w:sz w:val="20"/>
+                <w:szCs w:val="20"/>
+              </w:rPr>
+              <w:t>name :</w:t>
+            </w:r>
+            <w:proofErr w:type="gramEnd"/>
+            <w:r>
+              <w:rPr>
+                <w:rFonts w:ascii="Courier New" w:hAnsi="Courier New" w:cs="Courier New"/>
+                <w:color w:val="BCBEC4"/>
+                <w:sz w:val="20"/>
+                <w:szCs w:val="20"/>
+              </w:rPr>
+              <w:t xml:space="preserve"> </w:t>
             </w:r>
             <w:r>
               <w:rPr>
@@ -22010,6 +23275,224 @@
                 <w:szCs w:val="20"/>
               </w:rPr>
               <w:t>;</w:t>
+            </w:r>
+            <w:r>
+              <w:rPr>
+                <w:rFonts w:ascii="Courier New" w:hAnsi="Courier New" w:cs="Courier New"/>
+                <w:color w:val="BCBEC4"/>
+                <w:sz w:val="20"/>
+                <w:szCs w:val="20"/>
+              </w:rPr>
+              <w:br/>
+              <w:t xml:space="preserve">  </w:t>
+            </w:r>
+            <w:proofErr w:type="gramStart"/>
+            <w:r>
+              <w:rPr>
+                <w:rFonts w:ascii="Courier New" w:hAnsi="Courier New" w:cs="Courier New"/>
+                <w:color w:val="BCBEC4"/>
+                <w:sz w:val="20"/>
+                <w:szCs w:val="20"/>
+              </w:rPr>
+              <w:t xml:space="preserve">  }</w:t>
+            </w:r>
+            <w:proofErr w:type="gramEnd"/>
+            <w:r>
+              <w:rPr>
+                <w:rFonts w:ascii="Courier New" w:hAnsi="Courier New" w:cs="Courier New"/>
+                <w:color w:val="BCBEC4"/>
+                <w:sz w:val="20"/>
+                <w:szCs w:val="20"/>
+              </w:rPr>
+              <w:br/>
+            </w:r>
+            <w:r>
+              <w:rPr>
+                <w:rFonts w:ascii="Courier New" w:hAnsi="Courier New" w:cs="Courier New"/>
+                <w:color w:val="BCBEC4"/>
+                <w:sz w:val="20"/>
+                <w:szCs w:val="20"/>
+              </w:rPr>
+              <w:br/>
+              <w:t xml:space="preserve">    </w:t>
+            </w:r>
+            <w:r>
+              <w:rPr>
+                <w:rFonts w:ascii="Courier New" w:hAnsi="Courier New" w:cs="Courier New"/>
+                <w:color w:val="7A7E85"/>
+                <w:sz w:val="20"/>
+                <w:szCs w:val="20"/>
+              </w:rPr>
+              <w:t xml:space="preserve">// </w:t>
+            </w:r>
+            <w:r>
+              <w:rPr>
+                <w:rFonts w:ascii="Menlo-Regular" w:hAnsi="Menlo-Regular" w:cs="Menlo-Regular"/>
+                <w:color w:val="7A7E85"/>
+                <w:sz w:val="20"/>
+                <w:szCs w:val="20"/>
+              </w:rPr>
+              <w:t>메소드</w:t>
+            </w:r>
+            <w:r>
+              <w:rPr>
+                <w:rFonts w:ascii="Menlo-Regular" w:hAnsi="Menlo-Regular" w:cs="Menlo-Regular"/>
+                <w:color w:val="7A7E85"/>
+                <w:sz w:val="20"/>
+                <w:szCs w:val="20"/>
+              </w:rPr>
+              <w:br/>
+              <w:t xml:space="preserve">    </w:t>
+            </w:r>
+            <w:r>
+              <w:rPr>
+                <w:rFonts w:ascii="Courier New" w:hAnsi="Courier New" w:cs="Courier New"/>
+                <w:color w:val="CF8E6D"/>
+                <w:sz w:val="20"/>
+                <w:szCs w:val="20"/>
+              </w:rPr>
+              <w:t xml:space="preserve">public abstract void </w:t>
+            </w:r>
+            <w:proofErr w:type="gramStart"/>
+            <w:r>
+              <w:rPr>
+                <w:rFonts w:ascii="Courier New" w:hAnsi="Courier New" w:cs="Courier New"/>
+                <w:color w:val="56A8F5"/>
+                <w:sz w:val="20"/>
+                <w:szCs w:val="20"/>
+              </w:rPr>
+              <w:t>sound</w:t>
+            </w:r>
+            <w:r>
+              <w:rPr>
+                <w:rFonts w:ascii="Courier New" w:hAnsi="Courier New" w:cs="Courier New"/>
+                <w:color w:val="BCBEC4"/>
+                <w:sz w:val="20"/>
+                <w:szCs w:val="20"/>
+              </w:rPr>
+              <w:t>(</w:t>
+            </w:r>
+            <w:proofErr w:type="gramEnd"/>
+            <w:r>
+              <w:rPr>
+                <w:rFonts w:ascii="Courier New" w:hAnsi="Courier New" w:cs="Courier New"/>
+                <w:color w:val="BCBEC4"/>
+                <w:sz w:val="20"/>
+                <w:szCs w:val="20"/>
+              </w:rPr>
+              <w:t>);</w:t>
+            </w:r>
+            <w:r>
+              <w:rPr>
+                <w:rFonts w:ascii="Courier New" w:hAnsi="Courier New" w:cs="Courier New"/>
+                <w:color w:val="BCBEC4"/>
+                <w:sz w:val="20"/>
+                <w:szCs w:val="20"/>
+              </w:rPr>
+              <w:br/>
+            </w:r>
+            <w:r>
+              <w:rPr>
+                <w:rFonts w:ascii="Courier New" w:hAnsi="Courier New" w:cs="Courier New"/>
+                <w:color w:val="BCBEC4"/>
+                <w:sz w:val="20"/>
+                <w:szCs w:val="20"/>
+              </w:rPr>
+              <w:br/>
+              <w:t xml:space="preserve">    </w:t>
+            </w:r>
+            <w:r>
+              <w:rPr>
+                <w:rFonts w:ascii="Courier New" w:hAnsi="Courier New" w:cs="Courier New"/>
+                <w:color w:val="7A7E85"/>
+                <w:sz w:val="20"/>
+                <w:szCs w:val="20"/>
+              </w:rPr>
+              <w:t xml:space="preserve">// </w:t>
+            </w:r>
+            <w:r>
+              <w:rPr>
+                <w:rFonts w:ascii="Menlo-Regular" w:hAnsi="Menlo-Regular" w:cs="Menlo-Regular"/>
+                <w:color w:val="7A7E85"/>
+                <w:sz w:val="20"/>
+                <w:szCs w:val="20"/>
+              </w:rPr>
+              <w:t>피드백</w:t>
+            </w:r>
+            <w:r>
+              <w:rPr>
+                <w:rFonts w:ascii="Menlo-Regular" w:hAnsi="Menlo-Regular" w:cs="Menlo-Regular"/>
+                <w:color w:val="7A7E85"/>
+                <w:sz w:val="20"/>
+                <w:szCs w:val="20"/>
+              </w:rPr>
+              <w:t xml:space="preserve"> </w:t>
+            </w:r>
+            <w:r>
+              <w:rPr>
+                <w:rFonts w:ascii="Menlo-Regular" w:hAnsi="Menlo-Regular" w:cs="Menlo-Regular"/>
+                <w:color w:val="7A7E85"/>
+                <w:sz w:val="20"/>
+                <w:szCs w:val="20"/>
+              </w:rPr>
+              <w:t>수정</w:t>
+            </w:r>
+            <w:r>
+              <w:rPr>
+                <w:rFonts w:ascii="Menlo-Regular" w:hAnsi="Menlo-Regular" w:cs="Menlo-Regular"/>
+                <w:color w:val="7A7E85"/>
+                <w:sz w:val="20"/>
+                <w:szCs w:val="20"/>
+              </w:rPr>
+              <w:br/>
+              <w:t xml:space="preserve">    </w:t>
+            </w:r>
+            <w:r>
+              <w:rPr>
+                <w:rFonts w:ascii="Courier New" w:hAnsi="Courier New" w:cs="Courier New"/>
+                <w:color w:val="CF8E6D"/>
+                <w:sz w:val="20"/>
+                <w:szCs w:val="20"/>
+              </w:rPr>
+              <w:t xml:space="preserve">public </w:t>
+            </w:r>
+            <w:r>
+              <w:rPr>
+                <w:rFonts w:ascii="Courier New" w:hAnsi="Courier New" w:cs="Courier New"/>
+                <w:color w:val="BCBEC4"/>
+                <w:sz w:val="20"/>
+                <w:szCs w:val="20"/>
+              </w:rPr>
+              <w:t xml:space="preserve">String </w:t>
+            </w:r>
+            <w:proofErr w:type="gramStart"/>
+            <w:r>
+              <w:rPr>
+                <w:rFonts w:ascii="Courier New" w:hAnsi="Courier New" w:cs="Courier New"/>
+                <w:color w:val="56A8F5"/>
+                <w:sz w:val="20"/>
+                <w:szCs w:val="20"/>
+              </w:rPr>
+              <w:t>reaction</w:t>
+            </w:r>
+            <w:r>
+              <w:rPr>
+                <w:rFonts w:ascii="Courier New" w:hAnsi="Courier New" w:cs="Courier New"/>
+                <w:color w:val="BCBEC4"/>
+                <w:sz w:val="20"/>
+                <w:szCs w:val="20"/>
+              </w:rPr>
+              <w:t>(</w:t>
+            </w:r>
+            <w:proofErr w:type="gramEnd"/>
+            <w:r>
+              <w:rPr>
+                <w:rFonts w:ascii="Courier New" w:hAnsi="Courier New" w:cs="Courier New"/>
+                <w:color w:val="BCBEC4"/>
+                <w:sz w:val="20"/>
+                <w:szCs w:val="20"/>
+              </w:rPr>
+              <w:t>Animal ani) {</w:t>
             </w:r>
             <w:r>
               <w:rPr>
@@ -22021,7 +23504,254 @@
               <w:br/>
               <w:t xml:space="preserve">        </w:t>
             </w:r>
+            <w:r>
+              <w:rPr>
+                <w:rFonts w:ascii="Courier New" w:hAnsi="Courier New" w:cs="Courier New"/>
+                <w:color w:val="7A7E85"/>
+                <w:sz w:val="20"/>
+                <w:szCs w:val="20"/>
+              </w:rPr>
+              <w:t xml:space="preserve">// </w:t>
+            </w:r>
             <w:proofErr w:type="spellStart"/>
+            <w:proofErr w:type="gramStart"/>
+            <w:r>
+              <w:rPr>
+                <w:rFonts w:ascii="Courier New" w:hAnsi="Courier New" w:cs="Courier New"/>
+                <w:color w:val="7A7E85"/>
+                <w:sz w:val="20"/>
+                <w:szCs w:val="20"/>
+              </w:rPr>
+              <w:t>instanceof</w:t>
+            </w:r>
+            <w:proofErr w:type="spellEnd"/>
+            <w:r>
+              <w:rPr>
+                <w:rFonts w:ascii="Courier New" w:hAnsi="Courier New" w:cs="Courier New"/>
+                <w:color w:val="7A7E85"/>
+                <w:sz w:val="20"/>
+                <w:szCs w:val="20"/>
+              </w:rPr>
+              <w:t xml:space="preserve"> :</w:t>
+            </w:r>
+            <w:proofErr w:type="gramEnd"/>
+            <w:r>
+              <w:rPr>
+                <w:rFonts w:ascii="Courier New" w:hAnsi="Courier New" w:cs="Courier New"/>
+                <w:color w:val="7A7E85"/>
+                <w:sz w:val="20"/>
+                <w:szCs w:val="20"/>
+              </w:rPr>
+              <w:t xml:space="preserve"> </w:t>
+            </w:r>
+            <w:r>
+              <w:rPr>
+                <w:rFonts w:ascii="Menlo-Regular" w:hAnsi="Menlo-Regular" w:cs="Menlo-Regular"/>
+                <w:color w:val="7A7E85"/>
+                <w:sz w:val="20"/>
+                <w:szCs w:val="20"/>
+              </w:rPr>
+              <w:t>객체가</w:t>
+            </w:r>
+            <w:r>
+              <w:rPr>
+                <w:rFonts w:ascii="Menlo-Regular" w:hAnsi="Menlo-Regular" w:cs="Menlo-Regular"/>
+                <w:color w:val="7A7E85"/>
+                <w:sz w:val="20"/>
+                <w:szCs w:val="20"/>
+              </w:rPr>
+              <w:t xml:space="preserve"> </w:t>
+            </w:r>
+            <w:r>
+              <w:rPr>
+                <w:rFonts w:ascii="Menlo-Regular" w:hAnsi="Menlo-Regular" w:cs="Menlo-Regular"/>
+                <w:color w:val="7A7E85"/>
+                <w:sz w:val="20"/>
+                <w:szCs w:val="20"/>
+              </w:rPr>
+              <w:t>특정</w:t>
+            </w:r>
+            <w:r>
+              <w:rPr>
+                <w:rFonts w:ascii="Menlo-Regular" w:hAnsi="Menlo-Regular" w:cs="Menlo-Regular"/>
+                <w:color w:val="7A7E85"/>
+                <w:sz w:val="20"/>
+                <w:szCs w:val="20"/>
+              </w:rPr>
+              <w:t xml:space="preserve"> </w:t>
+            </w:r>
+            <w:r>
+              <w:rPr>
+                <w:rFonts w:ascii="Menlo-Regular" w:hAnsi="Menlo-Regular" w:cs="Menlo-Regular"/>
+                <w:color w:val="7A7E85"/>
+                <w:sz w:val="20"/>
+                <w:szCs w:val="20"/>
+              </w:rPr>
+              <w:t>클래스</w:t>
+            </w:r>
+            <w:r>
+              <w:rPr>
+                <w:rFonts w:ascii="Menlo-Regular" w:hAnsi="Menlo-Regular" w:cs="Menlo-Regular"/>
+                <w:color w:val="7A7E85"/>
+                <w:sz w:val="20"/>
+                <w:szCs w:val="20"/>
+              </w:rPr>
+              <w:t xml:space="preserve"> </w:t>
+            </w:r>
+            <w:r>
+              <w:rPr>
+                <w:rFonts w:ascii="Menlo-Regular" w:hAnsi="Menlo-Regular" w:cs="Menlo-Regular"/>
+                <w:color w:val="7A7E85"/>
+                <w:sz w:val="20"/>
+                <w:szCs w:val="20"/>
+              </w:rPr>
+              <w:t>또는</w:t>
+            </w:r>
+            <w:r>
+              <w:rPr>
+                <w:rFonts w:ascii="Menlo-Regular" w:hAnsi="Menlo-Regular" w:cs="Menlo-Regular"/>
+                <w:color w:val="7A7E85"/>
+                <w:sz w:val="20"/>
+                <w:szCs w:val="20"/>
+              </w:rPr>
+              <w:t xml:space="preserve"> </w:t>
+            </w:r>
+            <w:r>
+              <w:rPr>
+                <w:rFonts w:ascii="Menlo-Regular" w:hAnsi="Menlo-Regular" w:cs="Menlo-Regular"/>
+                <w:color w:val="7A7E85"/>
+                <w:sz w:val="20"/>
+                <w:szCs w:val="20"/>
+              </w:rPr>
+              <w:t>그</w:t>
+            </w:r>
+            <w:r>
+              <w:rPr>
+                <w:rFonts w:ascii="Menlo-Regular" w:hAnsi="Menlo-Regular" w:cs="Menlo-Regular"/>
+                <w:color w:val="7A7E85"/>
+                <w:sz w:val="20"/>
+                <w:szCs w:val="20"/>
+              </w:rPr>
+              <w:t xml:space="preserve"> </w:t>
+            </w:r>
+            <w:r>
+              <w:rPr>
+                <w:rFonts w:ascii="Menlo-Regular" w:hAnsi="Menlo-Regular" w:cs="Menlo-Regular"/>
+                <w:color w:val="7A7E85"/>
+                <w:sz w:val="20"/>
+                <w:szCs w:val="20"/>
+              </w:rPr>
+              <w:t>하위</w:t>
+            </w:r>
+            <w:r>
+              <w:rPr>
+                <w:rFonts w:ascii="Menlo-Regular" w:hAnsi="Menlo-Regular" w:cs="Menlo-Regular"/>
+                <w:color w:val="7A7E85"/>
+                <w:sz w:val="20"/>
+                <w:szCs w:val="20"/>
+              </w:rPr>
+              <w:t xml:space="preserve"> </w:t>
+            </w:r>
+            <w:r>
+              <w:rPr>
+                <w:rFonts w:ascii="Menlo-Regular" w:hAnsi="Menlo-Regular" w:cs="Menlo-Regular"/>
+                <w:color w:val="7A7E85"/>
+                <w:sz w:val="20"/>
+                <w:szCs w:val="20"/>
+              </w:rPr>
+              <w:t>클래스의</w:t>
+            </w:r>
+            <w:r>
+              <w:rPr>
+                <w:rFonts w:ascii="Menlo-Regular" w:hAnsi="Menlo-Regular" w:cs="Menlo-Regular"/>
+                <w:color w:val="7A7E85"/>
+                <w:sz w:val="20"/>
+                <w:szCs w:val="20"/>
+              </w:rPr>
+              <w:t xml:space="preserve"> </w:t>
+            </w:r>
+            <w:r>
+              <w:rPr>
+                <w:rFonts w:ascii="Menlo-Regular" w:hAnsi="Menlo-Regular" w:cs="Menlo-Regular"/>
+                <w:color w:val="7A7E85"/>
+                <w:sz w:val="20"/>
+                <w:szCs w:val="20"/>
+              </w:rPr>
+              <w:t>인스턴스인지</w:t>
+            </w:r>
+            <w:r>
+              <w:rPr>
+                <w:rFonts w:ascii="Menlo-Regular" w:hAnsi="Menlo-Regular" w:cs="Menlo-Regular"/>
+                <w:color w:val="7A7E85"/>
+                <w:sz w:val="20"/>
+                <w:szCs w:val="20"/>
+              </w:rPr>
+              <w:t xml:space="preserve"> </w:t>
+            </w:r>
+            <w:r>
+              <w:rPr>
+                <w:rFonts w:ascii="Menlo-Regular" w:hAnsi="Menlo-Regular" w:cs="Menlo-Regular"/>
+                <w:color w:val="7A7E85"/>
+                <w:sz w:val="20"/>
+                <w:szCs w:val="20"/>
+              </w:rPr>
+              <w:t>확인하는</w:t>
+            </w:r>
+            <w:r>
+              <w:rPr>
+                <w:rFonts w:ascii="Menlo-Regular" w:hAnsi="Menlo-Regular" w:cs="Menlo-Regular"/>
+                <w:color w:val="7A7E85"/>
+                <w:sz w:val="20"/>
+                <w:szCs w:val="20"/>
+              </w:rPr>
+              <w:t xml:space="preserve"> </w:t>
+            </w:r>
+            <w:r>
+              <w:rPr>
+                <w:rFonts w:ascii="Menlo-Regular" w:hAnsi="Menlo-Regular" w:cs="Menlo-Regular"/>
+                <w:color w:val="7A7E85"/>
+                <w:sz w:val="20"/>
+                <w:szCs w:val="20"/>
+              </w:rPr>
+              <w:t>데</w:t>
+            </w:r>
+            <w:r>
+              <w:rPr>
+                <w:rFonts w:ascii="Menlo-Regular" w:hAnsi="Menlo-Regular" w:cs="Menlo-Regular"/>
+                <w:color w:val="7A7E85"/>
+                <w:sz w:val="20"/>
+                <w:szCs w:val="20"/>
+              </w:rPr>
+              <w:t xml:space="preserve"> </w:t>
+            </w:r>
+            <w:r>
+              <w:rPr>
+                <w:rFonts w:ascii="Menlo-Regular" w:hAnsi="Menlo-Regular" w:cs="Menlo-Regular"/>
+                <w:color w:val="7A7E85"/>
+                <w:sz w:val="20"/>
+                <w:szCs w:val="20"/>
+              </w:rPr>
+              <w:t>사용된다</w:t>
+            </w:r>
+            <w:r>
+              <w:rPr>
+                <w:rFonts w:ascii="Courier New" w:hAnsi="Courier New" w:cs="Courier New"/>
+                <w:color w:val="7A7E85"/>
+                <w:sz w:val="20"/>
+                <w:szCs w:val="20"/>
+              </w:rPr>
+              <w:t>.</w:t>
+            </w:r>
+            <w:r>
+              <w:rPr>
+                <w:rFonts w:ascii="Courier New" w:hAnsi="Courier New" w:cs="Courier New"/>
+                <w:color w:val="7A7E85"/>
+                <w:sz w:val="20"/>
+                <w:szCs w:val="20"/>
+              </w:rPr>
+              <w:br/>
+              <w:t xml:space="preserve">        </w:t>
+            </w:r>
             <w:r>
               <w:rPr>
                 <w:rFonts w:ascii="Courier New" w:hAnsi="Courier New" w:cs="Courier New"/>
@@ -22029,56 +23759,160 @@
                 <w:sz w:val="20"/>
                 <w:szCs w:val="20"/>
               </w:rPr>
-              <w:t>this</w:t>
-            </w:r>
-            <w:r>
-              <w:rPr>
-                <w:rFonts w:ascii="Courier New" w:hAnsi="Courier New" w:cs="Courier New"/>
-                <w:color w:val="BCBEC4"/>
-                <w:sz w:val="20"/>
-                <w:szCs w:val="20"/>
-              </w:rPr>
-              <w:t>.</w:t>
-            </w:r>
-            <w:r>
-              <w:rPr>
-                <w:rFonts w:ascii="Courier New" w:hAnsi="Courier New" w:cs="Courier New"/>
-                <w:color w:val="C77DBB"/>
-                <w:sz w:val="20"/>
-                <w:szCs w:val="20"/>
-              </w:rPr>
-              <w:t>isTailUp</w:t>
+              <w:t xml:space="preserve">return </w:t>
+            </w:r>
+            <w:r>
+              <w:rPr>
+                <w:rFonts w:ascii="Courier New" w:hAnsi="Courier New" w:cs="Courier New"/>
+                <w:color w:val="BCBEC4"/>
+                <w:sz w:val="20"/>
+                <w:szCs w:val="20"/>
+              </w:rPr>
+              <w:t xml:space="preserve">ani </w:t>
+            </w:r>
+            <w:proofErr w:type="spellStart"/>
+            <w:r>
+              <w:rPr>
+                <w:rFonts w:ascii="Courier New" w:hAnsi="Courier New" w:cs="Courier New"/>
+                <w:color w:val="CF8E6D"/>
+                <w:sz w:val="20"/>
+                <w:szCs w:val="20"/>
+              </w:rPr>
+              <w:t>instanceof</w:t>
             </w:r>
             <w:proofErr w:type="spellEnd"/>
             <w:r>
               <w:rPr>
                 <w:rFonts w:ascii="Courier New" w:hAnsi="Courier New" w:cs="Courier New"/>
-                <w:color w:val="C77DBB"/>
+                <w:color w:val="CF8E6D"/>
                 <w:sz w:val="20"/>
                 <w:szCs w:val="20"/>
               </w:rPr>
               <w:t xml:space="preserve"> </w:t>
             </w:r>
-            <w:r>
-              <w:rPr>
-                <w:rFonts w:ascii="Courier New" w:hAnsi="Courier New" w:cs="Courier New"/>
-                <w:color w:val="BCBEC4"/>
-                <w:sz w:val="20"/>
-                <w:szCs w:val="20"/>
-              </w:rPr>
-              <w:t xml:space="preserve">= </w:t>
+            <w:proofErr w:type="gramStart"/>
+            <w:r>
+              <w:rPr>
+                <w:rFonts w:ascii="Courier New" w:hAnsi="Courier New" w:cs="Courier New"/>
+                <w:color w:val="BCBEC4"/>
+                <w:sz w:val="20"/>
+                <w:szCs w:val="20"/>
+              </w:rPr>
+              <w:t>Dog ?</w:t>
+            </w:r>
+            <w:proofErr w:type="gramEnd"/>
+            <w:r>
+              <w:rPr>
+                <w:rFonts w:ascii="Courier New" w:hAnsi="Courier New" w:cs="Courier New"/>
+                <w:color w:val="BCBEC4"/>
+                <w:sz w:val="20"/>
+                <w:szCs w:val="20"/>
+              </w:rPr>
+              <w:t xml:space="preserve"> </w:t>
+            </w:r>
+            <w:r>
+              <w:rPr>
+                <w:rFonts w:ascii="Courier New" w:hAnsi="Courier New" w:cs="Courier New"/>
+                <w:color w:val="6AAB73"/>
+                <w:sz w:val="20"/>
+                <w:szCs w:val="20"/>
+              </w:rPr>
+              <w:t>"</w:t>
+            </w:r>
+            <w:r>
+              <w:rPr>
+                <w:rFonts w:ascii="Menlo-Regular" w:hAnsi="Menlo-Regular" w:cs="Menlo-Regular"/>
+                <w:color w:val="6AAB73"/>
+                <w:sz w:val="20"/>
+                <w:szCs w:val="20"/>
+              </w:rPr>
+              <w:t>강아지</w:t>
+            </w:r>
+            <w:r>
+              <w:rPr>
+                <w:rFonts w:ascii="Courier New" w:hAnsi="Courier New" w:cs="Courier New"/>
+                <w:color w:val="6AAB73"/>
+                <w:sz w:val="20"/>
+                <w:szCs w:val="20"/>
+              </w:rPr>
+              <w:t>_</w:t>
             </w:r>
             <w:proofErr w:type="spellStart"/>
             <w:r>
               <w:rPr>
-                <w:rFonts w:ascii="Courier New" w:hAnsi="Courier New" w:cs="Courier New"/>
-                <w:color w:val="BCBEC4"/>
-                <w:sz w:val="20"/>
-                <w:szCs w:val="20"/>
-              </w:rPr>
-              <w:t>isTailUp</w:t>
+                <w:rFonts w:ascii="Menlo-Regular" w:hAnsi="Menlo-Regular" w:cs="Menlo-Regular"/>
+                <w:color w:val="6AAB73"/>
+                <w:sz w:val="20"/>
+                <w:szCs w:val="20"/>
+              </w:rPr>
+              <w:t>꼬리올리고</w:t>
             </w:r>
             <w:proofErr w:type="spellEnd"/>
+            <w:r>
+              <w:rPr>
+                <w:rFonts w:ascii="Courier New" w:hAnsi="Courier New" w:cs="Courier New"/>
+                <w:color w:val="6AAB73"/>
+                <w:sz w:val="20"/>
+                <w:szCs w:val="20"/>
+              </w:rPr>
+              <w:t xml:space="preserve">" </w:t>
+            </w:r>
+            <w:r>
+              <w:rPr>
+                <w:rFonts w:ascii="Courier New" w:hAnsi="Courier New" w:cs="Courier New"/>
+                <w:color w:val="BCBEC4"/>
+                <w:sz w:val="20"/>
+                <w:szCs w:val="20"/>
+              </w:rPr>
+              <w:t xml:space="preserve">: </w:t>
+            </w:r>
+            <w:r>
+              <w:rPr>
+                <w:rFonts w:ascii="Courier New" w:hAnsi="Courier New" w:cs="Courier New"/>
+                <w:color w:val="6AAB73"/>
+                <w:sz w:val="20"/>
+                <w:szCs w:val="20"/>
+              </w:rPr>
+              <w:t>"</w:t>
+            </w:r>
+            <w:r>
+              <w:rPr>
+                <w:rFonts w:ascii="Menlo-Regular" w:hAnsi="Menlo-Regular" w:cs="Menlo-Regular"/>
+                <w:color w:val="6AAB73"/>
+                <w:sz w:val="20"/>
+                <w:szCs w:val="20"/>
+              </w:rPr>
+              <w:t>고양이</w:t>
+            </w:r>
+            <w:r>
+              <w:rPr>
+                <w:rFonts w:ascii="Courier New" w:hAnsi="Courier New" w:cs="Courier New"/>
+                <w:color w:val="6AAB73"/>
+                <w:sz w:val="20"/>
+                <w:szCs w:val="20"/>
+              </w:rPr>
+              <w:t>_</w:t>
+            </w:r>
+            <w:proofErr w:type="spellStart"/>
+            <w:r>
+              <w:rPr>
+                <w:rFonts w:ascii="Menlo-Regular" w:hAnsi="Menlo-Regular" w:cs="Menlo-Regular"/>
+                <w:color w:val="6AAB73"/>
+                <w:sz w:val="20"/>
+                <w:szCs w:val="20"/>
+              </w:rPr>
+              <w:t>꼬리내리고</w:t>
+            </w:r>
+            <w:proofErr w:type="spellEnd"/>
+            <w:r>
+              <w:rPr>
+                <w:rFonts w:ascii="Courier New" w:hAnsi="Courier New" w:cs="Courier New"/>
+                <w:color w:val="6AAB73"/>
+                <w:sz w:val="20"/>
+                <w:szCs w:val="20"/>
+              </w:rPr>
+              <w:t>"</w:t>
+            </w:r>
             <w:r>
               <w:rPr>
                 <w:rFonts w:ascii="Courier New" w:hAnsi="Courier New" w:cs="Courier New"/>
@@ -22120,206 +23954,16 @@
             <w:r>
               <w:rPr>
                 <w:rFonts w:ascii="Courier New" w:hAnsi="Courier New" w:cs="Courier New"/>
-                <w:color w:val="7A7E85"/>
-                <w:sz w:val="20"/>
-                <w:szCs w:val="20"/>
-              </w:rPr>
-              <w:t>// getter</w:t>
-            </w:r>
-            <w:r>
-              <w:rPr>
-                <w:rFonts w:ascii="Courier New" w:hAnsi="Courier New" w:cs="Courier New"/>
-                <w:color w:val="7A7E85"/>
-                <w:sz w:val="20"/>
-                <w:szCs w:val="20"/>
-              </w:rPr>
-              <w:br/>
-              <w:t xml:space="preserve">    // getter</w:t>
-            </w:r>
-            <w:r>
-              <w:rPr>
-                <w:rFonts w:ascii="Menlo-Regular" w:hAnsi="Menlo-Regular" w:cs="Menlo-Regular"/>
-                <w:color w:val="7A7E85"/>
-                <w:sz w:val="20"/>
-                <w:szCs w:val="20"/>
-              </w:rPr>
-              <w:t>만</w:t>
-            </w:r>
-            <w:r>
-              <w:rPr>
-                <w:rFonts w:ascii="Menlo-Regular" w:hAnsi="Menlo-Regular" w:cs="Menlo-Regular"/>
-                <w:color w:val="7A7E85"/>
-                <w:sz w:val="20"/>
-                <w:szCs w:val="20"/>
-              </w:rPr>
-              <w:t xml:space="preserve"> </w:t>
-            </w:r>
-            <w:r>
-              <w:rPr>
-                <w:rFonts w:ascii="Menlo-Regular" w:hAnsi="Menlo-Regular" w:cs="Menlo-Regular"/>
-                <w:color w:val="7A7E85"/>
-                <w:sz w:val="20"/>
-                <w:szCs w:val="20"/>
-              </w:rPr>
-              <w:t>하는</w:t>
-            </w:r>
-            <w:r>
-              <w:rPr>
-                <w:rFonts w:ascii="Menlo-Regular" w:hAnsi="Menlo-Regular" w:cs="Menlo-Regular"/>
-                <w:color w:val="7A7E85"/>
-                <w:sz w:val="20"/>
-                <w:szCs w:val="20"/>
-              </w:rPr>
-              <w:t xml:space="preserve"> </w:t>
-            </w:r>
-            <w:r>
-              <w:rPr>
-                <w:rFonts w:ascii="Menlo-Regular" w:hAnsi="Menlo-Regular" w:cs="Menlo-Regular"/>
-                <w:color w:val="7A7E85"/>
-                <w:sz w:val="20"/>
-                <w:szCs w:val="20"/>
-              </w:rPr>
-              <w:t>이유</w:t>
-            </w:r>
-            <w:r>
-              <w:rPr>
-                <w:rFonts w:ascii="Courier New" w:hAnsi="Courier New" w:cs="Courier New"/>
-                <w:color w:val="7A7E85"/>
-                <w:sz w:val="20"/>
-                <w:szCs w:val="20"/>
-              </w:rPr>
-              <w:t xml:space="preserve"> name</w:t>
-            </w:r>
-            <w:r>
-              <w:rPr>
-                <w:rFonts w:ascii="Menlo-Regular" w:hAnsi="Menlo-Regular" w:cs="Menlo-Regular"/>
-                <w:color w:val="7A7E85"/>
-                <w:sz w:val="20"/>
-                <w:szCs w:val="20"/>
-              </w:rPr>
-              <w:t>을</w:t>
-            </w:r>
-            <w:r>
-              <w:rPr>
-                <w:rFonts w:ascii="Menlo-Regular" w:hAnsi="Menlo-Regular" w:cs="Menlo-Regular"/>
-                <w:color w:val="7A7E85"/>
-                <w:sz w:val="20"/>
-                <w:szCs w:val="20"/>
-              </w:rPr>
-              <w:t xml:space="preserve"> </w:t>
-            </w:r>
-            <w:r>
-              <w:rPr>
-                <w:rFonts w:ascii="Menlo-Regular" w:hAnsi="Menlo-Regular" w:cs="Menlo-Regular"/>
-                <w:color w:val="7A7E85"/>
-                <w:sz w:val="20"/>
-                <w:szCs w:val="20"/>
-              </w:rPr>
-              <w:t>추상클래스에서</w:t>
-            </w:r>
-            <w:r>
-              <w:rPr>
-                <w:rFonts w:ascii="Menlo-Regular" w:hAnsi="Menlo-Regular" w:cs="Menlo-Regular"/>
-                <w:color w:val="7A7E85"/>
-                <w:sz w:val="20"/>
-                <w:szCs w:val="20"/>
-              </w:rPr>
-              <w:t xml:space="preserve"> </w:t>
-            </w:r>
-            <w:r>
-              <w:rPr>
-                <w:rFonts w:ascii="Menlo-Regular" w:hAnsi="Menlo-Regular" w:cs="Menlo-Regular"/>
-                <w:color w:val="7A7E85"/>
-                <w:sz w:val="20"/>
-                <w:szCs w:val="20"/>
-              </w:rPr>
-              <w:t>선언해도</w:t>
-            </w:r>
-            <w:r>
-              <w:rPr>
-                <w:rFonts w:ascii="Menlo-Regular" w:hAnsi="Menlo-Regular" w:cs="Menlo-Regular"/>
-                <w:color w:val="7A7E85"/>
-                <w:sz w:val="20"/>
-                <w:szCs w:val="20"/>
-              </w:rPr>
-              <w:t xml:space="preserve"> </w:t>
-            </w:r>
-            <w:r>
-              <w:rPr>
-                <w:rFonts w:ascii="Menlo-Regular" w:hAnsi="Menlo-Regular" w:cs="Menlo-Regular"/>
-                <w:color w:val="7A7E85"/>
-                <w:sz w:val="20"/>
-                <w:szCs w:val="20"/>
-              </w:rPr>
-              <w:t>수정할</w:t>
-            </w:r>
-            <w:r>
-              <w:rPr>
-                <w:rFonts w:ascii="Menlo-Regular" w:hAnsi="Menlo-Regular" w:cs="Menlo-Regular"/>
-                <w:color w:val="7A7E85"/>
-                <w:sz w:val="20"/>
-                <w:szCs w:val="20"/>
-              </w:rPr>
-              <w:t xml:space="preserve"> </w:t>
-            </w:r>
-            <w:r>
-              <w:rPr>
-                <w:rFonts w:ascii="Menlo-Regular" w:hAnsi="Menlo-Regular" w:cs="Menlo-Regular"/>
-                <w:color w:val="7A7E85"/>
-                <w:sz w:val="20"/>
-                <w:szCs w:val="20"/>
-              </w:rPr>
-              <w:t>수</w:t>
-            </w:r>
-            <w:r>
-              <w:rPr>
-                <w:rFonts w:ascii="Menlo-Regular" w:hAnsi="Menlo-Regular" w:cs="Menlo-Regular"/>
-                <w:color w:val="7A7E85"/>
-                <w:sz w:val="20"/>
-                <w:szCs w:val="20"/>
-              </w:rPr>
-              <w:t xml:space="preserve"> </w:t>
-            </w:r>
-            <w:r>
-              <w:rPr>
-                <w:rFonts w:ascii="Menlo-Regular" w:hAnsi="Menlo-Regular" w:cs="Menlo-Regular"/>
-                <w:color w:val="7A7E85"/>
-                <w:sz w:val="20"/>
-                <w:szCs w:val="20"/>
-              </w:rPr>
-              <w:t>없기</w:t>
-            </w:r>
-            <w:r>
-              <w:rPr>
-                <w:rFonts w:ascii="Menlo-Regular" w:hAnsi="Menlo-Regular" w:cs="Menlo-Regular"/>
-                <w:color w:val="7A7E85"/>
-                <w:sz w:val="20"/>
-                <w:szCs w:val="20"/>
-              </w:rPr>
-              <w:t xml:space="preserve"> </w:t>
-            </w:r>
-            <w:r>
-              <w:rPr>
-                <w:rFonts w:ascii="Menlo-Regular" w:hAnsi="Menlo-Regular" w:cs="Menlo-Regular"/>
-                <w:color w:val="7A7E85"/>
-                <w:sz w:val="20"/>
-                <w:szCs w:val="20"/>
-              </w:rPr>
-              <w:t>때문이다</w:t>
-            </w:r>
-            <w:r>
-              <w:rPr>
-                <w:rFonts w:ascii="Courier New" w:hAnsi="Courier New" w:cs="Courier New"/>
-                <w:color w:val="7A7E85"/>
-                <w:sz w:val="20"/>
-                <w:szCs w:val="20"/>
-              </w:rPr>
-              <w:t>.</w:t>
-            </w:r>
-            <w:r>
-              <w:rPr>
-                <w:rFonts w:ascii="Courier New" w:hAnsi="Courier New" w:cs="Courier New"/>
-                <w:color w:val="7A7E85"/>
+                <w:color w:val="B3AE60"/>
+                <w:sz w:val="20"/>
+                <w:szCs w:val="20"/>
+              </w:rPr>
+              <w:t>@Override</w:t>
+            </w:r>
+            <w:r>
+              <w:rPr>
+                <w:rFonts w:ascii="Courier New" w:hAnsi="Courier New" w:cs="Courier New"/>
+                <w:color w:val="B3AE60"/>
                 <w:sz w:val="20"/>
                 <w:szCs w:val="20"/>
               </w:rPr>
@@ -22352,7 +23996,7 @@
                 <w:sz w:val="20"/>
                 <w:szCs w:val="20"/>
               </w:rPr>
-              <w:t>getName</w:t>
+              <w:t>toString</w:t>
             </w:r>
             <w:proofErr w:type="spellEnd"/>
             <w:r>
@@ -22400,460 +24044,6 @@
                 <w:szCs w:val="20"/>
               </w:rPr>
               <w:t>;</w:t>
-            </w:r>
-            <w:r>
-              <w:rPr>
-                <w:rFonts w:ascii="Courier New" w:hAnsi="Courier New" w:cs="Courier New"/>
-                <w:color w:val="BCBEC4"/>
-                <w:sz w:val="20"/>
-                <w:szCs w:val="20"/>
-              </w:rPr>
-              <w:br/>
-              <w:t xml:space="preserve">    }</w:t>
-            </w:r>
-            <w:r>
-              <w:rPr>
-                <w:rFonts w:ascii="Courier New" w:hAnsi="Courier New" w:cs="Courier New"/>
-                <w:color w:val="BCBEC4"/>
-                <w:sz w:val="20"/>
-                <w:szCs w:val="20"/>
-              </w:rPr>
-              <w:br/>
-            </w:r>
-            <w:r>
-              <w:rPr>
-                <w:rFonts w:ascii="Courier New" w:hAnsi="Courier New" w:cs="Courier New"/>
-                <w:color w:val="BCBEC4"/>
-                <w:sz w:val="20"/>
-                <w:szCs w:val="20"/>
-              </w:rPr>
-              <w:br/>
-              <w:t xml:space="preserve">    </w:t>
-            </w:r>
-            <w:r>
-              <w:rPr>
-                <w:rFonts w:ascii="Courier New" w:hAnsi="Courier New" w:cs="Courier New"/>
-                <w:color w:val="7A7E85"/>
-                <w:sz w:val="20"/>
-                <w:szCs w:val="20"/>
-              </w:rPr>
-              <w:t xml:space="preserve">// </w:t>
-            </w:r>
-            <w:r>
-              <w:rPr>
-                <w:rFonts w:ascii="Menlo-Regular" w:hAnsi="Menlo-Regular" w:cs="Menlo-Regular"/>
-                <w:color w:val="7A7E85"/>
-                <w:sz w:val="20"/>
-                <w:szCs w:val="20"/>
-              </w:rPr>
-              <w:t>메소드</w:t>
-            </w:r>
-            <w:r>
-              <w:rPr>
-                <w:rFonts w:ascii="Menlo-Regular" w:hAnsi="Menlo-Regular" w:cs="Menlo-Regular"/>
-                <w:color w:val="7A7E85"/>
-                <w:sz w:val="20"/>
-                <w:szCs w:val="20"/>
-              </w:rPr>
-              <w:br/>
-              <w:t xml:space="preserve">    </w:t>
-            </w:r>
-            <w:r>
-              <w:rPr>
-                <w:rFonts w:ascii="Courier New" w:hAnsi="Courier New" w:cs="Courier New"/>
-                <w:color w:val="CF8E6D"/>
-                <w:sz w:val="20"/>
-                <w:szCs w:val="20"/>
-              </w:rPr>
-              <w:t xml:space="preserve">public abstract </w:t>
-            </w:r>
-            <w:r>
-              <w:rPr>
-                <w:rFonts w:ascii="Courier New" w:hAnsi="Courier New" w:cs="Courier New"/>
-                <w:color w:val="BCBEC4"/>
-                <w:sz w:val="20"/>
-                <w:szCs w:val="20"/>
-              </w:rPr>
-              <w:t xml:space="preserve">String </w:t>
-            </w:r>
-            <w:proofErr w:type="spellStart"/>
-            <w:r>
-              <w:rPr>
-                <w:rFonts w:ascii="Courier New" w:hAnsi="Courier New" w:cs="Courier New"/>
-                <w:color w:val="56A8F5"/>
-                <w:sz w:val="20"/>
-                <w:szCs w:val="20"/>
-              </w:rPr>
-              <w:t>getType</w:t>
-            </w:r>
-            <w:proofErr w:type="spellEnd"/>
-            <w:r>
-              <w:rPr>
-                <w:rFonts w:ascii="Courier New" w:hAnsi="Courier New" w:cs="Courier New"/>
-                <w:color w:val="BCBEC4"/>
-                <w:sz w:val="20"/>
-                <w:szCs w:val="20"/>
-              </w:rPr>
-              <w:t>();</w:t>
-            </w:r>
-            <w:r>
-              <w:rPr>
-                <w:rFonts w:ascii="Courier New" w:hAnsi="Courier New" w:cs="Courier New"/>
-                <w:color w:val="BCBEC4"/>
-                <w:sz w:val="20"/>
-                <w:szCs w:val="20"/>
-              </w:rPr>
-              <w:br/>
-              <w:t xml:space="preserve">    </w:t>
-            </w:r>
-            <w:r>
-              <w:rPr>
-                <w:rFonts w:ascii="Courier New" w:hAnsi="Courier New" w:cs="Courier New"/>
-                <w:color w:val="CF8E6D"/>
-                <w:sz w:val="20"/>
-                <w:szCs w:val="20"/>
-              </w:rPr>
-              <w:t xml:space="preserve">public abstract void </w:t>
-            </w:r>
-            <w:r>
-              <w:rPr>
-                <w:rFonts w:ascii="Courier New" w:hAnsi="Courier New" w:cs="Courier New"/>
-                <w:color w:val="56A8F5"/>
-                <w:sz w:val="20"/>
-                <w:szCs w:val="20"/>
-              </w:rPr>
-              <w:t>sound</w:t>
-            </w:r>
-            <w:r>
-              <w:rPr>
-                <w:rFonts w:ascii="Courier New" w:hAnsi="Courier New" w:cs="Courier New"/>
-                <w:color w:val="BCBEC4"/>
-                <w:sz w:val="20"/>
-                <w:szCs w:val="20"/>
-              </w:rPr>
-              <w:t>();</w:t>
-            </w:r>
-            <w:r>
-              <w:rPr>
-                <w:rFonts w:ascii="Courier New" w:hAnsi="Courier New" w:cs="Courier New"/>
-                <w:color w:val="BCBEC4"/>
-                <w:sz w:val="20"/>
-                <w:szCs w:val="20"/>
-              </w:rPr>
-              <w:br/>
-            </w:r>
-            <w:r>
-              <w:rPr>
-                <w:rFonts w:ascii="Courier New" w:hAnsi="Courier New" w:cs="Courier New"/>
-                <w:color w:val="BCBEC4"/>
-                <w:sz w:val="20"/>
-                <w:szCs w:val="20"/>
-              </w:rPr>
-              <w:br/>
-              <w:t xml:space="preserve">    </w:t>
-            </w:r>
-            <w:r>
-              <w:rPr>
-                <w:rFonts w:ascii="Courier New" w:hAnsi="Courier New" w:cs="Courier New"/>
-                <w:color w:val="CF8E6D"/>
-                <w:sz w:val="20"/>
-                <w:szCs w:val="20"/>
-              </w:rPr>
-              <w:t xml:space="preserve">public </w:t>
-            </w:r>
-            <w:r>
-              <w:rPr>
-                <w:rFonts w:ascii="Courier New" w:hAnsi="Courier New" w:cs="Courier New"/>
-                <w:color w:val="BCBEC4"/>
-                <w:sz w:val="20"/>
-                <w:szCs w:val="20"/>
-              </w:rPr>
-              <w:t xml:space="preserve">String </w:t>
-            </w:r>
-            <w:r>
-              <w:rPr>
-                <w:rFonts w:ascii="Courier New" w:hAnsi="Courier New" w:cs="Courier New"/>
-                <w:color w:val="56A8F5"/>
-                <w:sz w:val="20"/>
-                <w:szCs w:val="20"/>
-              </w:rPr>
-              <w:t>reaction</w:t>
-            </w:r>
-            <w:r>
-              <w:rPr>
-                <w:rFonts w:ascii="Courier New" w:hAnsi="Courier New" w:cs="Courier New"/>
-                <w:color w:val="BCBEC4"/>
-                <w:sz w:val="20"/>
-                <w:szCs w:val="20"/>
-              </w:rPr>
-              <w:t>(Animal ani) {</w:t>
-            </w:r>
-            <w:r>
-              <w:rPr>
-                <w:rFonts w:ascii="Courier New" w:hAnsi="Courier New" w:cs="Courier New"/>
-                <w:color w:val="BCBEC4"/>
-                <w:sz w:val="20"/>
-                <w:szCs w:val="20"/>
-              </w:rPr>
-              <w:br/>
-              <w:t xml:space="preserve">        </w:t>
-            </w:r>
-            <w:r>
-              <w:rPr>
-                <w:rFonts w:ascii="Courier New" w:hAnsi="Courier New" w:cs="Courier New"/>
-                <w:color w:val="CF8E6D"/>
-                <w:sz w:val="20"/>
-                <w:szCs w:val="20"/>
-              </w:rPr>
-              <w:t xml:space="preserve">return </w:t>
-            </w:r>
-            <w:proofErr w:type="spellStart"/>
-            <w:r>
-              <w:rPr>
-                <w:rFonts w:ascii="Courier New" w:hAnsi="Courier New" w:cs="Courier New"/>
-                <w:color w:val="C77DBB"/>
-                <w:sz w:val="20"/>
-                <w:szCs w:val="20"/>
-              </w:rPr>
-              <w:t>isTailUp</w:t>
-            </w:r>
-            <w:proofErr w:type="spellEnd"/>
-            <w:r>
-              <w:rPr>
-                <w:rFonts w:ascii="Courier New" w:hAnsi="Courier New" w:cs="Courier New"/>
-                <w:color w:val="C77DBB"/>
-                <w:sz w:val="20"/>
-                <w:szCs w:val="20"/>
-              </w:rPr>
-              <w:t xml:space="preserve"> </w:t>
-            </w:r>
-            <w:r>
-              <w:rPr>
-                <w:rFonts w:ascii="Courier New" w:hAnsi="Courier New" w:cs="Courier New"/>
-                <w:color w:val="BCBEC4"/>
-                <w:sz w:val="20"/>
-                <w:szCs w:val="20"/>
-              </w:rPr>
-              <w:t xml:space="preserve">? </w:t>
-            </w:r>
-            <w:r>
-              <w:rPr>
-                <w:rFonts w:ascii="Courier New" w:hAnsi="Courier New" w:cs="Courier New"/>
-                <w:color w:val="6AAB73"/>
-                <w:sz w:val="20"/>
-                <w:szCs w:val="20"/>
-              </w:rPr>
-              <w:t>"</w:t>
-            </w:r>
-            <w:proofErr w:type="spellStart"/>
-            <w:r>
-              <w:rPr>
-                <w:rFonts w:ascii="Menlo-Regular" w:hAnsi="Menlo-Regular" w:cs="Menlo-Regular"/>
-                <w:color w:val="6AAB73"/>
-                <w:sz w:val="20"/>
-                <w:szCs w:val="20"/>
-              </w:rPr>
-              <w:t>꼬리올리고</w:t>
-            </w:r>
-            <w:proofErr w:type="spellEnd"/>
-            <w:r>
-              <w:rPr>
-                <w:rFonts w:ascii="Courier New" w:hAnsi="Courier New" w:cs="Courier New"/>
-                <w:color w:val="6AAB73"/>
-                <w:sz w:val="20"/>
-                <w:szCs w:val="20"/>
-              </w:rPr>
-              <w:t xml:space="preserve">" </w:t>
-            </w:r>
-            <w:r>
-              <w:rPr>
-                <w:rFonts w:ascii="Courier New" w:hAnsi="Courier New" w:cs="Courier New"/>
-                <w:color w:val="BCBEC4"/>
-                <w:sz w:val="20"/>
-                <w:szCs w:val="20"/>
-              </w:rPr>
-              <w:t xml:space="preserve">: </w:t>
-            </w:r>
-            <w:r>
-              <w:rPr>
-                <w:rFonts w:ascii="Courier New" w:hAnsi="Courier New" w:cs="Courier New"/>
-                <w:color w:val="6AAB73"/>
-                <w:sz w:val="20"/>
-                <w:szCs w:val="20"/>
-              </w:rPr>
-              <w:t>"</w:t>
-            </w:r>
-            <w:proofErr w:type="spellStart"/>
-            <w:r>
-              <w:rPr>
-                <w:rFonts w:ascii="Menlo-Regular" w:hAnsi="Menlo-Regular" w:cs="Menlo-Regular"/>
-                <w:color w:val="6AAB73"/>
-                <w:sz w:val="20"/>
-                <w:szCs w:val="20"/>
-              </w:rPr>
-              <w:t>꼬리내리고</w:t>
-            </w:r>
-            <w:proofErr w:type="spellEnd"/>
-            <w:r>
-              <w:rPr>
-                <w:rFonts w:ascii="Courier New" w:hAnsi="Courier New" w:cs="Courier New"/>
-                <w:color w:val="6AAB73"/>
-                <w:sz w:val="20"/>
-                <w:szCs w:val="20"/>
-              </w:rPr>
-              <w:t>"</w:t>
-            </w:r>
-            <w:r>
-              <w:rPr>
-                <w:rFonts w:ascii="Courier New" w:hAnsi="Courier New" w:cs="Courier New"/>
-                <w:color w:val="BCBEC4"/>
-                <w:sz w:val="20"/>
-                <w:szCs w:val="20"/>
-              </w:rPr>
-              <w:t>;</w:t>
-            </w:r>
-            <w:r>
-              <w:rPr>
-                <w:rFonts w:ascii="Courier New" w:hAnsi="Courier New" w:cs="Courier New"/>
-                <w:color w:val="BCBEC4"/>
-                <w:sz w:val="20"/>
-                <w:szCs w:val="20"/>
-              </w:rPr>
-              <w:br/>
-              <w:t xml:space="preserve">    }</w:t>
-            </w:r>
-            <w:r>
-              <w:rPr>
-                <w:rFonts w:ascii="Courier New" w:hAnsi="Courier New" w:cs="Courier New"/>
-                <w:color w:val="BCBEC4"/>
-                <w:sz w:val="20"/>
-                <w:szCs w:val="20"/>
-              </w:rPr>
-              <w:br/>
-            </w:r>
-            <w:r>
-              <w:rPr>
-                <w:rFonts w:ascii="Courier New" w:hAnsi="Courier New" w:cs="Courier New"/>
-                <w:color w:val="BCBEC4"/>
-                <w:sz w:val="20"/>
-                <w:szCs w:val="20"/>
-              </w:rPr>
-              <w:br/>
-              <w:t xml:space="preserve">    </w:t>
-            </w:r>
-            <w:r>
-              <w:rPr>
-                <w:rFonts w:ascii="Courier New" w:hAnsi="Courier New" w:cs="Courier New"/>
-                <w:color w:val="B3AE60"/>
-                <w:sz w:val="20"/>
-                <w:szCs w:val="20"/>
-              </w:rPr>
-              <w:t>@Override</w:t>
-            </w:r>
-            <w:r>
-              <w:rPr>
-                <w:rFonts w:ascii="Courier New" w:hAnsi="Courier New" w:cs="Courier New"/>
-                <w:color w:val="B3AE60"/>
-                <w:sz w:val="20"/>
-                <w:szCs w:val="20"/>
-              </w:rPr>
-              <w:br/>
-              <w:t xml:space="preserve">    </w:t>
-            </w:r>
-            <w:r>
-              <w:rPr>
-                <w:rFonts w:ascii="Courier New" w:hAnsi="Courier New" w:cs="Courier New"/>
-                <w:color w:val="CF8E6D"/>
-                <w:sz w:val="20"/>
-                <w:szCs w:val="20"/>
-              </w:rPr>
-              <w:t xml:space="preserve">public </w:t>
-            </w:r>
-            <w:r>
-              <w:rPr>
-                <w:rFonts w:ascii="Courier New" w:hAnsi="Courier New" w:cs="Courier New"/>
-                <w:color w:val="BCBEC4"/>
-                <w:sz w:val="20"/>
-                <w:szCs w:val="20"/>
-              </w:rPr>
-              <w:t xml:space="preserve">String </w:t>
-            </w:r>
-            <w:proofErr w:type="spellStart"/>
-            <w:r>
-              <w:rPr>
-                <w:rFonts w:ascii="Courier New" w:hAnsi="Courier New" w:cs="Courier New"/>
-                <w:color w:val="56A8F5"/>
-                <w:sz w:val="20"/>
-                <w:szCs w:val="20"/>
-              </w:rPr>
-              <w:t>toString</w:t>
-            </w:r>
-            <w:proofErr w:type="spellEnd"/>
-            <w:r>
-              <w:rPr>
-                <w:rFonts w:ascii="Courier New" w:hAnsi="Courier New" w:cs="Courier New"/>
-                <w:color w:val="BCBEC4"/>
-                <w:sz w:val="20"/>
-                <w:szCs w:val="20"/>
-              </w:rPr>
-              <w:t>() {</w:t>
-            </w:r>
-            <w:r>
-              <w:rPr>
-                <w:rFonts w:ascii="Courier New" w:hAnsi="Courier New" w:cs="Courier New"/>
-                <w:color w:val="BCBEC4"/>
-                <w:sz w:val="20"/>
-                <w:szCs w:val="20"/>
-              </w:rPr>
-              <w:br/>
-              <w:t xml:space="preserve">        </w:t>
-            </w:r>
-            <w:r>
-              <w:rPr>
-                <w:rFonts w:ascii="Courier New" w:hAnsi="Courier New" w:cs="Courier New"/>
-                <w:color w:val="CF8E6D"/>
-                <w:sz w:val="20"/>
-                <w:szCs w:val="20"/>
-              </w:rPr>
-              <w:t xml:space="preserve">return </w:t>
-            </w:r>
-            <w:r>
-              <w:rPr>
-                <w:rFonts w:ascii="Courier New" w:hAnsi="Courier New" w:cs="Courier New"/>
-                <w:color w:val="C77DBB"/>
-                <w:sz w:val="20"/>
-                <w:szCs w:val="20"/>
-              </w:rPr>
-              <w:t xml:space="preserve">name </w:t>
-            </w:r>
-            <w:r>
-              <w:rPr>
-                <w:rFonts w:ascii="Courier New" w:hAnsi="Courier New" w:cs="Courier New"/>
-                <w:color w:val="BCBEC4"/>
-                <w:sz w:val="20"/>
-                <w:szCs w:val="20"/>
-              </w:rPr>
-              <w:t xml:space="preserve">+ </w:t>
-            </w:r>
-            <w:proofErr w:type="spellStart"/>
-            <w:r>
-              <w:rPr>
-                <w:rFonts w:ascii="Courier New" w:hAnsi="Courier New" w:cs="Courier New"/>
-                <w:color w:val="BCBEC4"/>
-                <w:sz w:val="20"/>
-                <w:szCs w:val="20"/>
-              </w:rPr>
-              <w:t>getType</w:t>
-            </w:r>
-            <w:proofErr w:type="spellEnd"/>
-            <w:r>
-              <w:rPr>
-                <w:rFonts w:ascii="Courier New" w:hAnsi="Courier New" w:cs="Courier New"/>
-                <w:color w:val="BCBEC4"/>
-                <w:sz w:val="20"/>
-                <w:szCs w:val="20"/>
-              </w:rPr>
-              <w:t>();</w:t>
             </w:r>
             <w:r>
               <w:rPr>
@@ -23023,6 +24213,52 @@
             <w:r>
               <w:rPr>
                 <w:rFonts w:ascii="Courier New" w:hAnsi="Courier New" w:cs="Courier New"/>
+                <w:color w:val="7A7E85"/>
+                <w:sz w:val="20"/>
+                <w:szCs w:val="20"/>
+              </w:rPr>
+              <w:t xml:space="preserve">// </w:t>
+            </w:r>
+            <w:r>
+              <w:rPr>
+                <w:rFonts w:ascii="Menlo-Regular" w:hAnsi="Menlo-Regular" w:cs="Menlo-Regular"/>
+                <w:color w:val="7A7E85"/>
+                <w:sz w:val="20"/>
+                <w:szCs w:val="20"/>
+              </w:rPr>
+              <w:t>피드백</w:t>
+            </w:r>
+            <w:r>
+              <w:rPr>
+                <w:rFonts w:ascii="Menlo-Regular" w:hAnsi="Menlo-Regular" w:cs="Menlo-Regular"/>
+                <w:color w:val="7A7E85"/>
+                <w:sz w:val="20"/>
+                <w:szCs w:val="20"/>
+              </w:rPr>
+              <w:t xml:space="preserve"> </w:t>
+            </w:r>
+            <w:r>
+              <w:rPr>
+                <w:rFonts w:ascii="Menlo-Regular" w:hAnsi="Menlo-Regular" w:cs="Menlo-Regular"/>
+                <w:color w:val="7A7E85"/>
+                <w:sz w:val="20"/>
+                <w:szCs w:val="20"/>
+              </w:rPr>
+              <w:t>수정</w:t>
+            </w:r>
+            <w:r>
+              <w:rPr>
+                <w:rFonts w:ascii="Menlo-Regular" w:hAnsi="Menlo-Regular" w:cs="Menlo-Regular"/>
+                <w:color w:val="7A7E85"/>
+                <w:sz w:val="20"/>
+                <w:szCs w:val="20"/>
+              </w:rPr>
+              <w:br/>
+              <w:t xml:space="preserve">    </w:t>
+            </w:r>
+            <w:r>
+              <w:rPr>
+                <w:rFonts w:ascii="Courier New" w:hAnsi="Courier New" w:cs="Courier New"/>
                 <w:color w:val="CF8E6D"/>
                 <w:sz w:val="20"/>
                 <w:szCs w:val="20"/>
@@ -23073,25 +24309,7 @@
                 <w:sz w:val="20"/>
                 <w:szCs w:val="20"/>
               </w:rPr>
-              <w:t xml:space="preserve">(name, </w:t>
-            </w:r>
-            <w:r>
-              <w:rPr>
-                <w:rFonts w:ascii="Courier New" w:hAnsi="Courier New" w:cs="Courier New"/>
-                <w:color w:val="CF8E6D"/>
-                <w:sz w:val="20"/>
-                <w:szCs w:val="20"/>
-              </w:rPr>
-              <w:t>false</w:t>
-            </w:r>
-            <w:r>
-              <w:rPr>
-                <w:rFonts w:ascii="Courier New" w:hAnsi="Courier New" w:cs="Courier New"/>
-                <w:color w:val="BCBEC4"/>
-                <w:sz w:val="20"/>
-                <w:szCs w:val="20"/>
-              </w:rPr>
-              <w:t>);</w:t>
+              <w:t>(name);</w:t>
             </w:r>
             <w:r>
               <w:rPr>
@@ -23148,15 +24366,6 @@
                 <w:szCs w:val="20"/>
               </w:rPr>
               <w:br/>
-            </w:r>
-            <w:r>
-              <w:rPr>
-                <w:rFonts w:ascii="Menlo-Regular" w:hAnsi="Menlo-Regular" w:cs="Menlo-Regular"/>
-                <w:color w:val="7A7E85"/>
-                <w:sz w:val="20"/>
-                <w:szCs w:val="20"/>
-              </w:rPr>
-              <w:lastRenderedPageBreak/>
               <w:t xml:space="preserve">    </w:t>
             </w:r>
             <w:r>
@@ -23260,147 +24469,15 @@
                 <w:szCs w:val="20"/>
               </w:rPr>
               <w:br/>
-              <w:t xml:space="preserve">    }</w:t>
-            </w:r>
-            <w:r>
-              <w:rPr>
-                <w:rFonts w:ascii="Courier New" w:hAnsi="Courier New" w:cs="Courier New"/>
-                <w:color w:val="BCBEC4"/>
-                <w:sz w:val="20"/>
-                <w:szCs w:val="20"/>
-              </w:rPr>
-              <w:br/>
-            </w:r>
-            <w:r>
-              <w:rPr>
-                <w:rFonts w:ascii="Courier New" w:hAnsi="Courier New" w:cs="Courier New"/>
-                <w:color w:val="BCBEC4"/>
-                <w:sz w:val="20"/>
-                <w:szCs w:val="20"/>
-              </w:rPr>
-              <w:br/>
-              <w:t xml:space="preserve">    </w:t>
-            </w:r>
-            <w:r>
-              <w:rPr>
-                <w:rFonts w:ascii="Courier New" w:hAnsi="Courier New" w:cs="Courier New"/>
-                <w:color w:val="B3AE60"/>
-                <w:sz w:val="20"/>
-                <w:szCs w:val="20"/>
-              </w:rPr>
-              <w:t>@Override</w:t>
-            </w:r>
-            <w:r>
-              <w:rPr>
-                <w:rFonts w:ascii="Courier New" w:hAnsi="Courier New" w:cs="Courier New"/>
-                <w:color w:val="B3AE60"/>
-                <w:sz w:val="20"/>
-                <w:szCs w:val="20"/>
-              </w:rPr>
-              <w:br/>
-              <w:t xml:space="preserve">    </w:t>
-            </w:r>
-            <w:r>
-              <w:rPr>
-                <w:rFonts w:ascii="Courier New" w:hAnsi="Courier New" w:cs="Courier New"/>
-                <w:color w:val="CF8E6D"/>
-                <w:sz w:val="20"/>
-                <w:szCs w:val="20"/>
-              </w:rPr>
-              <w:t xml:space="preserve">public </w:t>
-            </w:r>
-            <w:r>
-              <w:rPr>
-                <w:rFonts w:ascii="Courier New" w:hAnsi="Courier New" w:cs="Courier New"/>
-                <w:color w:val="BCBEC4"/>
-                <w:sz w:val="20"/>
-                <w:szCs w:val="20"/>
-              </w:rPr>
-              <w:t xml:space="preserve">String </w:t>
-            </w:r>
-            <w:proofErr w:type="spellStart"/>
-            <w:r>
-              <w:rPr>
-                <w:rFonts w:ascii="Courier New" w:hAnsi="Courier New" w:cs="Courier New"/>
-                <w:color w:val="56A8F5"/>
-                <w:sz w:val="20"/>
-                <w:szCs w:val="20"/>
-              </w:rPr>
-              <w:t>getType</w:t>
-            </w:r>
-            <w:proofErr w:type="spellEnd"/>
-            <w:r>
-              <w:rPr>
-                <w:rFonts w:ascii="Courier New" w:hAnsi="Courier New" w:cs="Courier New"/>
-                <w:color w:val="BCBEC4"/>
-                <w:sz w:val="20"/>
-                <w:szCs w:val="20"/>
-              </w:rPr>
-              <w:t>() {</w:t>
-            </w:r>
-            <w:r>
-              <w:rPr>
-                <w:rFonts w:ascii="Courier New" w:hAnsi="Courier New" w:cs="Courier New"/>
-                <w:color w:val="BCBEC4"/>
-                <w:sz w:val="20"/>
-                <w:szCs w:val="20"/>
-              </w:rPr>
-              <w:br/>
-              <w:t xml:space="preserve">        </w:t>
-            </w:r>
-            <w:r>
-              <w:rPr>
-                <w:rFonts w:ascii="Courier New" w:hAnsi="Courier New" w:cs="Courier New"/>
-                <w:color w:val="CF8E6D"/>
-                <w:sz w:val="20"/>
-                <w:szCs w:val="20"/>
-              </w:rPr>
-              <w:t xml:space="preserve">return </w:t>
-            </w:r>
-            <w:r>
-              <w:rPr>
-                <w:rFonts w:ascii="Courier New" w:hAnsi="Courier New" w:cs="Courier New"/>
-                <w:color w:val="6AAB73"/>
-                <w:sz w:val="20"/>
-                <w:szCs w:val="20"/>
-              </w:rPr>
-              <w:t>"</w:t>
-            </w:r>
-            <w:r>
-              <w:rPr>
-                <w:rFonts w:ascii="Menlo-Regular" w:hAnsi="Menlo-Regular" w:cs="Menlo-Regular"/>
-                <w:color w:val="6AAB73"/>
-                <w:sz w:val="20"/>
-                <w:szCs w:val="20"/>
-              </w:rPr>
-              <w:t>고양이</w:t>
-            </w:r>
-            <w:r>
-              <w:rPr>
-                <w:rFonts w:ascii="Courier New" w:hAnsi="Courier New" w:cs="Courier New"/>
-                <w:color w:val="6AAB73"/>
-                <w:sz w:val="20"/>
-                <w:szCs w:val="20"/>
-              </w:rPr>
-              <w:t>"</w:t>
-            </w:r>
-            <w:r>
-              <w:rPr>
-                <w:rFonts w:ascii="Courier New" w:hAnsi="Courier New" w:cs="Courier New"/>
-                <w:color w:val="BCBEC4"/>
-                <w:sz w:val="20"/>
-                <w:szCs w:val="20"/>
-              </w:rPr>
-              <w:t>;</w:t>
-            </w:r>
-            <w:r>
-              <w:rPr>
-                <w:rFonts w:ascii="Courier New" w:hAnsi="Courier New" w:cs="Courier New"/>
-                <w:color w:val="BCBEC4"/>
-                <w:sz w:val="20"/>
-                <w:szCs w:val="20"/>
-              </w:rPr>
-              <w:br/>
+            </w:r>
+            <w:r>
+              <w:rPr>
+                <w:rFonts w:ascii="Courier New" w:hAnsi="Courier New" w:cs="Courier New"/>
+                <w:color w:val="BCBEC4"/>
+                <w:sz w:val="20"/>
+                <w:szCs w:val="20"/>
+              </w:rPr>
+              <w:lastRenderedPageBreak/>
               <w:t xml:space="preserve">    }</w:t>
             </w:r>
             <w:r>
@@ -23883,6 +24960,52 @@
             <w:r>
               <w:rPr>
                 <w:rFonts w:ascii="Courier New" w:hAnsi="Courier New" w:cs="Courier New"/>
+                <w:color w:val="7A7E85"/>
+                <w:sz w:val="20"/>
+                <w:szCs w:val="20"/>
+              </w:rPr>
+              <w:t xml:space="preserve">// </w:t>
+            </w:r>
+            <w:r>
+              <w:rPr>
+                <w:rFonts w:ascii="Menlo-Regular" w:hAnsi="Menlo-Regular" w:cs="Menlo-Regular"/>
+                <w:color w:val="7A7E85"/>
+                <w:sz w:val="20"/>
+                <w:szCs w:val="20"/>
+              </w:rPr>
+              <w:t>피드백</w:t>
+            </w:r>
+            <w:r>
+              <w:rPr>
+                <w:rFonts w:ascii="Menlo-Regular" w:hAnsi="Menlo-Regular" w:cs="Menlo-Regular"/>
+                <w:color w:val="7A7E85"/>
+                <w:sz w:val="20"/>
+                <w:szCs w:val="20"/>
+              </w:rPr>
+              <w:t xml:space="preserve"> </w:t>
+            </w:r>
+            <w:r>
+              <w:rPr>
+                <w:rFonts w:ascii="Menlo-Regular" w:hAnsi="Menlo-Regular" w:cs="Menlo-Regular"/>
+                <w:color w:val="7A7E85"/>
+                <w:sz w:val="20"/>
+                <w:szCs w:val="20"/>
+              </w:rPr>
+              <w:t>수정</w:t>
+            </w:r>
+            <w:r>
+              <w:rPr>
+                <w:rFonts w:ascii="Menlo-Regular" w:hAnsi="Menlo-Regular" w:cs="Menlo-Regular"/>
+                <w:color w:val="7A7E85"/>
+                <w:sz w:val="20"/>
+                <w:szCs w:val="20"/>
+              </w:rPr>
+              <w:br/>
+              <w:t xml:space="preserve">    </w:t>
+            </w:r>
+            <w:r>
+              <w:rPr>
+                <w:rFonts w:ascii="Courier New" w:hAnsi="Courier New" w:cs="Courier New"/>
                 <w:color w:val="CF8E6D"/>
                 <w:sz w:val="20"/>
                 <w:szCs w:val="20"/>
@@ -23933,25 +25056,7 @@
                 <w:sz w:val="20"/>
                 <w:szCs w:val="20"/>
               </w:rPr>
-              <w:t xml:space="preserve">(name, </w:t>
-            </w:r>
-            <w:r>
-              <w:rPr>
-                <w:rFonts w:ascii="Courier New" w:hAnsi="Courier New" w:cs="Courier New"/>
-                <w:color w:val="CF8E6D"/>
-                <w:sz w:val="20"/>
-                <w:szCs w:val="20"/>
-              </w:rPr>
-              <w:t>true</w:t>
-            </w:r>
-            <w:r>
-              <w:rPr>
-                <w:rFonts w:ascii="Courier New" w:hAnsi="Courier New" w:cs="Courier New"/>
-                <w:color w:val="BCBEC4"/>
-                <w:sz w:val="20"/>
-                <w:szCs w:val="20"/>
-              </w:rPr>
-              <w:t>);</w:t>
+              <w:t>(name);</w:t>
             </w:r>
             <w:r>
               <w:rPr>
@@ -24134,147 +25239,6 @@
                 <w:szCs w:val="20"/>
               </w:rPr>
               <w:t>);</w:t>
-            </w:r>
-            <w:r>
-              <w:rPr>
-                <w:rFonts w:ascii="Courier New" w:hAnsi="Courier New" w:cs="Courier New"/>
-                <w:color w:val="BCBEC4"/>
-                <w:sz w:val="20"/>
-                <w:szCs w:val="20"/>
-              </w:rPr>
-              <w:br/>
-              <w:t xml:space="preserve">    }</w:t>
-            </w:r>
-            <w:r>
-              <w:rPr>
-                <w:rFonts w:ascii="Courier New" w:hAnsi="Courier New" w:cs="Courier New"/>
-                <w:color w:val="BCBEC4"/>
-                <w:sz w:val="20"/>
-                <w:szCs w:val="20"/>
-              </w:rPr>
-              <w:br/>
-            </w:r>
-            <w:r>
-              <w:rPr>
-                <w:rFonts w:ascii="Courier New" w:hAnsi="Courier New" w:cs="Courier New"/>
-                <w:color w:val="BCBEC4"/>
-                <w:sz w:val="20"/>
-                <w:szCs w:val="20"/>
-              </w:rPr>
-              <w:br/>
-              <w:t xml:space="preserve">    </w:t>
-            </w:r>
-            <w:r>
-              <w:rPr>
-                <w:rFonts w:ascii="Courier New" w:hAnsi="Courier New" w:cs="Courier New"/>
-                <w:color w:val="B3AE60"/>
-                <w:sz w:val="20"/>
-                <w:szCs w:val="20"/>
-              </w:rPr>
-              <w:t>@Override</w:t>
-            </w:r>
-            <w:r>
-              <w:rPr>
-                <w:rFonts w:ascii="Courier New" w:hAnsi="Courier New" w:cs="Courier New"/>
-                <w:color w:val="B3AE60"/>
-                <w:sz w:val="20"/>
-                <w:szCs w:val="20"/>
-              </w:rPr>
-              <w:br/>
-              <w:t xml:space="preserve">    </w:t>
-            </w:r>
-            <w:r>
-              <w:rPr>
-                <w:rFonts w:ascii="Courier New" w:hAnsi="Courier New" w:cs="Courier New"/>
-                <w:color w:val="CF8E6D"/>
-                <w:sz w:val="20"/>
-                <w:szCs w:val="20"/>
-              </w:rPr>
-              <w:t xml:space="preserve">public </w:t>
-            </w:r>
-            <w:r>
-              <w:rPr>
-                <w:rFonts w:ascii="Courier New" w:hAnsi="Courier New" w:cs="Courier New"/>
-                <w:color w:val="BCBEC4"/>
-                <w:sz w:val="20"/>
-                <w:szCs w:val="20"/>
-              </w:rPr>
-              <w:t xml:space="preserve">String </w:t>
-            </w:r>
-            <w:proofErr w:type="spellStart"/>
-            <w:r>
-              <w:rPr>
-                <w:rFonts w:ascii="Courier New" w:hAnsi="Courier New" w:cs="Courier New"/>
-                <w:color w:val="56A8F5"/>
-                <w:sz w:val="20"/>
-                <w:szCs w:val="20"/>
-              </w:rPr>
-              <w:t>getType</w:t>
-            </w:r>
-            <w:proofErr w:type="spellEnd"/>
-            <w:r>
-              <w:rPr>
-                <w:rFonts w:ascii="Courier New" w:hAnsi="Courier New" w:cs="Courier New"/>
-                <w:color w:val="BCBEC4"/>
-                <w:sz w:val="20"/>
-                <w:szCs w:val="20"/>
-              </w:rPr>
-              <w:t>() {</w:t>
-            </w:r>
-            <w:r>
-              <w:rPr>
-                <w:rFonts w:ascii="Courier New" w:hAnsi="Courier New" w:cs="Courier New"/>
-                <w:color w:val="BCBEC4"/>
-                <w:sz w:val="20"/>
-                <w:szCs w:val="20"/>
-              </w:rPr>
-              <w:br/>
-              <w:t xml:space="preserve">        </w:t>
-            </w:r>
-            <w:r>
-              <w:rPr>
-                <w:rFonts w:ascii="Courier New" w:hAnsi="Courier New" w:cs="Courier New"/>
-                <w:color w:val="CF8E6D"/>
-                <w:sz w:val="20"/>
-                <w:szCs w:val="20"/>
-              </w:rPr>
-              <w:t xml:space="preserve">return </w:t>
-            </w:r>
-            <w:r>
-              <w:rPr>
-                <w:rFonts w:ascii="Courier New" w:hAnsi="Courier New" w:cs="Courier New"/>
-                <w:color w:val="6AAB73"/>
-                <w:sz w:val="20"/>
-                <w:szCs w:val="20"/>
-              </w:rPr>
-              <w:t>"</w:t>
-            </w:r>
-            <w:r>
-              <w:rPr>
-                <w:rFonts w:ascii="Menlo-Regular" w:hAnsi="Menlo-Regular" w:cs="Menlo-Regular"/>
-                <w:color w:val="6AAB73"/>
-                <w:sz w:val="20"/>
-                <w:szCs w:val="20"/>
-              </w:rPr>
-              <w:t>강아지</w:t>
-            </w:r>
-            <w:r>
-              <w:rPr>
-                <w:rFonts w:ascii="Courier New" w:hAnsi="Courier New" w:cs="Courier New"/>
-                <w:color w:val="6AAB73"/>
-                <w:sz w:val="20"/>
-                <w:szCs w:val="20"/>
-              </w:rPr>
-              <w:t>"</w:t>
-            </w:r>
-            <w:r>
-              <w:rPr>
-                <w:rFonts w:ascii="Courier New" w:hAnsi="Courier New" w:cs="Courier New"/>
-                <w:color w:val="BCBEC4"/>
-                <w:sz w:val="20"/>
-                <w:szCs w:val="20"/>
-              </w:rPr>
-              <w:t>;</w:t>
             </w:r>
             <w:r>
               <w:rPr>
@@ -24935,6 +25899,52 @@
             <w:r>
               <w:rPr>
                 <w:rFonts w:ascii="Courier New" w:hAnsi="Courier New" w:cs="Courier New"/>
+                <w:color w:val="7A7E85"/>
+                <w:sz w:val="20"/>
+                <w:szCs w:val="20"/>
+              </w:rPr>
+              <w:t xml:space="preserve">// </w:t>
+            </w:r>
+            <w:r>
+              <w:rPr>
+                <w:rFonts w:ascii="Menlo-Regular" w:hAnsi="Menlo-Regular" w:cs="Menlo-Regular"/>
+                <w:color w:val="7A7E85"/>
+                <w:sz w:val="20"/>
+                <w:szCs w:val="20"/>
+              </w:rPr>
+              <w:t>피드백</w:t>
+            </w:r>
+            <w:r>
+              <w:rPr>
+                <w:rFonts w:ascii="Menlo-Regular" w:hAnsi="Menlo-Regular" w:cs="Menlo-Regular"/>
+                <w:color w:val="7A7E85"/>
+                <w:sz w:val="20"/>
+                <w:szCs w:val="20"/>
+              </w:rPr>
+              <w:t xml:space="preserve"> </w:t>
+            </w:r>
+            <w:r>
+              <w:rPr>
+                <w:rFonts w:ascii="Menlo-Regular" w:hAnsi="Menlo-Regular" w:cs="Menlo-Regular"/>
+                <w:color w:val="7A7E85"/>
+                <w:sz w:val="20"/>
+                <w:szCs w:val="20"/>
+              </w:rPr>
+              <w:t>수정</w:t>
+            </w:r>
+            <w:r>
+              <w:rPr>
+                <w:rFonts w:ascii="Menlo-Regular" w:hAnsi="Menlo-Regular" w:cs="Menlo-Regular"/>
+                <w:color w:val="7A7E85"/>
+                <w:sz w:val="20"/>
+                <w:szCs w:val="20"/>
+              </w:rPr>
+              <w:br/>
+              <w:t xml:space="preserve">        </w:t>
+            </w:r>
+            <w:r>
+              <w:rPr>
+                <w:rFonts w:ascii="Courier New" w:hAnsi="Courier New" w:cs="Courier New"/>
                 <w:color w:val="CF8E6D"/>
                 <w:sz w:val="20"/>
                 <w:szCs w:val="20"/>
@@ -25036,24 +26046,6 @@
               </w:rPr>
               <w:t xml:space="preserve">+ ani + </w:t>
             </w:r>
-            <w:r>
-              <w:rPr>
-                <w:rFonts w:ascii="Courier New" w:hAnsi="Courier New" w:cs="Courier New"/>
-                <w:color w:val="6AAB73"/>
-                <w:sz w:val="20"/>
-                <w:szCs w:val="20"/>
-              </w:rPr>
-              <w:t xml:space="preserve">"_" </w:t>
-            </w:r>
-            <w:r>
-              <w:rPr>
-                <w:rFonts w:ascii="Courier New" w:hAnsi="Courier New" w:cs="Courier New"/>
-                <w:color w:val="BCBEC4"/>
-                <w:sz w:val="20"/>
-                <w:szCs w:val="20"/>
-              </w:rPr>
-              <w:t xml:space="preserve">+ </w:t>
-            </w:r>
             <w:proofErr w:type="spellStart"/>
             <w:r>
               <w:rPr>
@@ -25349,15 +26341,6 @@
                 <w:szCs w:val="20"/>
               </w:rPr>
               <w:br/>
-            </w:r>
-            <w:r>
-              <w:rPr>
-                <w:rFonts w:ascii="Courier New" w:hAnsi="Courier New" w:cs="Courier New"/>
-                <w:color w:val="BCBEC4"/>
-                <w:sz w:val="20"/>
-                <w:szCs w:val="20"/>
-              </w:rPr>
-              <w:lastRenderedPageBreak/>
               <w:t xml:space="preserve">    }</w:t>
             </w:r>
             <w:r>
@@ -25370,20 +26353,6 @@
               <w:br/>
               <w:t>}</w:t>
             </w:r>
-          </w:p>
-          <w:p>
-            <w:pPr>
-              <w:wordWrap/>
-              <w:adjustRightInd w:val="0"/>
-              <w:jc w:val="left"/>
-              <w:rPr>
-                <w:rFonts w:asciiTheme="minorEastAsia" w:hAnsiTheme="minorEastAsia" w:cs="맑은 고딕"/>
-                <w:b w:val="0"/>
-                <w:color w:val="000000"/>
-                <w:kern w:val="0"/>
-                <w:szCs w:val="20"/>
-              </w:rPr>
-            </w:pPr>
           </w:p>
         </w:tc>
       </w:tr>
@@ -25437,11 +26406,12 @@
                 <w:noProof/>
                 <w:shd w:val="clear" w:color="auto" w:fill="FFFFFF"/>
               </w:rPr>
+              <w:lastRenderedPageBreak/>
               <w:drawing>
-                <wp:inline distT="0" distB="0" distL="0" distR="0" wp14:anchorId="30EA8E3A" wp14:editId="09F6780A">
-                  <wp:extent cx="2679700" cy="2032000"/>
+                <wp:inline distT="0" distB="0" distL="0" distR="0" wp14:anchorId="5E18D203" wp14:editId="279C633D">
+                  <wp:extent cx="2705100" cy="1968500"/>
                   <wp:effectExtent l="0" t="0" r="0" b="0"/>
-                  <wp:docPr id="1946214840" name="그림 2" descr="텍스트, 폰트, 스크린샷, 디자인이(가) 표시된 사진&#10;&#10;AI가 생성한 콘텐츠는 부정확할 수 있습니다."/>
+                  <wp:docPr id="404813030" name="그림 1" descr="텍스트, 폰트, 스크린샷, 디자인이(가) 표시된 사진&#10;&#10;AI가 생성한 콘텐츠는 부정확할 수 있습니다."/>
                   <wp:cNvGraphicFramePr>
                     <a:graphicFrameLocks xmlns:a="http://schemas.openxmlformats.org/drawingml/2006/main" noChangeAspect="1"/>
                   </wp:cNvGraphicFramePr>
@@ -25449,7 +26419,7 @@
                     <a:graphicData uri="http://schemas.openxmlformats.org/drawingml/2006/picture">
                       <pic:pic xmlns:pic="http://schemas.openxmlformats.org/drawingml/2006/picture">
                         <pic:nvPicPr>
-                          <pic:cNvPr id="1946214840" name="그림 2" descr="텍스트, 폰트, 스크린샷, 디자인이(가) 표시된 사진&#10;&#10;AI가 생성한 콘텐츠는 부정확할 수 있습니다."/>
+                          <pic:cNvPr id="404813030" name="그림 1" descr="텍스트, 폰트, 스크린샷, 디자인이(가) 표시된 사진&#10;&#10;AI가 생성한 콘텐츠는 부정확할 수 있습니다."/>
                           <pic:cNvPicPr/>
                         </pic:nvPicPr>
                         <pic:blipFill>
@@ -25467,7 +26437,7 @@
                         <pic:spPr>
                           <a:xfrm>
                             <a:off x="0" y="0"/>
-                            <a:ext cx="2679700" cy="2032000"/>
+                            <a:ext cx="2705100" cy="1968500"/>
                           </a:xfrm>
                           <a:prstGeom prst="rect">
                             <a:avLst/>
@@ -26062,7 +27032,7 @@
           <w:szCs w:val="20"/>
         </w:rPr>
         <w:drawing>
-          <wp:anchor distT="0" distB="0" distL="114300" distR="114300" simplePos="0" relativeHeight="251662336" behindDoc="0" locked="0" layoutInCell="1" allowOverlap="1" wp14:anchorId="32924153" wp14:editId="4D230DB1">
+          <wp:anchor distT="0" distB="0" distL="114300" distR="114300" simplePos="0" relativeHeight="251662336" behindDoc="0" locked="0" layoutInCell="1" allowOverlap="1" wp14:anchorId="32924153" wp14:editId="551C5F03">
             <wp:simplePos x="0" y="0"/>
             <wp:positionH relativeFrom="column">
               <wp:posOffset>3263688</wp:posOffset>
@@ -26262,7 +27232,7 @@
         <w:spacing w:after="0" w:line="240" w:lineRule="auto"/>
         <w:ind w:left="400" w:firstLineChars="200" w:firstLine="400"/>
         <w:rPr>
-          <w:rFonts w:asciiTheme="minorEastAsia" w:hAnsiTheme="minorEastAsia"/>
+          <w:rFonts w:asciiTheme="minorEastAsia" w:hAnsiTheme="minorEastAsia" w:hint="eastAsia"/>
           <w:szCs w:val="20"/>
         </w:rPr>
       </w:pPr>
@@ -26624,7 +27594,7 @@
           <w:kern w:val="0"/>
           <w:szCs w:val="20"/>
         </w:rPr>
-        <w:t>main(</w:t>
+        <w:t>main(String[</w:t>
       </w:r>
       <w:proofErr w:type="gramEnd"/>
       <w:r>
@@ -26634,7 +27604,7 @@
           <w:kern w:val="0"/>
           <w:szCs w:val="20"/>
         </w:rPr>
-        <w:t xml:space="preserve">String[] </w:t>
+        <w:t xml:space="preserve">] </w:t>
       </w:r>
       <w:proofErr w:type="spellStart"/>
       <w:r>
@@ -26766,7 +27736,6 @@
           <w:kern w:val="0"/>
           <w:szCs w:val="20"/>
         </w:rPr>
-        <w:lastRenderedPageBreak/>
         <w:t>}</w:t>
       </w:r>
     </w:p>
@@ -26838,6 +27807,7 @@
                 <w:sz w:val="20"/>
                 <w:szCs w:val="20"/>
               </w:rPr>
+              <w:lastRenderedPageBreak/>
               <w:t xml:space="preserve">package </w:t>
             </w:r>
             <w:r>
@@ -27822,6 +28792,311 @@
               </w:rPr>
               <w:br/>
               <w:t xml:space="preserve">    }</w:t>
+            </w:r>
+            <w:r>
+              <w:rPr>
+                <w:rFonts w:ascii="Courier New" w:hAnsi="Courier New" w:cs="Courier New"/>
+                <w:color w:val="BCBEC4"/>
+                <w:sz w:val="20"/>
+                <w:szCs w:val="20"/>
+              </w:rPr>
+              <w:br/>
+            </w:r>
+            <w:r>
+              <w:rPr>
+                <w:rFonts w:ascii="Courier New" w:hAnsi="Courier New" w:cs="Courier New"/>
+                <w:color w:val="BCBEC4"/>
+                <w:sz w:val="20"/>
+                <w:szCs w:val="20"/>
+              </w:rPr>
+              <w:br/>
+              <w:t xml:space="preserve">    </w:t>
+            </w:r>
+            <w:r>
+              <w:rPr>
+                <w:rFonts w:ascii="Courier New" w:hAnsi="Courier New" w:cs="Courier New"/>
+                <w:color w:val="7A7E85"/>
+                <w:sz w:val="20"/>
+                <w:szCs w:val="20"/>
+              </w:rPr>
+              <w:t xml:space="preserve">// </w:t>
+            </w:r>
+            <w:r>
+              <w:rPr>
+                <w:rFonts w:ascii="Menlo-Regular" w:hAnsi="Menlo-Regular" w:cs="Menlo-Regular"/>
+                <w:color w:val="7A7E85"/>
+                <w:sz w:val="20"/>
+                <w:szCs w:val="20"/>
+              </w:rPr>
+              <w:t>피드백</w:t>
+            </w:r>
+            <w:r>
+              <w:rPr>
+                <w:rFonts w:ascii="Menlo-Regular" w:hAnsi="Menlo-Regular" w:cs="Menlo-Regular"/>
+                <w:color w:val="7A7E85"/>
+                <w:sz w:val="20"/>
+                <w:szCs w:val="20"/>
+              </w:rPr>
+              <w:t xml:space="preserve"> </w:t>
+            </w:r>
+            <w:r>
+              <w:rPr>
+                <w:rFonts w:ascii="Menlo-Regular" w:hAnsi="Menlo-Regular" w:cs="Menlo-Regular"/>
+                <w:color w:val="7A7E85"/>
+                <w:sz w:val="20"/>
+                <w:szCs w:val="20"/>
+              </w:rPr>
+              <w:t>수정</w:t>
+            </w:r>
+            <w:r>
+              <w:rPr>
+                <w:rFonts w:ascii="Menlo-Regular" w:hAnsi="Menlo-Regular" w:cs="Menlo-Regular"/>
+                <w:color w:val="7A7E85"/>
+                <w:sz w:val="20"/>
+                <w:szCs w:val="20"/>
+              </w:rPr>
+              <w:br/>
+              <w:t xml:space="preserve">    </w:t>
+            </w:r>
+            <w:r>
+              <w:rPr>
+                <w:rFonts w:ascii="Courier New" w:hAnsi="Courier New" w:cs="Courier New"/>
+                <w:color w:val="CF8E6D"/>
+                <w:sz w:val="20"/>
+                <w:szCs w:val="20"/>
+              </w:rPr>
+              <w:t xml:space="preserve">public int </w:t>
+            </w:r>
+            <w:proofErr w:type="spellStart"/>
+            <w:r>
+              <w:rPr>
+                <w:rFonts w:ascii="Courier New" w:hAnsi="Courier New" w:cs="Courier New"/>
+                <w:color w:val="56A8F5"/>
+                <w:sz w:val="20"/>
+                <w:szCs w:val="20"/>
+              </w:rPr>
+              <w:t>computeSalary</w:t>
+            </w:r>
+            <w:proofErr w:type="spellEnd"/>
+            <w:r>
+              <w:rPr>
+                <w:rFonts w:ascii="Courier New" w:hAnsi="Courier New" w:cs="Courier New"/>
+                <w:color w:val="BCBEC4"/>
+                <w:sz w:val="20"/>
+                <w:szCs w:val="20"/>
+              </w:rPr>
+              <w:t>() {</w:t>
+            </w:r>
+            <w:r>
+              <w:rPr>
+                <w:rFonts w:ascii="Courier New" w:hAnsi="Courier New" w:cs="Courier New"/>
+                <w:color w:val="BCBEC4"/>
+                <w:sz w:val="20"/>
+                <w:szCs w:val="20"/>
+              </w:rPr>
+              <w:br/>
+              <w:t xml:space="preserve">        </w:t>
+            </w:r>
+            <w:r>
+              <w:rPr>
+                <w:rFonts w:ascii="Courier New" w:hAnsi="Courier New" w:cs="Courier New"/>
+                <w:color w:val="CF8E6D"/>
+                <w:sz w:val="20"/>
+                <w:szCs w:val="20"/>
+              </w:rPr>
+              <w:t xml:space="preserve">return </w:t>
+            </w:r>
+            <w:r>
+              <w:rPr>
+                <w:rFonts w:ascii="Courier New" w:hAnsi="Courier New" w:cs="Courier New"/>
+                <w:color w:val="2AACB8"/>
+                <w:sz w:val="20"/>
+                <w:szCs w:val="20"/>
+              </w:rPr>
+              <w:t>0</w:t>
+            </w:r>
+            <w:r>
+              <w:rPr>
+                <w:rFonts w:ascii="Courier New" w:hAnsi="Courier New" w:cs="Courier New"/>
+                <w:color w:val="BCBEC4"/>
+                <w:sz w:val="20"/>
+                <w:szCs w:val="20"/>
+              </w:rPr>
+              <w:t xml:space="preserve">; </w:t>
+            </w:r>
+            <w:r>
+              <w:rPr>
+                <w:rFonts w:ascii="Courier New" w:hAnsi="Courier New" w:cs="Courier New"/>
+                <w:color w:val="7A7E85"/>
+                <w:sz w:val="20"/>
+                <w:szCs w:val="20"/>
+              </w:rPr>
+              <w:t xml:space="preserve">// </w:t>
+            </w:r>
+            <w:r>
+              <w:rPr>
+                <w:rFonts w:ascii="Menlo-Regular" w:hAnsi="Menlo-Regular" w:cs="Menlo-Regular"/>
+                <w:color w:val="7A7E85"/>
+                <w:sz w:val="20"/>
+                <w:szCs w:val="20"/>
+              </w:rPr>
+              <w:t>메소드</w:t>
+            </w:r>
+            <w:r>
+              <w:rPr>
+                <w:rFonts w:ascii="Menlo-Regular" w:hAnsi="Menlo-Regular" w:cs="Menlo-Regular"/>
+                <w:color w:val="7A7E85"/>
+                <w:sz w:val="20"/>
+                <w:szCs w:val="20"/>
+              </w:rPr>
+              <w:t xml:space="preserve"> </w:t>
+            </w:r>
+            <w:r>
+              <w:rPr>
+                <w:rFonts w:ascii="Menlo-Regular" w:hAnsi="Menlo-Regular" w:cs="Menlo-Regular"/>
+                <w:color w:val="7A7E85"/>
+                <w:sz w:val="20"/>
+                <w:szCs w:val="20"/>
+              </w:rPr>
+              <w:t>타입이</w:t>
+            </w:r>
+            <w:r>
+              <w:rPr>
+                <w:rFonts w:ascii="Courier New" w:hAnsi="Courier New" w:cs="Courier New"/>
+                <w:color w:val="7A7E85"/>
+                <w:sz w:val="20"/>
+                <w:szCs w:val="20"/>
+              </w:rPr>
+              <w:t xml:space="preserve"> void</w:t>
+            </w:r>
+            <w:r>
+              <w:rPr>
+                <w:rFonts w:ascii="Menlo-Regular" w:hAnsi="Menlo-Regular" w:cs="Menlo-Regular"/>
+                <w:color w:val="7A7E85"/>
+                <w:sz w:val="20"/>
+                <w:szCs w:val="20"/>
+              </w:rPr>
+              <w:t>가</w:t>
+            </w:r>
+            <w:r>
+              <w:rPr>
+                <w:rFonts w:ascii="Menlo-Regular" w:hAnsi="Menlo-Regular" w:cs="Menlo-Regular"/>
+                <w:color w:val="7A7E85"/>
+                <w:sz w:val="20"/>
+                <w:szCs w:val="20"/>
+              </w:rPr>
+              <w:t xml:space="preserve"> </w:t>
+            </w:r>
+            <w:r>
+              <w:rPr>
+                <w:rFonts w:ascii="Menlo-Regular" w:hAnsi="Menlo-Regular" w:cs="Menlo-Regular"/>
+                <w:color w:val="7A7E85"/>
+                <w:sz w:val="20"/>
+                <w:szCs w:val="20"/>
+              </w:rPr>
+              <w:t>아닌</w:t>
+            </w:r>
+            <w:r>
+              <w:rPr>
+                <w:rFonts w:ascii="Menlo-Regular" w:hAnsi="Menlo-Regular" w:cs="Menlo-Regular"/>
+                <w:color w:val="7A7E85"/>
+                <w:sz w:val="20"/>
+                <w:szCs w:val="20"/>
+              </w:rPr>
+              <w:t xml:space="preserve"> </w:t>
+            </w:r>
+            <w:r>
+              <w:rPr>
+                <w:rFonts w:ascii="Menlo-Regular" w:hAnsi="Menlo-Regular" w:cs="Menlo-Regular"/>
+                <w:color w:val="7A7E85"/>
+                <w:sz w:val="20"/>
+                <w:szCs w:val="20"/>
+              </w:rPr>
+              <w:t>경우</w:t>
+            </w:r>
+            <w:r>
+              <w:rPr>
+                <w:rFonts w:ascii="Menlo-Regular" w:hAnsi="Menlo-Regular" w:cs="Menlo-Regular"/>
+                <w:color w:val="7A7E85"/>
+                <w:sz w:val="20"/>
+                <w:szCs w:val="20"/>
+              </w:rPr>
+              <w:t xml:space="preserve"> </w:t>
+            </w:r>
+            <w:r>
+              <w:rPr>
+                <w:rFonts w:ascii="Menlo-Regular" w:hAnsi="Menlo-Regular" w:cs="Menlo-Regular"/>
+                <w:color w:val="7A7E85"/>
+                <w:sz w:val="20"/>
+                <w:szCs w:val="20"/>
+              </w:rPr>
+              <w:t>반환</w:t>
+            </w:r>
+            <w:r>
+              <w:rPr>
+                <w:rFonts w:ascii="Menlo-Regular" w:hAnsi="Menlo-Regular" w:cs="Menlo-Regular"/>
+                <w:color w:val="7A7E85"/>
+                <w:sz w:val="20"/>
+                <w:szCs w:val="20"/>
+              </w:rPr>
+              <w:t xml:space="preserve"> </w:t>
+            </w:r>
+            <w:r>
+              <w:rPr>
+                <w:rFonts w:ascii="Menlo-Regular" w:hAnsi="Menlo-Regular" w:cs="Menlo-Regular"/>
+                <w:color w:val="7A7E85"/>
+                <w:sz w:val="20"/>
+                <w:szCs w:val="20"/>
+              </w:rPr>
+              <w:t>값이</w:t>
+            </w:r>
+            <w:r>
+              <w:rPr>
+                <w:rFonts w:ascii="Menlo-Regular" w:hAnsi="Menlo-Regular" w:cs="Menlo-Regular"/>
+                <w:color w:val="7A7E85"/>
+                <w:sz w:val="20"/>
+                <w:szCs w:val="20"/>
+              </w:rPr>
+              <w:t xml:space="preserve"> </w:t>
+            </w:r>
+            <w:proofErr w:type="spellStart"/>
+            <w:r>
+              <w:rPr>
+                <w:rFonts w:ascii="Menlo-Regular" w:hAnsi="Menlo-Regular" w:cs="Menlo-Regular"/>
+                <w:color w:val="7A7E85"/>
+                <w:sz w:val="20"/>
+                <w:szCs w:val="20"/>
+              </w:rPr>
+              <w:t>존재해야한다</w:t>
+            </w:r>
+            <w:proofErr w:type="spellEnd"/>
+            <w:r>
+              <w:rPr>
+                <w:rFonts w:ascii="Courier New" w:hAnsi="Courier New" w:cs="Courier New"/>
+                <w:color w:val="7A7E85"/>
+                <w:sz w:val="20"/>
+                <w:szCs w:val="20"/>
+              </w:rPr>
+              <w:t>.</w:t>
+            </w:r>
+            <w:r>
+              <w:rPr>
+                <w:rFonts w:ascii="Courier New" w:hAnsi="Courier New" w:cs="Courier New"/>
+                <w:color w:val="7A7E85"/>
+                <w:sz w:val="20"/>
+                <w:szCs w:val="20"/>
+              </w:rPr>
+              <w:br/>
+              <w:t xml:space="preserve">    </w:t>
+            </w:r>
+            <w:r>
+              <w:rPr>
+                <w:rFonts w:ascii="Courier New" w:hAnsi="Courier New" w:cs="Courier New"/>
+                <w:color w:val="BCBEC4"/>
+                <w:sz w:val="20"/>
+                <w:szCs w:val="20"/>
+              </w:rPr>
+              <w:t>}</w:t>
             </w:r>
             <w:r>
               <w:rPr>
@@ -28870,6 +30145,70 @@
             <w:r>
               <w:rPr>
                 <w:rFonts w:ascii="Courier New" w:hAnsi="Courier New" w:cs="Courier New"/>
+                <w:color w:val="B3AE60"/>
+                <w:sz w:val="20"/>
+                <w:szCs w:val="20"/>
+              </w:rPr>
+              <w:t xml:space="preserve">@Override </w:t>
+            </w:r>
+            <w:r>
+              <w:rPr>
+                <w:rFonts w:ascii="Courier New" w:hAnsi="Courier New" w:cs="Courier New"/>
+                <w:color w:val="7A7E85"/>
+                <w:sz w:val="20"/>
+                <w:szCs w:val="20"/>
+              </w:rPr>
+              <w:t xml:space="preserve">// </w:t>
+            </w:r>
+            <w:r>
+              <w:rPr>
+                <w:rFonts w:ascii="Menlo-Regular" w:hAnsi="Menlo-Regular" w:cs="Menlo-Regular"/>
+                <w:color w:val="7A7E85"/>
+                <w:sz w:val="20"/>
+                <w:szCs w:val="20"/>
+              </w:rPr>
+              <w:t>피드백</w:t>
+            </w:r>
+            <w:r>
+              <w:rPr>
+                <w:rFonts w:ascii="Menlo-Regular" w:hAnsi="Menlo-Regular" w:cs="Menlo-Regular"/>
+                <w:color w:val="7A7E85"/>
+                <w:sz w:val="20"/>
+                <w:szCs w:val="20"/>
+              </w:rPr>
+              <w:t xml:space="preserve"> </w:t>
+            </w:r>
+            <w:r>
+              <w:rPr>
+                <w:rFonts w:ascii="Menlo-Regular" w:hAnsi="Menlo-Regular" w:cs="Menlo-Regular"/>
+                <w:color w:val="7A7E85"/>
+                <w:sz w:val="20"/>
+                <w:szCs w:val="20"/>
+              </w:rPr>
+              <w:t>수정</w:t>
+            </w:r>
+            <w:r>
+              <w:rPr>
+                <w:rFonts w:ascii="Menlo-Regular" w:hAnsi="Menlo-Regular" w:cs="Menlo-Regular"/>
+                <w:color w:val="7A7E85"/>
+                <w:sz w:val="20"/>
+                <w:szCs w:val="20"/>
+              </w:rPr>
+              <w:br/>
+            </w:r>
+            <w:r>
+              <w:rPr>
+                <w:rFonts w:ascii="Menlo-Regular" w:hAnsi="Menlo-Regular" w:cs="Menlo-Regular"/>
+                <w:color w:val="7A7E85"/>
+                <w:sz w:val="20"/>
+                <w:szCs w:val="20"/>
+              </w:rPr>
+              <w:lastRenderedPageBreak/>
+              <w:t xml:space="preserve">    </w:t>
+            </w:r>
+            <w:r>
+              <w:rPr>
+                <w:rFonts w:ascii="Courier New" w:hAnsi="Courier New" w:cs="Courier New"/>
                 <w:color w:val="CF8E6D"/>
                 <w:sz w:val="20"/>
                 <w:szCs w:val="20"/>
@@ -28904,15 +30243,6 @@
                 <w:szCs w:val="20"/>
               </w:rPr>
               <w:br/>
-            </w:r>
-            <w:r>
-              <w:rPr>
-                <w:rFonts w:ascii="Courier New" w:hAnsi="Courier New" w:cs="Courier New"/>
-                <w:color w:val="BCBEC4"/>
-                <w:sz w:val="20"/>
-                <w:szCs w:val="20"/>
-              </w:rPr>
-              <w:lastRenderedPageBreak/>
               <w:t xml:space="preserve">        </w:t>
             </w:r>
             <w:r>
@@ -30573,6 +31903,15 @@
             <w:r>
               <w:rPr>
                 <w:rFonts w:ascii="Courier New" w:hAnsi="Courier New" w:cs="Courier New"/>
+                <w:color w:val="B3AE60"/>
+                <w:sz w:val="20"/>
+                <w:szCs w:val="20"/>
+              </w:rPr>
+              <w:t xml:space="preserve">@Override </w:t>
+            </w:r>
+            <w:r>
+              <w:rPr>
+                <w:rFonts w:ascii="Courier New" w:hAnsi="Courier New" w:cs="Courier New"/>
                 <w:color w:val="7A7E85"/>
                 <w:sz w:val="20"/>
                 <w:szCs w:val="20"/>
@@ -30586,7 +31925,25 @@
                 <w:sz w:val="20"/>
                 <w:szCs w:val="20"/>
               </w:rPr>
-              <w:t>메소드</w:t>
+              <w:t>피드백</w:t>
+            </w:r>
+            <w:r>
+              <w:rPr>
+                <w:rFonts w:ascii="Menlo-Regular" w:hAnsi="Menlo-Regular" w:cs="Menlo-Regular"/>
+                <w:color w:val="7A7E85"/>
+                <w:sz w:val="20"/>
+                <w:szCs w:val="20"/>
+              </w:rPr>
+              <w:t xml:space="preserve"> </w:t>
+            </w:r>
+            <w:r>
+              <w:rPr>
+                <w:rFonts w:ascii="Menlo-Regular" w:hAnsi="Menlo-Regular" w:cs="Menlo-Regular"/>
+                <w:color w:val="7A7E85"/>
+                <w:sz w:val="20"/>
+                <w:szCs w:val="20"/>
+              </w:rPr>
+              <w:t>수정</w:t>
             </w:r>
             <w:r>
               <w:rPr>
@@ -31677,6 +33034,15 @@
                 <w:szCs w:val="20"/>
               </w:rPr>
               <w:br/>
+            </w:r>
+            <w:r>
+              <w:rPr>
+                <w:rFonts w:ascii="Courier New" w:hAnsi="Courier New" w:cs="Courier New"/>
+                <w:color w:val="BCBEC4"/>
+                <w:sz w:val="20"/>
+                <w:szCs w:val="20"/>
+              </w:rPr>
+              <w:lastRenderedPageBreak/>
               <w:t xml:space="preserve">        </w:t>
             </w:r>
             <w:proofErr w:type="spellStart"/>
@@ -31753,7 +33119,7 @@
                 <w:sz w:val="20"/>
                 <w:szCs w:val="20"/>
               </w:rPr>
-              <w:t>"8564"</w:t>
+              <w:t>"8546"</w:t>
             </w:r>
             <w:r>
               <w:rPr>
@@ -31816,7 +33182,6 @@
                 <w:sz w:val="20"/>
                 <w:szCs w:val="20"/>
               </w:rPr>
-              <w:lastRenderedPageBreak/>
               <w:br/>
               <w:t xml:space="preserve">        </w:t>
             </w:r>
@@ -32529,6 +33894,18 @@
               <w:br/>
               <w:t>}</w:t>
             </w:r>
+          </w:p>
+          <w:p>
+            <w:pPr>
+              <w:pStyle w:val="HTML"/>
+              <w:shd w:val="clear" w:color="auto" w:fill="1E1F22"/>
+              <w:rPr>
+                <w:rFonts w:ascii="Courier New" w:hAnsi="Courier New" w:cs="Courier New"/>
+                <w:color w:val="BCBEC4"/>
+                <w:sz w:val="20"/>
+                <w:szCs w:val="20"/>
+              </w:rPr>
+            </w:pPr>
           </w:p>
         </w:tc>
       </w:tr>
@@ -32583,10 +33960,10 @@
                 <w:shd w:val="clear" w:color="auto" w:fill="FFFFFF"/>
               </w:rPr>
               <w:drawing>
-                <wp:inline distT="0" distB="0" distL="0" distR="0" wp14:anchorId="762F996B" wp14:editId="7CB2C0E1">
-                  <wp:extent cx="6172200" cy="2260600"/>
+                <wp:inline distT="0" distB="0" distL="0" distR="0" wp14:anchorId="4F37E124" wp14:editId="679A5879">
+                  <wp:extent cx="6159500" cy="2235200"/>
                   <wp:effectExtent l="0" t="0" r="0" b="0"/>
-                  <wp:docPr id="1032096649" name="그림 3" descr="텍스트, 스크린샷, 폰트, 블랙이(가) 표시된 사진&#10;&#10;AI가 생성한 콘텐츠는 부정확할 수 있습니다."/>
+                  <wp:docPr id="1115903135" name="그림 2" descr="텍스트, 스크린샷, 폰트, 블랙이(가) 표시된 사진&#10;&#10;AI가 생성한 콘텐츠는 부정확할 수 있습니다."/>
                   <wp:cNvGraphicFramePr>
                     <a:graphicFrameLocks xmlns:a="http://schemas.openxmlformats.org/drawingml/2006/main" noChangeAspect="1"/>
                   </wp:cNvGraphicFramePr>
@@ -32594,7 +33971,7 @@
                     <a:graphicData uri="http://schemas.openxmlformats.org/drawingml/2006/picture">
                       <pic:pic xmlns:pic="http://schemas.openxmlformats.org/drawingml/2006/picture">
                         <pic:nvPicPr>
-                          <pic:cNvPr id="1032096649" name="그림 3" descr="텍스트, 스크린샷, 폰트, 블랙이(가) 표시된 사진&#10;&#10;AI가 생성한 콘텐츠는 부정확할 수 있습니다."/>
+                          <pic:cNvPr id="1115903135" name="그림 2" descr="텍스트, 스크린샷, 폰트, 블랙이(가) 표시된 사진&#10;&#10;AI가 생성한 콘텐츠는 부정확할 수 있습니다."/>
                           <pic:cNvPicPr/>
                         </pic:nvPicPr>
                         <pic:blipFill>
@@ -32612,7 +33989,7 @@
                         <pic:spPr>
                           <a:xfrm>
                             <a:off x="0" y="0"/>
-                            <a:ext cx="6172200" cy="2260600"/>
+                            <a:ext cx="6159500" cy="2235200"/>
                           </a:xfrm>
                           <a:prstGeom prst="rect">
                             <a:avLst/>
@@ -35022,6 +36399,7 @@
                 <w:sz w:val="18"/>
                 <w:szCs w:val="18"/>
               </w:rPr>
+              <w:lastRenderedPageBreak/>
               <w:t xml:space="preserve">   - `</w:t>
             </w:r>
             <w:r>
@@ -35322,7 +36700,6 @@
                 <w:sz w:val="18"/>
                 <w:szCs w:val="18"/>
               </w:rPr>
-              <w:lastRenderedPageBreak/>
               <w:t xml:space="preserve">   - `</w:t>
             </w:r>
             <w:r>
@@ -38826,6 +40203,15 @@
                 <w:szCs w:val="20"/>
               </w:rPr>
               <w:br/>
+            </w:r>
+            <w:r>
+              <w:rPr>
+                <w:rFonts w:ascii="Courier New" w:hAnsi="Courier New" w:cs="Courier New"/>
+                <w:color w:val="B3AE60"/>
+                <w:sz w:val="20"/>
+                <w:szCs w:val="20"/>
+              </w:rPr>
+              <w:lastRenderedPageBreak/>
               <w:t xml:space="preserve">    </w:t>
             </w:r>
             <w:r>
@@ -39059,15 +40445,6 @@
                 <w:szCs w:val="20"/>
               </w:rPr>
               <w:br/>
-            </w:r>
-            <w:r>
-              <w:rPr>
-                <w:rFonts w:ascii="Courier New" w:hAnsi="Courier New" w:cs="Courier New"/>
-                <w:color w:val="BCBEC4"/>
-                <w:sz w:val="20"/>
-                <w:szCs w:val="20"/>
-              </w:rPr>
-              <w:lastRenderedPageBreak/>
               <w:t xml:space="preserve">    }</w:t>
             </w:r>
             <w:r>
@@ -39803,112 +41180,6 @@
             <w:r>
               <w:rPr>
                 <w:rFonts w:ascii="Courier New" w:hAnsi="Courier New" w:cs="Courier New"/>
-                <w:color w:val="CF8E6D"/>
-                <w:sz w:val="20"/>
-                <w:szCs w:val="20"/>
-              </w:rPr>
-              <w:t xml:space="preserve">public static void </w:t>
-            </w:r>
-            <w:r>
-              <w:rPr>
-                <w:rFonts w:ascii="Courier New" w:hAnsi="Courier New" w:cs="Courier New"/>
-                <w:color w:val="56A8F5"/>
-                <w:sz w:val="20"/>
-                <w:szCs w:val="20"/>
-              </w:rPr>
-              <w:t>main</w:t>
-            </w:r>
-            <w:r>
-              <w:rPr>
-                <w:rFonts w:ascii="Courier New" w:hAnsi="Courier New" w:cs="Courier New"/>
-                <w:color w:val="BCBEC4"/>
-                <w:sz w:val="20"/>
-                <w:szCs w:val="20"/>
-              </w:rPr>
-              <w:t xml:space="preserve">(String[] </w:t>
-            </w:r>
-            <w:proofErr w:type="spellStart"/>
-            <w:r>
-              <w:rPr>
-                <w:rFonts w:ascii="Courier New" w:hAnsi="Courier New" w:cs="Courier New"/>
-                <w:color w:val="BCBEC4"/>
-                <w:sz w:val="20"/>
-                <w:szCs w:val="20"/>
-              </w:rPr>
-              <w:t>args</w:t>
-            </w:r>
-            <w:proofErr w:type="spellEnd"/>
-            <w:r>
-              <w:rPr>
-                <w:rFonts w:ascii="Courier New" w:hAnsi="Courier New" w:cs="Courier New"/>
-                <w:color w:val="BCBEC4"/>
-                <w:sz w:val="20"/>
-                <w:szCs w:val="20"/>
-              </w:rPr>
-              <w:t>) {</w:t>
-            </w:r>
-            <w:r>
-              <w:rPr>
-                <w:rFonts w:ascii="Courier New" w:hAnsi="Courier New" w:cs="Courier New"/>
-                <w:color w:val="BCBEC4"/>
-                <w:sz w:val="20"/>
-                <w:szCs w:val="20"/>
-              </w:rPr>
-              <w:br/>
-              <w:t xml:space="preserve">        Payment </w:t>
-            </w:r>
-            <w:proofErr w:type="spellStart"/>
-            <w:r>
-              <w:rPr>
-                <w:rFonts w:ascii="Courier New" w:hAnsi="Courier New" w:cs="Courier New"/>
-                <w:color w:val="BCBEC4"/>
-                <w:sz w:val="20"/>
-                <w:szCs w:val="20"/>
-              </w:rPr>
-              <w:t>creditCardPayment</w:t>
-            </w:r>
-            <w:proofErr w:type="spellEnd"/>
-            <w:r>
-              <w:rPr>
-                <w:rFonts w:ascii="Courier New" w:hAnsi="Courier New" w:cs="Courier New"/>
-                <w:color w:val="BCBEC4"/>
-                <w:sz w:val="20"/>
-                <w:szCs w:val="20"/>
-              </w:rPr>
-              <w:t xml:space="preserve"> = </w:t>
-            </w:r>
-            <w:r>
-              <w:rPr>
-                <w:rFonts w:ascii="Courier New" w:hAnsi="Courier New" w:cs="Courier New"/>
-                <w:color w:val="CF8E6D"/>
-                <w:sz w:val="20"/>
-                <w:szCs w:val="20"/>
-              </w:rPr>
-              <w:t xml:space="preserve">new </w:t>
-            </w:r>
-            <w:proofErr w:type="spellStart"/>
-            <w:r>
-              <w:rPr>
-                <w:rFonts w:ascii="Courier New" w:hAnsi="Courier New" w:cs="Courier New"/>
-                <w:color w:val="BCBEC4"/>
-                <w:sz w:val="20"/>
-                <w:szCs w:val="20"/>
-              </w:rPr>
-              <w:t>CreditCardPayment</w:t>
-            </w:r>
-            <w:proofErr w:type="spellEnd"/>
-            <w:r>
-              <w:rPr>
-                <w:rFonts w:ascii="Courier New" w:hAnsi="Courier New" w:cs="Courier New"/>
-                <w:color w:val="BCBEC4"/>
-                <w:sz w:val="20"/>
-                <w:szCs w:val="20"/>
-              </w:rPr>
-              <w:t xml:space="preserve">(); </w:t>
-            </w:r>
-            <w:r>
-              <w:rPr>
-                <w:rFonts w:ascii="Courier New" w:hAnsi="Courier New" w:cs="Courier New"/>
                 <w:color w:val="7A7E85"/>
                 <w:sz w:val="20"/>
                 <w:szCs w:val="20"/>
@@ -39922,7 +41193,7 @@
                 <w:sz w:val="20"/>
                 <w:szCs w:val="20"/>
               </w:rPr>
-              <w:t>신용카드</w:t>
+              <w:t>피드백</w:t>
             </w:r>
             <w:r>
               <w:rPr>
@@ -39940,7 +41211,7 @@
                 <w:sz w:val="20"/>
                 <w:szCs w:val="20"/>
               </w:rPr>
-              <w:t>결제</w:t>
+              <w:t>수정</w:t>
             </w:r>
             <w:r>
               <w:rPr>
@@ -39950,76 +41221,74 @@
                 <w:szCs w:val="20"/>
               </w:rPr>
               <w:br/>
+              <w:t xml:space="preserve">    </w:t>
+            </w:r>
+            <w:r>
+              <w:rPr>
+                <w:rFonts w:ascii="Courier New" w:hAnsi="Courier New" w:cs="Courier New"/>
+                <w:color w:val="CF8E6D"/>
+                <w:sz w:val="20"/>
+                <w:szCs w:val="20"/>
+              </w:rPr>
+              <w:t xml:space="preserve">public static void </w:t>
+            </w:r>
+            <w:r>
+              <w:rPr>
+                <w:rFonts w:ascii="Courier New" w:hAnsi="Courier New" w:cs="Courier New"/>
+                <w:color w:val="56A8F5"/>
+                <w:sz w:val="20"/>
+                <w:szCs w:val="20"/>
+              </w:rPr>
+              <w:t>main</w:t>
+            </w:r>
+            <w:r>
+              <w:rPr>
+                <w:rFonts w:ascii="Courier New" w:hAnsi="Courier New" w:cs="Courier New"/>
+                <w:color w:val="BCBEC4"/>
+                <w:sz w:val="20"/>
+                <w:szCs w:val="20"/>
+              </w:rPr>
+              <w:t xml:space="preserve">(String[] </w:t>
+            </w:r>
+            <w:proofErr w:type="spellStart"/>
+            <w:r>
+              <w:rPr>
+                <w:rFonts w:ascii="Courier New" w:hAnsi="Courier New" w:cs="Courier New"/>
+                <w:color w:val="BCBEC4"/>
+                <w:sz w:val="20"/>
+                <w:szCs w:val="20"/>
+              </w:rPr>
+              <w:t>args</w:t>
+            </w:r>
+            <w:proofErr w:type="spellEnd"/>
+            <w:r>
+              <w:rPr>
+                <w:rFonts w:ascii="Courier New" w:hAnsi="Courier New" w:cs="Courier New"/>
+                <w:color w:val="BCBEC4"/>
+                <w:sz w:val="20"/>
+                <w:szCs w:val="20"/>
+              </w:rPr>
+              <w:t>) {</w:t>
+            </w:r>
+            <w:r>
+              <w:rPr>
+                <w:rFonts w:ascii="Courier New" w:hAnsi="Courier New" w:cs="Courier New"/>
+                <w:color w:val="BCBEC4"/>
+                <w:sz w:val="20"/>
+                <w:szCs w:val="20"/>
+              </w:rPr>
+              <w:br/>
               <w:t xml:space="preserve">        </w:t>
             </w:r>
             <w:r>
               <w:rPr>
                 <w:rFonts w:ascii="Courier New" w:hAnsi="Courier New" w:cs="Courier New"/>
-                <w:color w:val="BCBEC4"/>
-                <w:sz w:val="20"/>
-                <w:szCs w:val="20"/>
-              </w:rPr>
-              <w:t xml:space="preserve">Payment </w:t>
-            </w:r>
-            <w:proofErr w:type="spellStart"/>
-            <w:r>
-              <w:rPr>
-                <w:rFonts w:ascii="Courier New" w:hAnsi="Courier New" w:cs="Courier New"/>
-                <w:color w:val="BCBEC4"/>
-                <w:sz w:val="20"/>
-                <w:szCs w:val="20"/>
-              </w:rPr>
-              <w:t>paypalPayment</w:t>
-            </w:r>
-            <w:proofErr w:type="spellEnd"/>
-            <w:r>
-              <w:rPr>
-                <w:rFonts w:ascii="Courier New" w:hAnsi="Courier New" w:cs="Courier New"/>
-                <w:color w:val="BCBEC4"/>
-                <w:sz w:val="20"/>
-                <w:szCs w:val="20"/>
-              </w:rPr>
-              <w:t xml:space="preserve"> = </w:t>
-            </w:r>
-            <w:r>
-              <w:rPr>
-                <w:rFonts w:ascii="Courier New" w:hAnsi="Courier New" w:cs="Courier New"/>
-                <w:color w:val="CF8E6D"/>
-                <w:sz w:val="20"/>
-                <w:szCs w:val="20"/>
-              </w:rPr>
-              <w:t xml:space="preserve">new </w:t>
-            </w:r>
-            <w:proofErr w:type="spellStart"/>
-            <w:r>
-              <w:rPr>
-                <w:rFonts w:ascii="Courier New" w:hAnsi="Courier New" w:cs="Courier New"/>
-                <w:color w:val="BCBEC4"/>
-                <w:sz w:val="20"/>
-                <w:szCs w:val="20"/>
-              </w:rPr>
-              <w:t>PaypalPayment</w:t>
-            </w:r>
-            <w:proofErr w:type="spellEnd"/>
-            <w:r>
-              <w:rPr>
-                <w:rFonts w:ascii="Courier New" w:hAnsi="Courier New" w:cs="Courier New"/>
-                <w:color w:val="BCBEC4"/>
-                <w:sz w:val="20"/>
-                <w:szCs w:val="20"/>
-              </w:rPr>
-              <w:t xml:space="preserve">();         </w:t>
-            </w:r>
-            <w:r>
-              <w:rPr>
-                <w:rFonts w:ascii="Courier New" w:hAnsi="Courier New" w:cs="Courier New"/>
                 <w:color w:val="7A7E85"/>
                 <w:sz w:val="20"/>
                 <w:szCs w:val="20"/>
               </w:rPr>
               <w:t xml:space="preserve">// </w:t>
             </w:r>
-            <w:proofErr w:type="spellStart"/>
             <w:r>
               <w:rPr>
                 <w:rFonts w:ascii="Menlo-Regular" w:hAnsi="Menlo-Regular" w:cs="Menlo-Regular"/>
@@ -40027,9 +41296,8 @@
                 <w:sz w:val="20"/>
                 <w:szCs w:val="20"/>
               </w:rPr>
-              <w:t>페이팔</w:t>
-            </w:r>
-            <w:proofErr w:type="spellEnd"/>
+              <w:t>객체</w:t>
+            </w:r>
             <w:r>
               <w:rPr>
                 <w:rFonts w:ascii="Menlo-Regular" w:hAnsi="Menlo-Regular" w:cs="Menlo-Regular"/>
@@ -40046,7 +41314,7 @@
                 <w:sz w:val="20"/>
                 <w:szCs w:val="20"/>
               </w:rPr>
-              <w:t>결제</w:t>
+              <w:t>배열</w:t>
             </w:r>
             <w:r>
               <w:rPr>
@@ -40061,69 +41329,31 @@
             <w:r>
               <w:rPr>
                 <w:rFonts w:ascii="Courier New" w:hAnsi="Courier New" w:cs="Courier New"/>
-                <w:color w:val="BCBEC4"/>
-                <w:sz w:val="20"/>
-                <w:szCs w:val="20"/>
-              </w:rPr>
-              <w:t xml:space="preserve">Payment </w:t>
+                <w:color w:val="7A7E85"/>
+                <w:sz w:val="20"/>
+                <w:szCs w:val="20"/>
+              </w:rPr>
+              <w:t xml:space="preserve">// </w:t>
             </w:r>
             <w:proofErr w:type="spellStart"/>
             <w:r>
               <w:rPr>
                 <w:rFonts w:ascii="Courier New" w:hAnsi="Courier New" w:cs="Courier New"/>
-                <w:color w:val="BCBEC4"/>
-                <w:sz w:val="20"/>
-                <w:szCs w:val="20"/>
-              </w:rPr>
-              <w:t>googlePayPayment</w:t>
+                <w:color w:val="7A7E85"/>
+                <w:sz w:val="20"/>
+                <w:szCs w:val="20"/>
+              </w:rPr>
+              <w:t>CreditCardPayment</w:t>
             </w:r>
             <w:proofErr w:type="spellEnd"/>
             <w:r>
               <w:rPr>
                 <w:rFonts w:ascii="Courier New" w:hAnsi="Courier New" w:cs="Courier New"/>
-                <w:color w:val="BCBEC4"/>
-                <w:sz w:val="20"/>
-                <w:szCs w:val="20"/>
-              </w:rPr>
-              <w:t xml:space="preserve"> = </w:t>
-            </w:r>
-            <w:r>
-              <w:rPr>
-                <w:rFonts w:ascii="Courier New" w:hAnsi="Courier New" w:cs="Courier New"/>
-                <w:color w:val="CF8E6D"/>
-                <w:sz w:val="20"/>
-                <w:szCs w:val="20"/>
-              </w:rPr>
-              <w:t xml:space="preserve">new </w:t>
-            </w:r>
-            <w:proofErr w:type="spellStart"/>
-            <w:r>
-              <w:rPr>
-                <w:rFonts w:ascii="Courier New" w:hAnsi="Courier New" w:cs="Courier New"/>
-                <w:color w:val="BCBEC4"/>
-                <w:sz w:val="20"/>
-                <w:szCs w:val="20"/>
-              </w:rPr>
-              <w:t>GooglePayPayment</w:t>
-            </w:r>
-            <w:proofErr w:type="spellEnd"/>
-            <w:r>
-              <w:rPr>
-                <w:rFonts w:ascii="Courier New" w:hAnsi="Courier New" w:cs="Courier New"/>
-                <w:color w:val="BCBEC4"/>
-                <w:sz w:val="20"/>
-                <w:szCs w:val="20"/>
-              </w:rPr>
-              <w:t xml:space="preserve">();   </w:t>
-            </w:r>
-            <w:r>
-              <w:rPr>
-                <w:rFonts w:ascii="Courier New" w:hAnsi="Courier New" w:cs="Courier New"/>
                 <w:color w:val="7A7E85"/>
                 <w:sz w:val="20"/>
                 <w:szCs w:val="20"/>
               </w:rPr>
-              <w:t xml:space="preserve">// </w:t>
+              <w:t>:</w:t>
             </w:r>
             <w:r>
               <w:rPr>
@@ -40132,7 +41362,7 @@
                 <w:sz w:val="20"/>
                 <w:szCs w:val="20"/>
               </w:rPr>
-              <w:t>구글</w:t>
+              <w:t>신용카드</w:t>
             </w:r>
             <w:r>
               <w:rPr>
@@ -40154,13 +41384,72 @@
             </w:r>
             <w:r>
               <w:rPr>
+                <w:rFonts w:ascii="Courier New" w:hAnsi="Courier New" w:cs="Courier New"/>
+                <w:color w:val="7A7E85"/>
+                <w:sz w:val="20"/>
+                <w:szCs w:val="20"/>
+              </w:rPr>
+              <w:t xml:space="preserve">, </w:t>
+            </w:r>
+            <w:proofErr w:type="spellStart"/>
+            <w:r>
+              <w:rPr>
+                <w:rFonts w:ascii="Courier New" w:hAnsi="Courier New" w:cs="Courier New"/>
+                <w:color w:val="7A7E85"/>
+                <w:sz w:val="20"/>
+                <w:szCs w:val="20"/>
+              </w:rPr>
+              <w:t>GooglePayPayment</w:t>
+            </w:r>
+            <w:proofErr w:type="spellEnd"/>
+            <w:r>
+              <w:rPr>
+                <w:rFonts w:ascii="Courier New" w:hAnsi="Courier New" w:cs="Courier New"/>
+                <w:color w:val="7A7E85"/>
+                <w:sz w:val="20"/>
+                <w:szCs w:val="20"/>
+              </w:rPr>
+              <w:t>:</w:t>
+            </w:r>
+            <w:r>
+              <w:rPr>
                 <w:rFonts w:ascii="Menlo-Regular" w:hAnsi="Menlo-Regular" w:cs="Menlo-Regular"/>
                 <w:color w:val="7A7E85"/>
                 <w:sz w:val="20"/>
                 <w:szCs w:val="20"/>
               </w:rPr>
-              <w:br/>
-            </w:r>
+              <w:t>구글결제</w:t>
+            </w:r>
+            <w:r>
+              <w:rPr>
+                <w:rFonts w:ascii="Courier New" w:hAnsi="Courier New" w:cs="Courier New"/>
+                <w:color w:val="7A7E85"/>
+                <w:sz w:val="20"/>
+                <w:szCs w:val="20"/>
+              </w:rPr>
+              <w:t xml:space="preserve">, </w:t>
+            </w:r>
+            <w:proofErr w:type="spellStart"/>
+            <w:r>
+              <w:rPr>
+                <w:rFonts w:ascii="Courier New" w:hAnsi="Courier New" w:cs="Courier New"/>
+                <w:color w:val="7A7E85"/>
+                <w:sz w:val="20"/>
+                <w:szCs w:val="20"/>
+              </w:rPr>
+              <w:t>PaypalPayment</w:t>
+            </w:r>
+            <w:proofErr w:type="spellEnd"/>
+            <w:r>
+              <w:rPr>
+                <w:rFonts w:ascii="Courier New" w:hAnsi="Courier New" w:cs="Courier New"/>
+                <w:color w:val="7A7E85"/>
+                <w:sz w:val="20"/>
+                <w:szCs w:val="20"/>
+              </w:rPr>
+              <w:t xml:space="preserve"> : </w:t>
+            </w:r>
+            <w:proofErr w:type="spellStart"/>
             <w:r>
               <w:rPr>
                 <w:rFonts w:ascii="Menlo-Regular" w:hAnsi="Menlo-Regular" w:cs="Menlo-Regular"/>
@@ -40168,9 +41457,55 @@
                 <w:sz w:val="20"/>
                 <w:szCs w:val="20"/>
               </w:rPr>
+              <w:t>페이팔</w:t>
+            </w:r>
+            <w:proofErr w:type="spellEnd"/>
+            <w:r>
+              <w:rPr>
+                <w:rFonts w:ascii="Menlo-Regular" w:hAnsi="Menlo-Regular" w:cs="Menlo-Regular"/>
+                <w:color w:val="7A7E85"/>
+                <w:sz w:val="20"/>
+                <w:szCs w:val="20"/>
+              </w:rPr>
+              <w:t xml:space="preserve"> </w:t>
+            </w:r>
+            <w:r>
+              <w:rPr>
+                <w:rFonts w:ascii="Menlo-Regular" w:hAnsi="Menlo-Regular" w:cs="Menlo-Regular"/>
+                <w:color w:val="7A7E85"/>
+                <w:sz w:val="20"/>
+                <w:szCs w:val="20"/>
+              </w:rPr>
+              <w:t>결제</w:t>
+            </w:r>
+            <w:r>
+              <w:rPr>
+                <w:rFonts w:ascii="Menlo-Regular" w:hAnsi="Menlo-Regular" w:cs="Menlo-Regular"/>
+                <w:color w:val="7A7E85"/>
+                <w:sz w:val="20"/>
+                <w:szCs w:val="20"/>
+              </w:rPr>
               <w:br/>
               <w:t xml:space="preserve">        </w:t>
             </w:r>
+            <w:r>
+              <w:rPr>
+                <w:rFonts w:ascii="Courier New" w:hAnsi="Courier New" w:cs="Courier New"/>
+                <w:color w:val="BCBEC4"/>
+                <w:sz w:val="20"/>
+                <w:szCs w:val="20"/>
+              </w:rPr>
+              <w:t>Payment[] payments = {</w:t>
+            </w:r>
+            <w:r>
+              <w:rPr>
+                <w:rFonts w:ascii="Courier New" w:hAnsi="Courier New" w:cs="Courier New"/>
+                <w:color w:val="CF8E6D"/>
+                <w:sz w:val="20"/>
+                <w:szCs w:val="20"/>
+              </w:rPr>
+              <w:t xml:space="preserve">new </w:t>
+            </w:r>
             <w:proofErr w:type="spellStart"/>
             <w:r>
               <w:rPr>
@@ -40179,7 +41514,7 @@
                 <w:sz w:val="20"/>
                 <w:szCs w:val="20"/>
               </w:rPr>
-              <w:t>PaymentProcessor</w:t>
+              <w:t>CreditCardPayment</w:t>
             </w:r>
             <w:proofErr w:type="spellEnd"/>
             <w:r>
@@ -40189,7 +41524,7 @@
                 <w:sz w:val="20"/>
                 <w:szCs w:val="20"/>
               </w:rPr>
-              <w:t xml:space="preserve"> paymentProcessor1 = </w:t>
+              <w:t xml:space="preserve">(), </w:t>
             </w:r>
             <w:r>
               <w:rPr>
@@ -40208,7 +41543,7 @@
                 <w:sz w:val="20"/>
                 <w:szCs w:val="20"/>
               </w:rPr>
-              <w:t>PaymentProcessor</w:t>
+              <w:t>PaypalPayment</w:t>
             </w:r>
             <w:proofErr w:type="spellEnd"/>
             <w:r>
@@ -40218,7 +41553,16 @@
                 <w:sz w:val="20"/>
                 <w:szCs w:val="20"/>
               </w:rPr>
-              <w:t>(</w:t>
+              <w:t xml:space="preserve">(), </w:t>
+            </w:r>
+            <w:r>
+              <w:rPr>
+                <w:rFonts w:ascii="Courier New" w:hAnsi="Courier New" w:cs="Courier New"/>
+                <w:color w:val="CF8E6D"/>
+                <w:sz w:val="20"/>
+                <w:szCs w:val="20"/>
+              </w:rPr>
+              <w:t xml:space="preserve">new </w:t>
             </w:r>
             <w:proofErr w:type="spellStart"/>
             <w:r>
@@ -40228,7 +41572,7 @@
                 <w:sz w:val="20"/>
                 <w:szCs w:val="20"/>
               </w:rPr>
-              <w:t>creditCardPayment</w:t>
+              <w:t>GooglePayPayment</w:t>
             </w:r>
             <w:proofErr w:type="spellEnd"/>
             <w:r>
@@ -40238,7 +41582,16 @@
                 <w:sz w:val="20"/>
                 <w:szCs w:val="20"/>
               </w:rPr>
-              <w:t>);</w:t>
+              <w:t>()};</w:t>
+            </w:r>
+            <w:r>
+              <w:rPr>
+                <w:rFonts w:ascii="Courier New" w:hAnsi="Courier New" w:cs="Courier New"/>
+                <w:color w:val="BCBEC4"/>
+                <w:sz w:val="20"/>
+                <w:szCs w:val="20"/>
+              </w:rPr>
+              <w:br/>
             </w:r>
             <w:r>
               <w:rPr>
@@ -40250,85 +41603,216 @@
               <w:br/>
               <w:t xml:space="preserve">        </w:t>
             </w:r>
-            <w:proofErr w:type="spellStart"/>
-            <w:r>
-              <w:rPr>
-                <w:rFonts w:ascii="Courier New" w:hAnsi="Courier New" w:cs="Courier New"/>
-                <w:color w:val="BCBEC4"/>
-                <w:sz w:val="20"/>
-                <w:szCs w:val="20"/>
-              </w:rPr>
-              <w:t>PaymentProcessor</w:t>
-            </w:r>
-            <w:proofErr w:type="spellEnd"/>
-            <w:r>
-              <w:rPr>
-                <w:rFonts w:ascii="Courier New" w:hAnsi="Courier New" w:cs="Courier New"/>
-                <w:color w:val="BCBEC4"/>
-                <w:sz w:val="20"/>
-                <w:szCs w:val="20"/>
-              </w:rPr>
-              <w:t xml:space="preserve"> paymentProcessor2 = </w:t>
-            </w:r>
-            <w:r>
-              <w:rPr>
-                <w:rFonts w:ascii="Courier New" w:hAnsi="Courier New" w:cs="Courier New"/>
-                <w:color w:val="CF8E6D"/>
-                <w:sz w:val="20"/>
-                <w:szCs w:val="20"/>
-              </w:rPr>
-              <w:t xml:space="preserve">new </w:t>
-            </w:r>
-            <w:proofErr w:type="spellStart"/>
-            <w:r>
-              <w:rPr>
-                <w:rFonts w:ascii="Courier New" w:hAnsi="Courier New" w:cs="Courier New"/>
-                <w:color w:val="BCBEC4"/>
-                <w:sz w:val="20"/>
-                <w:szCs w:val="20"/>
-              </w:rPr>
-              <w:t>PaymentProcessor</w:t>
-            </w:r>
-            <w:proofErr w:type="spellEnd"/>
-            <w:r>
-              <w:rPr>
-                <w:rFonts w:ascii="Courier New" w:hAnsi="Courier New" w:cs="Courier New"/>
-                <w:color w:val="BCBEC4"/>
-                <w:sz w:val="20"/>
-                <w:szCs w:val="20"/>
-              </w:rPr>
-              <w:t>(</w:t>
-            </w:r>
-            <w:proofErr w:type="spellStart"/>
-            <w:r>
-              <w:rPr>
-                <w:rFonts w:ascii="Courier New" w:hAnsi="Courier New" w:cs="Courier New"/>
-                <w:color w:val="BCBEC4"/>
-                <w:sz w:val="20"/>
-                <w:szCs w:val="20"/>
-              </w:rPr>
-              <w:t>paypalPayment</w:t>
-            </w:r>
-            <w:proofErr w:type="spellEnd"/>
-            <w:r>
-              <w:rPr>
-                <w:rFonts w:ascii="Courier New" w:hAnsi="Courier New" w:cs="Courier New"/>
-                <w:color w:val="BCBEC4"/>
-                <w:sz w:val="20"/>
-                <w:szCs w:val="20"/>
-              </w:rPr>
-              <w:t>);</w:t>
-            </w:r>
-            <w:r>
-              <w:rPr>
-                <w:rFonts w:ascii="Courier New" w:hAnsi="Courier New" w:cs="Courier New"/>
-                <w:color w:val="BCBEC4"/>
+            <w:r>
+              <w:rPr>
+                <w:rFonts w:ascii="Courier New" w:hAnsi="Courier New" w:cs="Courier New"/>
+                <w:color w:val="7A7E85"/>
+                <w:sz w:val="20"/>
+                <w:szCs w:val="20"/>
+              </w:rPr>
+              <w:t xml:space="preserve">// </w:t>
+            </w:r>
+            <w:r>
+              <w:rPr>
+                <w:rFonts w:ascii="Menlo-Regular" w:hAnsi="Menlo-Regular" w:cs="Menlo-Regular"/>
+                <w:color w:val="7A7E85"/>
+                <w:sz w:val="20"/>
+                <w:szCs w:val="20"/>
+              </w:rPr>
+              <w:t>가격</w:t>
+            </w:r>
+            <w:r>
+              <w:rPr>
+                <w:rFonts w:ascii="Menlo-Regular" w:hAnsi="Menlo-Regular" w:cs="Menlo-Regular"/>
+                <w:color w:val="7A7E85"/>
+                <w:sz w:val="20"/>
+                <w:szCs w:val="20"/>
+              </w:rPr>
+              <w:t xml:space="preserve"> </w:t>
+            </w:r>
+            <w:r>
+              <w:rPr>
+                <w:rFonts w:ascii="Menlo-Regular" w:hAnsi="Menlo-Regular" w:cs="Menlo-Regular"/>
+                <w:color w:val="7A7E85"/>
+                <w:sz w:val="20"/>
+                <w:szCs w:val="20"/>
+              </w:rPr>
+              <w:t>배열</w:t>
+            </w:r>
+            <w:r>
+              <w:rPr>
+                <w:rFonts w:ascii="Menlo-Regular" w:hAnsi="Menlo-Regular" w:cs="Menlo-Regular"/>
+                <w:color w:val="7A7E85"/>
                 <w:sz w:val="20"/>
                 <w:szCs w:val="20"/>
               </w:rPr>
               <w:br/>
               <w:t xml:space="preserve">        </w:t>
             </w:r>
+            <w:r>
+              <w:rPr>
+                <w:rFonts w:ascii="Courier New" w:hAnsi="Courier New" w:cs="Courier New"/>
+                <w:color w:val="CF8E6D"/>
+                <w:sz w:val="20"/>
+                <w:szCs w:val="20"/>
+              </w:rPr>
+              <w:t>int</w:t>
+            </w:r>
+            <w:r>
+              <w:rPr>
+                <w:rFonts w:ascii="Courier New" w:hAnsi="Courier New" w:cs="Courier New"/>
+                <w:color w:val="BCBEC4"/>
+                <w:sz w:val="20"/>
+                <w:szCs w:val="20"/>
+              </w:rPr>
+              <w:t>[] amount = {</w:t>
+            </w:r>
+            <w:r>
+              <w:rPr>
+                <w:rFonts w:ascii="Courier New" w:hAnsi="Courier New" w:cs="Courier New"/>
+                <w:color w:val="2AACB8"/>
+                <w:sz w:val="20"/>
+                <w:szCs w:val="20"/>
+              </w:rPr>
+              <w:t>10000</w:t>
+            </w:r>
+            <w:r>
+              <w:rPr>
+                <w:rFonts w:ascii="Courier New" w:hAnsi="Courier New" w:cs="Courier New"/>
+                <w:color w:val="BCBEC4"/>
+                <w:sz w:val="20"/>
+                <w:szCs w:val="20"/>
+              </w:rPr>
+              <w:t xml:space="preserve">, </w:t>
+            </w:r>
+            <w:r>
+              <w:rPr>
+                <w:rFonts w:ascii="Courier New" w:hAnsi="Courier New" w:cs="Courier New"/>
+                <w:color w:val="2AACB8"/>
+                <w:sz w:val="20"/>
+                <w:szCs w:val="20"/>
+              </w:rPr>
+              <w:t>5000</w:t>
+            </w:r>
+            <w:r>
+              <w:rPr>
+                <w:rFonts w:ascii="Courier New" w:hAnsi="Courier New" w:cs="Courier New"/>
+                <w:color w:val="BCBEC4"/>
+                <w:sz w:val="20"/>
+                <w:szCs w:val="20"/>
+              </w:rPr>
+              <w:t xml:space="preserve">, </w:t>
+            </w:r>
+            <w:r>
+              <w:rPr>
+                <w:rFonts w:ascii="Courier New" w:hAnsi="Courier New" w:cs="Courier New"/>
+                <w:color w:val="2AACB8"/>
+                <w:sz w:val="20"/>
+                <w:szCs w:val="20"/>
+              </w:rPr>
+              <w:t>2000</w:t>
+            </w:r>
+            <w:r>
+              <w:rPr>
+                <w:rFonts w:ascii="Courier New" w:hAnsi="Courier New" w:cs="Courier New"/>
+                <w:color w:val="BCBEC4"/>
+                <w:sz w:val="20"/>
+                <w:szCs w:val="20"/>
+              </w:rPr>
+              <w:t>};</w:t>
+            </w:r>
+            <w:r>
+              <w:rPr>
+                <w:rFonts w:ascii="Courier New" w:hAnsi="Courier New" w:cs="Courier New"/>
+                <w:color w:val="BCBEC4"/>
+                <w:sz w:val="20"/>
+                <w:szCs w:val="20"/>
+              </w:rPr>
+              <w:br/>
+            </w:r>
+            <w:r>
+              <w:rPr>
+                <w:rFonts w:ascii="Courier New" w:hAnsi="Courier New" w:cs="Courier New"/>
+                <w:color w:val="BCBEC4"/>
+                <w:sz w:val="20"/>
+                <w:szCs w:val="20"/>
+              </w:rPr>
+              <w:br/>
+              <w:t xml:space="preserve">        </w:t>
+            </w:r>
+            <w:r>
+              <w:rPr>
+                <w:rFonts w:ascii="Courier New" w:hAnsi="Courier New" w:cs="Courier New"/>
+                <w:color w:val="7A7E85"/>
+                <w:sz w:val="20"/>
+                <w:szCs w:val="20"/>
+              </w:rPr>
+              <w:t xml:space="preserve">// </w:t>
+            </w:r>
+            <w:r>
+              <w:rPr>
+                <w:rFonts w:ascii="Menlo-Regular" w:hAnsi="Menlo-Regular" w:cs="Menlo-Regular"/>
+                <w:color w:val="7A7E85"/>
+                <w:sz w:val="20"/>
+                <w:szCs w:val="20"/>
+              </w:rPr>
+              <w:t>배열</w:t>
+            </w:r>
+            <w:r>
+              <w:rPr>
+                <w:rFonts w:ascii="Menlo-Regular" w:hAnsi="Menlo-Regular" w:cs="Menlo-Regular"/>
+                <w:color w:val="7A7E85"/>
+                <w:sz w:val="20"/>
+                <w:szCs w:val="20"/>
+              </w:rPr>
+              <w:t xml:space="preserve"> </w:t>
+            </w:r>
+            <w:r>
+              <w:rPr>
+                <w:rFonts w:ascii="Menlo-Regular" w:hAnsi="Menlo-Regular" w:cs="Menlo-Regular"/>
+                <w:color w:val="7A7E85"/>
+                <w:sz w:val="20"/>
+                <w:szCs w:val="20"/>
+              </w:rPr>
+              <w:t>삽입</w:t>
+            </w:r>
+            <w:r>
+              <w:rPr>
+                <w:rFonts w:ascii="Menlo-Regular" w:hAnsi="Menlo-Regular" w:cs="Menlo-Regular"/>
+                <w:color w:val="7A7E85"/>
+                <w:sz w:val="20"/>
+                <w:szCs w:val="20"/>
+              </w:rPr>
+              <w:br/>
+              <w:t xml:space="preserve">        </w:t>
+            </w:r>
+            <w:r>
+              <w:rPr>
+                <w:rFonts w:ascii="Courier New" w:hAnsi="Courier New" w:cs="Courier New"/>
+                <w:color w:val="CF8E6D"/>
+                <w:sz w:val="20"/>
+                <w:szCs w:val="20"/>
+              </w:rPr>
+              <w:t>for</w:t>
+            </w:r>
+            <w:r>
+              <w:rPr>
+                <w:rFonts w:ascii="Courier New" w:hAnsi="Courier New" w:cs="Courier New"/>
+                <w:color w:val="BCBEC4"/>
+                <w:sz w:val="20"/>
+                <w:szCs w:val="20"/>
+              </w:rPr>
+              <w:t>(</w:t>
+            </w:r>
+            <w:r>
+              <w:rPr>
+                <w:rFonts w:ascii="Courier New" w:hAnsi="Courier New" w:cs="Courier New"/>
+                <w:color w:val="CF8E6D"/>
+                <w:sz w:val="20"/>
+                <w:szCs w:val="20"/>
+              </w:rPr>
+              <w:t xml:space="preserve">int </w:t>
+            </w:r>
             <w:proofErr w:type="spellStart"/>
             <w:r>
               <w:rPr>
@@ -40337,7 +41821,7 @@
                 <w:sz w:val="20"/>
                 <w:szCs w:val="20"/>
               </w:rPr>
-              <w:t>PaymentProcessor</w:t>
+              <w:t>i</w:t>
             </w:r>
             <w:proofErr w:type="spellEnd"/>
             <w:r>
@@ -40347,16 +41831,25 @@
                 <w:sz w:val="20"/>
                 <w:szCs w:val="20"/>
               </w:rPr>
-              <w:t xml:space="preserve"> paymentProcessor3 = </w:t>
-            </w:r>
-            <w:r>
-              <w:rPr>
-                <w:rFonts w:ascii="Courier New" w:hAnsi="Courier New" w:cs="Courier New"/>
-                <w:color w:val="CF8E6D"/>
-                <w:sz w:val="20"/>
-                <w:szCs w:val="20"/>
-              </w:rPr>
-              <w:t xml:space="preserve">new </w:t>
+              <w:t xml:space="preserve"> = </w:t>
+            </w:r>
+            <w:r>
+              <w:rPr>
+                <w:rFonts w:ascii="Courier New" w:hAnsi="Courier New" w:cs="Courier New"/>
+                <w:color w:val="2AACB8"/>
+                <w:sz w:val="20"/>
+                <w:szCs w:val="20"/>
+              </w:rPr>
+              <w:t>0</w:t>
+            </w:r>
+            <w:r>
+              <w:rPr>
+                <w:rFonts w:ascii="Courier New" w:hAnsi="Courier New" w:cs="Courier New"/>
+                <w:color w:val="BCBEC4"/>
+                <w:sz w:val="20"/>
+                <w:szCs w:val="20"/>
+              </w:rPr>
+              <w:t xml:space="preserve">; </w:t>
             </w:r>
             <w:proofErr w:type="spellStart"/>
             <w:r>
@@ -40366,7 +41859,7 @@
                 <w:sz w:val="20"/>
                 <w:szCs w:val="20"/>
               </w:rPr>
-              <w:t>PaymentProcessor</w:t>
+              <w:t>i</w:t>
             </w:r>
             <w:proofErr w:type="spellEnd"/>
             <w:r>
@@ -40376,7 +41869,7 @@
                 <w:sz w:val="20"/>
                 <w:szCs w:val="20"/>
               </w:rPr>
-              <w:t>(</w:t>
+              <w:t xml:space="preserve"> &lt; </w:t>
             </w:r>
             <w:proofErr w:type="spellStart"/>
             <w:r>
@@ -40386,7 +41879,16 @@
                 <w:sz w:val="20"/>
                 <w:szCs w:val="20"/>
               </w:rPr>
-              <w:t>googlePayPayment</w:t>
+              <w:t>payments.</w:t>
+            </w:r>
+            <w:r>
+              <w:rPr>
+                <w:rFonts w:ascii="Courier New" w:hAnsi="Courier New" w:cs="Courier New"/>
+                <w:color w:val="C77DBB"/>
+                <w:sz w:val="20"/>
+                <w:szCs w:val="20"/>
+              </w:rPr>
+              <w:t>length</w:t>
             </w:r>
             <w:proofErr w:type="spellEnd"/>
             <w:r>
@@ -40396,7 +41898,27 @@
                 <w:sz w:val="20"/>
                 <w:szCs w:val="20"/>
               </w:rPr>
-              <w:t>);</w:t>
+              <w:t xml:space="preserve">; </w:t>
+            </w:r>
+            <w:proofErr w:type="spellStart"/>
+            <w:r>
+              <w:rPr>
+                <w:rFonts w:ascii="Courier New" w:hAnsi="Courier New" w:cs="Courier New"/>
+                <w:color w:val="BCBEC4"/>
+                <w:sz w:val="20"/>
+                <w:szCs w:val="20"/>
+              </w:rPr>
+              <w:t>i</w:t>
+            </w:r>
+            <w:proofErr w:type="spellEnd"/>
+            <w:r>
+              <w:rPr>
+                <w:rFonts w:ascii="Courier New" w:hAnsi="Courier New" w:cs="Courier New"/>
+                <w:color w:val="BCBEC4"/>
+                <w:sz w:val="20"/>
+                <w:szCs w:val="20"/>
+              </w:rPr>
+              <w:t>++) {</w:t>
             </w:r>
             <w:r>
               <w:rPr>
@@ -40406,6 +41928,67 @@
                 <w:szCs w:val="20"/>
               </w:rPr>
               <w:br/>
+              <w:t xml:space="preserve">            payments[</w:t>
+            </w:r>
+            <w:proofErr w:type="spellStart"/>
+            <w:r>
+              <w:rPr>
+                <w:rFonts w:ascii="Courier New" w:hAnsi="Courier New" w:cs="Courier New"/>
+                <w:color w:val="BCBEC4"/>
+                <w:sz w:val="20"/>
+                <w:szCs w:val="20"/>
+              </w:rPr>
+              <w:t>i</w:t>
+            </w:r>
+            <w:proofErr w:type="spellEnd"/>
+            <w:r>
+              <w:rPr>
+                <w:rFonts w:ascii="Courier New" w:hAnsi="Courier New" w:cs="Courier New"/>
+                <w:color w:val="BCBEC4"/>
+                <w:sz w:val="20"/>
+                <w:szCs w:val="20"/>
+              </w:rPr>
+              <w:t>].</w:t>
+            </w:r>
+            <w:proofErr w:type="spellStart"/>
+            <w:r>
+              <w:rPr>
+                <w:rFonts w:ascii="Courier New" w:hAnsi="Courier New" w:cs="Courier New"/>
+                <w:color w:val="BCBEC4"/>
+                <w:sz w:val="20"/>
+                <w:szCs w:val="20"/>
+              </w:rPr>
+              <w:t>processPayment</w:t>
+            </w:r>
+            <w:proofErr w:type="spellEnd"/>
+            <w:r>
+              <w:rPr>
+                <w:rFonts w:ascii="Courier New" w:hAnsi="Courier New" w:cs="Courier New"/>
+                <w:color w:val="BCBEC4"/>
+                <w:sz w:val="20"/>
+                <w:szCs w:val="20"/>
+              </w:rPr>
+              <w:t>(amount[</w:t>
+            </w:r>
+            <w:proofErr w:type="spellStart"/>
+            <w:r>
+              <w:rPr>
+                <w:rFonts w:ascii="Courier New" w:hAnsi="Courier New" w:cs="Courier New"/>
+                <w:color w:val="BCBEC4"/>
+                <w:sz w:val="20"/>
+                <w:szCs w:val="20"/>
+              </w:rPr>
+              <w:t>i</w:t>
+            </w:r>
+            <w:proofErr w:type="spellEnd"/>
+            <w:r>
+              <w:rPr>
+                <w:rFonts w:ascii="Courier New" w:hAnsi="Courier New" w:cs="Courier New"/>
+                <w:color w:val="BCBEC4"/>
+                <w:sz w:val="20"/>
+                <w:szCs w:val="20"/>
+              </w:rPr>
+              <w:t>]);</w:t>
             </w:r>
             <w:r>
               <w:rPr>
@@ -40415,81 +41998,7 @@
                 <w:szCs w:val="20"/>
               </w:rPr>
               <w:br/>
-              <w:t xml:space="preserve">        paymentProcessor1.process(</w:t>
-            </w:r>
-            <w:r>
-              <w:rPr>
-                <w:rFonts w:ascii="Courier New" w:hAnsi="Courier New" w:cs="Courier New"/>
-                <w:color w:val="2AACB8"/>
-                <w:sz w:val="20"/>
-                <w:szCs w:val="20"/>
-              </w:rPr>
-              <w:t>10000</w:t>
-            </w:r>
-            <w:r>
-              <w:rPr>
-                <w:rFonts w:ascii="Courier New" w:hAnsi="Courier New" w:cs="Courier New"/>
-                <w:color w:val="BCBEC4"/>
-                <w:sz w:val="20"/>
-                <w:szCs w:val="20"/>
-              </w:rPr>
-              <w:t>);</w:t>
-            </w:r>
-            <w:r>
-              <w:rPr>
-                <w:rFonts w:ascii="Courier New" w:hAnsi="Courier New" w:cs="Courier New"/>
-                <w:color w:val="BCBEC4"/>
-                <w:sz w:val="20"/>
-                <w:szCs w:val="20"/>
-              </w:rPr>
-              <w:br/>
-              <w:t xml:space="preserve">        paymentProcessor2.process(</w:t>
-            </w:r>
-            <w:r>
-              <w:rPr>
-                <w:rFonts w:ascii="Courier New" w:hAnsi="Courier New" w:cs="Courier New"/>
-                <w:color w:val="2AACB8"/>
-                <w:sz w:val="20"/>
-                <w:szCs w:val="20"/>
-              </w:rPr>
-              <w:t>5000</w:t>
-            </w:r>
-            <w:r>
-              <w:rPr>
-                <w:rFonts w:ascii="Courier New" w:hAnsi="Courier New" w:cs="Courier New"/>
-                <w:color w:val="BCBEC4"/>
-                <w:sz w:val="20"/>
-                <w:szCs w:val="20"/>
-              </w:rPr>
-              <w:t>);</w:t>
-            </w:r>
-            <w:r>
-              <w:rPr>
-                <w:rFonts w:ascii="Courier New" w:hAnsi="Courier New" w:cs="Courier New"/>
-                <w:color w:val="BCBEC4"/>
-                <w:sz w:val="20"/>
-                <w:szCs w:val="20"/>
-              </w:rPr>
-              <w:br/>
-              <w:t xml:space="preserve">        paymentProcessor3.process(</w:t>
-            </w:r>
-            <w:r>
-              <w:rPr>
-                <w:rFonts w:ascii="Courier New" w:hAnsi="Courier New" w:cs="Courier New"/>
-                <w:color w:val="2AACB8"/>
-                <w:sz w:val="20"/>
-                <w:szCs w:val="20"/>
-              </w:rPr>
-              <w:t>2000</w:t>
-            </w:r>
-            <w:r>
-              <w:rPr>
-                <w:rFonts w:ascii="Courier New" w:hAnsi="Courier New" w:cs="Courier New"/>
-                <w:color w:val="BCBEC4"/>
-                <w:sz w:val="20"/>
-                <w:szCs w:val="20"/>
-              </w:rPr>
-              <w:t>);</w:t>
+              <w:t xml:space="preserve">        }</w:t>
             </w:r>
             <w:r>
               <w:rPr>
@@ -40511,6 +42020,18 @@
               <w:br/>
               <w:t>}</w:t>
             </w:r>
+          </w:p>
+          <w:p>
+            <w:pPr>
+              <w:pStyle w:val="HTML"/>
+              <w:shd w:val="clear" w:color="auto" w:fill="1E1F22"/>
+              <w:rPr>
+                <w:rFonts w:ascii="Courier New" w:hAnsi="Courier New" w:cs="Courier New"/>
+                <w:color w:val="BCBEC4"/>
+                <w:sz w:val="20"/>
+                <w:szCs w:val="20"/>
+              </w:rPr>
+            </w:pPr>
           </w:p>
         </w:tc>
       </w:tr>
@@ -40559,7 +42080,6 @@
             <w:r>
               <w:rPr>
                 <w:rFonts w:asciiTheme="minorEastAsia" w:hAnsiTheme="minorEastAsia"/>
-                <w:b w:val="0"/>
                 <w:noProof/>
                 <w:color w:val="000000" w:themeColor="text1"/>
                 <w:szCs w:val="20"/>
